--- a/Предварительный анализ.docx
+++ b/Предварительный анализ.docx
@@ -43,31 +43,7 @@
           <w:sz w:val="28"/>
           <w:szCs w:val="28"/>
         </w:rPr>
-        <w:t xml:space="preserve">Рестораны теряют до </w:t>
-      </w:r>
-      <w:r>
-        <w:rPr>
-          <w:rFonts w:ascii="Times New Roman" w:hAnsi="Times New Roman" w:cs="Times New Roman"/>
-          <w:sz w:val="28"/>
-          <w:szCs w:val="28"/>
-        </w:rPr>
-        <w:t>выручку</w:t>
-      </w:r>
-      <w:r>
-        <w:rPr>
-          <w:rFonts w:ascii="Times New Roman" w:hAnsi="Times New Roman" w:cs="Times New Roman"/>
-          <w:sz w:val="28"/>
-          <w:szCs w:val="28"/>
-        </w:rPr>
-        <w:t xml:space="preserve"> из-за ошибок ручного ввода заказов, задержек при передаче чека на кухню и высокой комиссии сторонних сервисов доставки. Отсутствие единого информационного пространства между залом, кухней и курьерами приводит к срыву сроков доставки и снижению лояльности клиентов</w:t>
-      </w:r>
-      <w:r>
-        <w:rPr>
-          <w:rFonts w:ascii="Times New Roman" w:hAnsi="Times New Roman" w:cs="Times New Roman"/>
-          <w:sz w:val="28"/>
-          <w:szCs w:val="28"/>
-        </w:rPr>
-        <w:t>. С</w:t>
+        <w:t xml:space="preserve">Рестораны теряют до выручку из-за ошибок ручного ввода заказов, задержек при передаче чека на кухню и высокой комиссии сторонних сервисов доставки. Отсутствие единого информационного пространства между залом, кухней и курьерами приводит к срыву сроков доставки и снижению лояльности клиентов. </w:t>
       </w:r>
     </w:p>
     <w:p>
@@ -121,17 +97,29 @@
         <w:jc w:val="both"/>
         <w:rPr>
           <w:rFonts w:ascii="Times New Roman" w:hAnsi="Times New Roman" w:cs="Times New Roman"/>
-          <w:sz w:val="28"/>
-          <w:szCs w:val="28"/>
-        </w:rPr>
-      </w:pPr>
-      <w:r>
-        <w:rPr>
-          <w:rFonts w:ascii="Times New Roman" w:hAnsi="Times New Roman" w:cs="Times New Roman"/>
-          <w:sz w:val="28"/>
-          <w:szCs w:val="28"/>
-        </w:rPr>
-        <w:t>Разработать веб-сервис, снижающий среднее время обработки и доставки заказа и сокращающий количество ошибочных заказов за счет полной автоматизации передачи данных между клиентом, кухней и курьером.</w:t>
+          <w:b/>
+          <w:bCs/>
+          <w:sz w:val="28"/>
+          <w:szCs w:val="28"/>
+        </w:rPr>
+      </w:pPr>
+      <w:r>
+        <w:rPr>
+          <w:rFonts w:ascii="Times New Roman" w:hAnsi="Times New Roman" w:cs="Times New Roman"/>
+          <w:sz w:val="28"/>
+          <w:szCs w:val="28"/>
+        </w:rPr>
+        <w:t>Разработать веб-сервис для автоматизации сквозного процесса обработки и доставки заказов, сокращающий время выполнения заказа и минимизирующий количество ошибок.</w:t>
+      </w:r>
+      <w:r>
+        <w:rPr>
+          <w:rFonts w:ascii="Times New Roman" w:hAnsi="Times New Roman" w:cs="Times New Roman"/>
+          <w:b/>
+          <w:bCs/>
+          <w:sz w:val="28"/>
+          <w:szCs w:val="28"/>
+        </w:rPr>
+        <w:t xml:space="preserve"> </w:t>
       </w:r>
     </w:p>
     <w:p>
@@ -430,21 +418,7 @@
           <w:sz w:val="28"/>
           <w:szCs w:val="28"/>
         </w:rPr>
-        <w:t>оч</w:t>
-      </w:r>
-      <w:r>
-        <w:rPr>
-          <w:sz w:val="28"/>
-          <w:szCs w:val="28"/>
-        </w:rPr>
-        <w:t>ет</w:t>
-      </w:r>
-      <w:r>
-        <w:rPr>
-          <w:sz w:val="28"/>
-          <w:szCs w:val="28"/>
-        </w:rPr>
-        <w:t xml:space="preserve"> видеть поступающие заказы на одном экране с автоматическим звуковым оповещением, чтобы не пропустить новый заказ</w:t>
+        <w:t>очет видеть поступающие заказы на одном экране с автоматическим звуковым оповещением, чтобы не пропустить новый заказ</w:t>
       </w:r>
       <w:r>
         <w:rPr>
@@ -474,7 +448,6 @@
           <w:sz w:val="28"/>
           <w:szCs w:val="28"/>
         </w:rPr>
-        <w:lastRenderedPageBreak/>
         <w:t>х</w:t>
       </w:r>
       <w:r>
@@ -526,6 +499,7 @@
           <w:sz w:val="28"/>
           <w:szCs w:val="28"/>
         </w:rPr>
+        <w:lastRenderedPageBreak/>
         <w:t>х</w:t>
       </w:r>
       <w:r>
@@ -533,21 +507,23 @@
           <w:sz w:val="28"/>
           <w:szCs w:val="28"/>
         </w:rPr>
-        <w:t>оч</w:t>
-      </w:r>
-      <w:r>
-        <w:rPr>
-          <w:sz w:val="28"/>
-          <w:szCs w:val="28"/>
-        </w:rPr>
-        <w:t xml:space="preserve">ет стопать </w:t>
-      </w:r>
-      <w:r>
-        <w:rPr>
-          <w:sz w:val="28"/>
-          <w:szCs w:val="28"/>
-        </w:rPr>
-        <w:t>ингредиенты и блюда, чтобы клиенты не заказывали то, чего нет на кухне</w:t>
+        <w:t xml:space="preserve">очет </w:t>
+      </w:r>
+      <w:proofErr w:type="spellStart"/>
+      <w:r>
+        <w:rPr>
+          <w:sz w:val="28"/>
+          <w:szCs w:val="28"/>
+        </w:rPr>
+        <w:t>стопать</w:t>
+      </w:r>
+      <w:proofErr w:type="spellEnd"/>
+      <w:r>
+        <w:rPr>
+          <w:sz w:val="28"/>
+          <w:szCs w:val="28"/>
+        </w:rPr>
+        <w:t xml:space="preserve"> ингредиенты и блюда, чтобы клиенты не заказывали то, чего нет на кухне</w:t>
       </w:r>
       <w:r>
         <w:rPr>
@@ -584,14 +560,7 @@
           <w:sz w:val="28"/>
           <w:szCs w:val="28"/>
         </w:rPr>
-        <w:t>очет</w:t>
-      </w:r>
-      <w:r>
-        <w:rPr>
-          <w:sz w:val="28"/>
-          <w:szCs w:val="28"/>
-        </w:rPr>
-        <w:t xml:space="preserve"> назначать свободного курьера на готовый заказ</w:t>
+        <w:t>очет назначать свободного курьера на готовый заказ</w:t>
       </w:r>
       <w:r>
         <w:rPr>
@@ -628,28 +597,7 @@
           <w:sz w:val="28"/>
           <w:szCs w:val="28"/>
         </w:rPr>
-        <w:t xml:space="preserve">очет </w:t>
-      </w:r>
-      <w:r>
-        <w:rPr>
-          <w:sz w:val="28"/>
-          <w:szCs w:val="28"/>
-        </w:rPr>
-        <w:t xml:space="preserve">просматривать аналитику по продажам и времени доставки за </w:t>
-      </w:r>
-      <w:r>
-        <w:rPr>
-          <w:sz w:val="28"/>
-          <w:szCs w:val="28"/>
-        </w:rPr>
-        <w:t>период времени</w:t>
-      </w:r>
-      <w:r>
-        <w:rPr>
-          <w:sz w:val="28"/>
-          <w:szCs w:val="28"/>
-        </w:rPr>
-        <w:t>, чтобы оценивать эффективность смены</w:t>
+        <w:t>очет просматривать аналитику по продажам и времени доставки за период времени, чтобы оценивать эффективность смены</w:t>
       </w:r>
       <w:r>
         <w:rPr>
@@ -1637,16 +1585,17 @@
           <w:rFonts w:ascii="Times New Roman" w:hAnsi="Times New Roman" w:cs="Times New Roman"/>
           <w:sz w:val="28"/>
           <w:szCs w:val="28"/>
-        </w:rPr>
-        <w:t>Г</w:t>
-      </w:r>
-      <w:r>
-        <w:rPr>
-          <w:rFonts w:ascii="Times New Roman" w:hAnsi="Times New Roman" w:cs="Times New Roman"/>
-          <w:sz w:val="28"/>
-          <w:szCs w:val="28"/>
-        </w:rPr>
-        <w:t>ео-сервисы;</w:t>
+          <w:lang w:val="en-US"/>
+        </w:rPr>
+        <w:t>Geo</w:t>
+      </w:r>
+      <w:r>
+        <w:rPr>
+          <w:rFonts w:ascii="Times New Roman" w:hAnsi="Times New Roman" w:cs="Times New Roman"/>
+          <w:sz w:val="28"/>
+          <w:szCs w:val="28"/>
+        </w:rPr>
+        <w:t>-сервисы;</w:t>
       </w:r>
     </w:p>
     <w:p>
@@ -1670,16 +1619,35 @@
           <w:rFonts w:ascii="Times New Roman" w:hAnsi="Times New Roman" w:cs="Times New Roman"/>
           <w:sz w:val="28"/>
           <w:szCs w:val="28"/>
-        </w:rPr>
-        <w:t>П</w:t>
-      </w:r>
-      <w:r>
-        <w:rPr>
-          <w:rFonts w:ascii="Times New Roman" w:hAnsi="Times New Roman" w:cs="Times New Roman"/>
-          <w:sz w:val="28"/>
-          <w:szCs w:val="28"/>
-        </w:rPr>
-        <w:t>уш-увеломления.</w:t>
+          <w:lang w:val="en-US"/>
+        </w:rPr>
+        <w:t>PUSH</w:t>
+      </w:r>
+      <w:r>
+        <w:rPr>
+          <w:rFonts w:ascii="Times New Roman" w:hAnsi="Times New Roman" w:cs="Times New Roman"/>
+          <w:sz w:val="28"/>
+          <w:szCs w:val="28"/>
+        </w:rPr>
+        <w:t>-</w:t>
+      </w:r>
+      <w:proofErr w:type="spellStart"/>
+      <w:r>
+        <w:rPr>
+          <w:rFonts w:ascii="Times New Roman" w:hAnsi="Times New Roman" w:cs="Times New Roman"/>
+          <w:sz w:val="28"/>
+          <w:szCs w:val="28"/>
+        </w:rPr>
+        <w:t>увеломления</w:t>
+      </w:r>
+      <w:proofErr w:type="spellEnd"/>
+      <w:r>
+        <w:rPr>
+          <w:rFonts w:ascii="Times New Roman" w:hAnsi="Times New Roman" w:cs="Times New Roman"/>
+          <w:sz w:val="28"/>
+          <w:szCs w:val="28"/>
+        </w:rPr>
+        <w:t>.</w:t>
       </w:r>
     </w:p>
     <w:p>
@@ -1756,7 +1724,23 @@
           <w:sz w:val="28"/>
           <w:szCs w:val="28"/>
         </w:rPr>
-        <w:t>анные меню, вводимые в панели администратора администратором;</w:t>
+        <w:t xml:space="preserve">анные меню, </w:t>
+      </w:r>
+      <w:r>
+        <w:rPr>
+          <w:rFonts w:ascii="Times New Roman" w:hAnsi="Times New Roman" w:cs="Times New Roman"/>
+          <w:sz w:val="28"/>
+          <w:szCs w:val="28"/>
+        </w:rPr>
+        <w:t>добавляемые</w:t>
+      </w:r>
+      <w:r>
+        <w:rPr>
+          <w:rFonts w:ascii="Times New Roman" w:hAnsi="Times New Roman" w:cs="Times New Roman"/>
+          <w:sz w:val="28"/>
+          <w:szCs w:val="28"/>
+        </w:rPr>
+        <w:t xml:space="preserve"> в панели администратора администратором;</w:t>
       </w:r>
     </w:p>
     <w:p>
@@ -1954,7 +1938,15 @@
           <w:sz w:val="28"/>
           <w:szCs w:val="28"/>
         </w:rPr>
-        <w:t>бой геоданных, вследствие чего курьер не может понять куда ему доставлять заказ</w:t>
+        <w:t xml:space="preserve">бой геоданных, </w:t>
+      </w:r>
+      <w:r>
+        <w:rPr>
+          <w:rFonts w:ascii="Times New Roman" w:hAnsi="Times New Roman" w:cs="Times New Roman"/>
+          <w:sz w:val="28"/>
+          <w:szCs w:val="28"/>
+        </w:rPr>
+        <w:t>которые делает невозможным расчёт маршрута</w:t>
       </w:r>
       <w:r>
         <w:rPr>
@@ -1995,7 +1987,15 @@
           <w:sz w:val="28"/>
           <w:szCs w:val="28"/>
         </w:rPr>
-        <w:t>падок сайта в пиковые часы, вследствие чего вся доставка падает</w:t>
+        <w:t xml:space="preserve">падок сайта в пиковые часы, </w:t>
+      </w:r>
+      <w:r>
+        <w:rPr>
+          <w:rFonts w:ascii="Times New Roman" w:hAnsi="Times New Roman" w:cs="Times New Roman"/>
+          <w:sz w:val="28"/>
+          <w:szCs w:val="28"/>
+        </w:rPr>
+        <w:t>что приводит к недоступности сайта</w:t>
       </w:r>
       <w:r>
         <w:rPr>
@@ -2036,7 +2036,23 @@
           <w:sz w:val="28"/>
           <w:szCs w:val="28"/>
         </w:rPr>
-        <w:t>течка данных клиентов, вследствие чего репутация будет безвозвратно утеряна.</w:t>
+        <w:t xml:space="preserve">течка данных клиентов, </w:t>
+      </w:r>
+      <w:r>
+        <w:rPr>
+          <w:rFonts w:ascii="Times New Roman" w:hAnsi="Times New Roman" w:cs="Times New Roman"/>
+          <w:sz w:val="28"/>
+          <w:szCs w:val="28"/>
+        </w:rPr>
+        <w:t>что приводит к нарушение ФЗ №152 и влечёт за собой штраф до 700 тысяч рублей</w:t>
+      </w:r>
+      <w:r>
+        <w:rPr>
+          <w:rFonts w:ascii="Times New Roman" w:hAnsi="Times New Roman" w:cs="Times New Roman"/>
+          <w:sz w:val="28"/>
+          <w:szCs w:val="28"/>
+        </w:rPr>
+        <w:t>.</w:t>
       </w:r>
     </w:p>
     <w:p>
@@ -2093,7 +2109,23 @@
           <w:sz w:val="28"/>
           <w:szCs w:val="28"/>
         </w:rPr>
-        <w:t>ерсональные данные должны быть зашифрованы, должно быть согласие на обработку ПД;</w:t>
+        <w:t>ерсональные данные должны быть зашифрованы, должно быть согласие на обработку ПД</w:t>
+      </w:r>
+      <w:r>
+        <w:rPr>
+          <w:rFonts w:ascii="Times New Roman" w:hAnsi="Times New Roman" w:cs="Times New Roman"/>
+          <w:sz w:val="28"/>
+          <w:szCs w:val="28"/>
+        </w:rPr>
+        <w:t>, чтобы не было нарушения ФЗ №152</w:t>
+      </w:r>
+      <w:r>
+        <w:rPr>
+          <w:rFonts w:ascii="Times New Roman" w:hAnsi="Times New Roman" w:cs="Times New Roman"/>
+          <w:sz w:val="28"/>
+          <w:szCs w:val="28"/>
+        </w:rPr>
+        <w:t>;</w:t>
       </w:r>
     </w:p>
     <w:p>
@@ -2118,15 +2150,15 @@
           <w:sz w:val="28"/>
           <w:szCs w:val="28"/>
         </w:rPr>
-        <w:t>н</w:t>
-      </w:r>
-      <w:r>
-        <w:rPr>
-          <w:rFonts w:ascii="Times New Roman" w:hAnsi="Times New Roman" w:cs="Times New Roman"/>
-          <w:sz w:val="28"/>
-          <w:szCs w:val="28"/>
-        </w:rPr>
-        <w:t>е должно быть хранения полных банковских данных;</w:t>
+        <w:t>данные банковских карт должны храниться в зашифрованном виде, чтобы не было нарушения ФЗ №161</w:t>
+      </w:r>
+      <w:r>
+        <w:rPr>
+          <w:rFonts w:ascii="Times New Roman" w:hAnsi="Times New Roman" w:cs="Times New Roman"/>
+          <w:sz w:val="28"/>
+          <w:szCs w:val="28"/>
+        </w:rPr>
+        <w:t>;</w:t>
       </w:r>
     </w:p>
     <w:p>
@@ -2141,34 +2173,6 @@
         <w:jc w:val="both"/>
         <w:rPr>
           <w:rFonts w:ascii="Times New Roman" w:hAnsi="Times New Roman" w:cs="Times New Roman"/>
-          <w:sz w:val="28"/>
-          <w:szCs w:val="28"/>
-        </w:rPr>
-      </w:pPr>
-      <w:r>
-        <w:rPr>
-          <w:rFonts w:ascii="Times New Roman" w:hAnsi="Times New Roman" w:cs="Times New Roman"/>
-          <w:sz w:val="28"/>
-          <w:szCs w:val="28"/>
-        </w:rPr>
-        <w:t>в</w:t>
-      </w:r>
-      <w:r>
-        <w:rPr>
-          <w:rFonts w:ascii="Times New Roman" w:hAnsi="Times New Roman" w:cs="Times New Roman"/>
-          <w:sz w:val="28"/>
-          <w:szCs w:val="28"/>
-        </w:rPr>
-        <w:t xml:space="preserve"> составе блюда должен быть полный состав ингредиентов, чтобы клиент видел аллергены.</w:t>
-      </w:r>
-    </w:p>
-    <w:p>
-      <w:pPr>
-        <w:spacing w:line="360" w:lineRule="auto"/>
-        <w:ind w:firstLine="709"/>
-        <w:jc w:val="both"/>
-        <w:rPr>
-          <w:rFonts w:ascii="Times New Roman" w:hAnsi="Times New Roman" w:cs="Times New Roman"/>
           <w:b/>
           <w:bCs/>
           <w:sz w:val="28"/>
@@ -2178,13 +2182,74 @@
       <w:r>
         <w:rPr>
           <w:rFonts w:ascii="Times New Roman" w:hAnsi="Times New Roman" w:cs="Times New Roman"/>
+          <w:sz w:val="28"/>
+          <w:szCs w:val="28"/>
+        </w:rPr>
+        <w:t>в</w:t>
+      </w:r>
+      <w:r>
+        <w:rPr>
+          <w:rFonts w:ascii="Times New Roman" w:hAnsi="Times New Roman" w:cs="Times New Roman"/>
+          <w:sz w:val="28"/>
+          <w:szCs w:val="28"/>
+        </w:rPr>
+        <w:t xml:space="preserve"> составе блюда должен быть полный состав ингредиентов</w:t>
+      </w:r>
+      <w:r>
+        <w:rPr>
+          <w:rFonts w:ascii="Times New Roman" w:hAnsi="Times New Roman" w:cs="Times New Roman"/>
+          <w:sz w:val="28"/>
+          <w:szCs w:val="28"/>
+        </w:rPr>
+        <w:t xml:space="preserve"> в соответствии с </w:t>
+      </w:r>
+      <w:r>
+        <w:rPr>
+          <w:rFonts w:ascii="Times New Roman" w:hAnsi="Times New Roman" w:cs="Times New Roman"/>
+          <w:sz w:val="28"/>
+          <w:szCs w:val="28"/>
+        </w:rPr>
+        <w:t>Закон</w:t>
+      </w:r>
+      <w:r>
+        <w:rPr>
+          <w:rFonts w:ascii="Times New Roman" w:hAnsi="Times New Roman" w:cs="Times New Roman"/>
+          <w:sz w:val="28"/>
+          <w:szCs w:val="28"/>
+        </w:rPr>
+        <w:t>ом</w:t>
+      </w:r>
+      <w:r>
+        <w:rPr>
+          <w:rFonts w:ascii="Times New Roman" w:hAnsi="Times New Roman" w:cs="Times New Roman"/>
+          <w:sz w:val="28"/>
+          <w:szCs w:val="28"/>
+        </w:rPr>
+        <w:t xml:space="preserve"> РФ «О защите прав потребителей»</w:t>
+      </w:r>
+      <w:r>
+        <w:rPr>
+          <w:rFonts w:ascii="Times New Roman" w:hAnsi="Times New Roman" w:cs="Times New Roman"/>
+          <w:sz w:val="28"/>
+          <w:szCs w:val="28"/>
+        </w:rPr>
+        <w:t>.</w:t>
+      </w:r>
+    </w:p>
+    <w:p>
+      <w:pPr>
+        <w:pStyle w:val="a7"/>
+        <w:spacing w:line="360" w:lineRule="auto"/>
+        <w:ind w:left="709"/>
+        <w:jc w:val="both"/>
+        <w:rPr>
+          <w:rFonts w:ascii="Times New Roman" w:hAnsi="Times New Roman" w:cs="Times New Roman"/>
           <w:b/>
           <w:bCs/>
           <w:sz w:val="28"/>
           <w:szCs w:val="28"/>
         </w:rPr>
-        <w:t>Первичные</w:t>
-      </w:r>
+      </w:pPr>
       <w:r>
         <w:rPr>
           <w:rFonts w:ascii="Times New Roman" w:hAnsi="Times New Roman" w:cs="Times New Roman"/>
@@ -2193,7 +2258,7 @@
           <w:sz w:val="28"/>
           <w:szCs w:val="28"/>
         </w:rPr>
-        <w:t xml:space="preserve"> </w:t>
+        <w:t>Первичные</w:t>
       </w:r>
       <w:r>
         <w:rPr>
@@ -2203,19 +2268,9 @@
           <w:sz w:val="28"/>
           <w:szCs w:val="28"/>
         </w:rPr>
-        <w:t>требования</w:t>
-      </w:r>
-    </w:p>
-    <w:p>
-      <w:pPr>
-        <w:pStyle w:val="a7"/>
-        <w:numPr>
-          <w:ilvl w:val="0"/>
-          <w:numId w:val="12"/>
-        </w:numPr>
-        <w:spacing w:line="360" w:lineRule="auto"/>
-        <w:ind w:left="0" w:firstLine="709"/>
-        <w:jc w:val="both"/>
+        <w:t xml:space="preserve"> </w:t>
+      </w:r>
+      <w:r>
         <w:rPr>
           <w:rFonts w:ascii="Times New Roman" w:hAnsi="Times New Roman" w:cs="Times New Roman"/>
           <w:b/>
@@ -2223,253 +2278,567 @@
           <w:sz w:val="28"/>
           <w:szCs w:val="28"/>
         </w:rPr>
-      </w:pPr>
-      <w:r>
-        <w:rPr>
-          <w:rFonts w:ascii="Times New Roman" w:hAnsi="Times New Roman" w:cs="Times New Roman"/>
-          <w:sz w:val="28"/>
-          <w:szCs w:val="28"/>
-        </w:rPr>
-        <w:t>в</w:t>
-      </w:r>
-      <w:r>
-        <w:rPr>
-          <w:rFonts w:ascii="Times New Roman" w:hAnsi="Times New Roman" w:cs="Times New Roman"/>
-          <w:sz w:val="28"/>
-          <w:szCs w:val="28"/>
-        </w:rPr>
-        <w:t>се данные пользователей должны храниться в зашифрованном формате</w:t>
-      </w:r>
-      <w:r>
-        <w:rPr>
-          <w:rFonts w:ascii="Times New Roman" w:hAnsi="Times New Roman" w:cs="Times New Roman"/>
-          <w:sz w:val="28"/>
-          <w:szCs w:val="28"/>
-        </w:rPr>
-        <w:t>;</w:t>
-      </w:r>
-    </w:p>
-    <w:p>
-      <w:pPr>
-        <w:pStyle w:val="a7"/>
-        <w:numPr>
-          <w:ilvl w:val="0"/>
-          <w:numId w:val="12"/>
-        </w:numPr>
-        <w:spacing w:line="360" w:lineRule="auto"/>
-        <w:ind w:left="0" w:firstLine="709"/>
-        <w:jc w:val="both"/>
-        <w:rPr>
-          <w:rFonts w:ascii="Times New Roman" w:hAnsi="Times New Roman" w:cs="Times New Roman"/>
-          <w:sz w:val="28"/>
-          <w:szCs w:val="28"/>
-        </w:rPr>
-      </w:pPr>
-      <w:r>
-        <w:rPr>
-          <w:rFonts w:ascii="Times New Roman" w:hAnsi="Times New Roman" w:cs="Times New Roman"/>
-          <w:sz w:val="28"/>
-          <w:szCs w:val="28"/>
-        </w:rPr>
-        <w:t>о</w:t>
-      </w:r>
-      <w:r>
-        <w:rPr>
-          <w:rFonts w:ascii="Times New Roman" w:hAnsi="Times New Roman" w:cs="Times New Roman"/>
-          <w:sz w:val="28"/>
-          <w:szCs w:val="28"/>
-        </w:rPr>
-        <w:t xml:space="preserve">тчёты должны скачиваться в формате </w:t>
-      </w:r>
-      <w:r>
-        <w:rPr>
-          <w:rFonts w:ascii="Times New Roman" w:hAnsi="Times New Roman" w:cs="Times New Roman"/>
-          <w:sz w:val="28"/>
-          <w:szCs w:val="28"/>
-          <w:lang w:val="en-US"/>
-        </w:rPr>
-        <w:t>xlsx</w:t>
-      </w:r>
-      <w:r>
-        <w:rPr>
-          <w:rFonts w:ascii="Times New Roman" w:hAnsi="Times New Roman" w:cs="Times New Roman"/>
-          <w:sz w:val="28"/>
-          <w:szCs w:val="28"/>
-        </w:rPr>
-        <w:t>;</w:t>
-      </w:r>
-    </w:p>
-    <w:p>
-      <w:pPr>
-        <w:pStyle w:val="a7"/>
-        <w:numPr>
-          <w:ilvl w:val="0"/>
-          <w:numId w:val="12"/>
-        </w:numPr>
-        <w:spacing w:line="360" w:lineRule="auto"/>
-        <w:ind w:left="0" w:firstLine="709"/>
-        <w:jc w:val="both"/>
-        <w:rPr>
-          <w:rFonts w:ascii="Times New Roman" w:hAnsi="Times New Roman" w:cs="Times New Roman"/>
-          <w:sz w:val="28"/>
-          <w:szCs w:val="28"/>
-        </w:rPr>
-      </w:pPr>
-      <w:r>
-        <w:rPr>
-          <w:rFonts w:ascii="Times New Roman" w:hAnsi="Times New Roman" w:cs="Times New Roman"/>
-          <w:sz w:val="28"/>
-          <w:szCs w:val="28"/>
-        </w:rPr>
-        <w:t>в</w:t>
-      </w:r>
-      <w:r>
-        <w:rPr>
-          <w:rFonts w:ascii="Times New Roman" w:hAnsi="Times New Roman" w:cs="Times New Roman"/>
-          <w:sz w:val="28"/>
-          <w:szCs w:val="28"/>
-        </w:rPr>
-        <w:t xml:space="preserve"> истории заказов должны отображаться последние 50 заказов</w:t>
-      </w:r>
-      <w:r>
-        <w:rPr>
-          <w:rFonts w:ascii="Times New Roman" w:hAnsi="Times New Roman" w:cs="Times New Roman"/>
-          <w:sz w:val="28"/>
-          <w:szCs w:val="28"/>
-        </w:rPr>
-        <w:t>;</w:t>
-      </w:r>
-    </w:p>
-    <w:p>
-      <w:pPr>
-        <w:pStyle w:val="a7"/>
-        <w:numPr>
-          <w:ilvl w:val="0"/>
-          <w:numId w:val="12"/>
-        </w:numPr>
-        <w:spacing w:line="360" w:lineRule="auto"/>
-        <w:ind w:left="0" w:firstLine="709"/>
-        <w:jc w:val="both"/>
-        <w:rPr>
-          <w:rFonts w:ascii="Times New Roman" w:hAnsi="Times New Roman" w:cs="Times New Roman"/>
-          <w:sz w:val="28"/>
-          <w:szCs w:val="28"/>
-        </w:rPr>
-      </w:pPr>
-      <w:r>
-        <w:rPr>
-          <w:rFonts w:ascii="Times New Roman" w:hAnsi="Times New Roman" w:cs="Times New Roman"/>
-          <w:sz w:val="28"/>
-          <w:szCs w:val="28"/>
-        </w:rPr>
-        <w:t>э</w:t>
-      </w:r>
-      <w:r>
-        <w:rPr>
-          <w:rFonts w:ascii="Times New Roman" w:hAnsi="Times New Roman" w:cs="Times New Roman"/>
-          <w:sz w:val="28"/>
-          <w:szCs w:val="28"/>
-        </w:rPr>
-        <w:t>кран оператора и кухни должен обновляться автоматически в течение 3 секунд после оформления заказа клиентом</w:t>
-      </w:r>
-      <w:r>
-        <w:rPr>
-          <w:rFonts w:ascii="Times New Roman" w:hAnsi="Times New Roman" w:cs="Times New Roman"/>
-          <w:sz w:val="28"/>
-          <w:szCs w:val="28"/>
-        </w:rPr>
-        <w:t>;</w:t>
-      </w:r>
-    </w:p>
-    <w:p>
-      <w:pPr>
-        <w:pStyle w:val="a7"/>
-        <w:numPr>
-          <w:ilvl w:val="0"/>
-          <w:numId w:val="12"/>
-        </w:numPr>
-        <w:spacing w:line="360" w:lineRule="auto"/>
-        <w:ind w:left="0" w:firstLine="709"/>
-        <w:jc w:val="both"/>
-        <w:rPr>
-          <w:rFonts w:ascii="Times New Roman" w:hAnsi="Times New Roman" w:cs="Times New Roman"/>
-          <w:sz w:val="28"/>
-          <w:szCs w:val="28"/>
-        </w:rPr>
-      </w:pPr>
-      <w:r>
-        <w:rPr>
-          <w:rFonts w:ascii="Times New Roman" w:hAnsi="Times New Roman" w:cs="Times New Roman"/>
-          <w:sz w:val="28"/>
-          <w:szCs w:val="28"/>
-        </w:rPr>
-        <w:t>э</w:t>
-      </w:r>
-      <w:r>
-        <w:rPr>
-          <w:rFonts w:ascii="Times New Roman" w:hAnsi="Times New Roman" w:cs="Times New Roman"/>
-          <w:sz w:val="28"/>
-          <w:szCs w:val="28"/>
-        </w:rPr>
-        <w:t>кран повара должен автоматически обновляться и издавать звуковой сигнал не позже</w:t>
-      </w:r>
-      <w:r>
-        <w:rPr>
-          <w:rFonts w:ascii="Times New Roman" w:hAnsi="Times New Roman" w:cs="Times New Roman"/>
-          <w:sz w:val="28"/>
-          <w:szCs w:val="28"/>
-        </w:rPr>
-        <w:t xml:space="preserve">, </w:t>
-      </w:r>
-      <w:r>
-        <w:rPr>
-          <w:rFonts w:ascii="Times New Roman" w:hAnsi="Times New Roman" w:cs="Times New Roman"/>
-          <w:sz w:val="28"/>
-          <w:szCs w:val="28"/>
-        </w:rPr>
-        <w:t xml:space="preserve">чем через </w:t>
-      </w:r>
-      <w:r>
-        <w:rPr>
-          <w:rFonts w:ascii="Times New Roman" w:hAnsi="Times New Roman" w:cs="Times New Roman"/>
-          <w:sz w:val="28"/>
-          <w:szCs w:val="28"/>
-        </w:rPr>
-        <w:t>3</w:t>
-      </w:r>
-      <w:r>
-        <w:rPr>
-          <w:rFonts w:ascii="Times New Roman" w:hAnsi="Times New Roman" w:cs="Times New Roman"/>
-          <w:sz w:val="28"/>
-          <w:szCs w:val="28"/>
-        </w:rPr>
-        <w:t xml:space="preserve"> секунды после </w:t>
-      </w:r>
-      <w:r>
-        <w:rPr>
-          <w:rFonts w:ascii="Times New Roman" w:hAnsi="Times New Roman" w:cs="Times New Roman"/>
-          <w:sz w:val="28"/>
-          <w:szCs w:val="28"/>
-        </w:rPr>
-        <w:t>оплаты</w:t>
-      </w:r>
-      <w:r>
-        <w:rPr>
-          <w:rFonts w:ascii="Times New Roman" w:hAnsi="Times New Roman" w:cs="Times New Roman"/>
-          <w:sz w:val="28"/>
-          <w:szCs w:val="28"/>
-        </w:rPr>
-        <w:t xml:space="preserve"> клиентом</w:t>
-      </w:r>
-      <w:r>
-        <w:rPr>
-          <w:rFonts w:ascii="Times New Roman" w:hAnsi="Times New Roman" w:cs="Times New Roman"/>
-          <w:sz w:val="28"/>
-          <w:szCs w:val="28"/>
-        </w:rPr>
-        <w:t>.</w:t>
-      </w:r>
-    </w:p>
+        <w:t>требования</w:t>
+      </w:r>
+    </w:p>
+    <w:p>
+      <w:pPr>
+        <w:spacing w:line="240" w:lineRule="auto"/>
+        <w:jc w:val="both"/>
+        <w:rPr>
+          <w:rFonts w:ascii="Times New Roman" w:hAnsi="Times New Roman" w:cs="Times New Roman"/>
+          <w:sz w:val="28"/>
+          <w:szCs w:val="28"/>
+        </w:rPr>
+      </w:pPr>
+      <w:r>
+        <w:rPr>
+          <w:rFonts w:ascii="Times New Roman" w:hAnsi="Times New Roman" w:cs="Times New Roman"/>
+          <w:sz w:val="28"/>
+          <w:szCs w:val="28"/>
+        </w:rPr>
+        <w:t xml:space="preserve">Таблица 1 </w:t>
+      </w:r>
+      <w:r>
+        <w:rPr>
+          <w:rFonts w:ascii="Times New Roman" w:hAnsi="Times New Roman" w:cs="Times New Roman"/>
+          <w:sz w:val="28"/>
+          <w:szCs w:val="28"/>
+        </w:rPr>
+        <w:t>– Первичные требования</w:t>
+      </w:r>
+    </w:p>
+    <w:tbl>
+      <w:tblPr>
+        <w:tblStyle w:val="ad"/>
+        <w:tblW w:w="0" w:type="auto"/>
+        <w:tblLook w:val="04A0" w:firstRow="1" w:lastRow="0" w:firstColumn="1" w:lastColumn="0" w:noHBand="0" w:noVBand="1"/>
+      </w:tblPr>
+      <w:tblGrid>
+        <w:gridCol w:w="4508"/>
+        <w:gridCol w:w="4508"/>
+      </w:tblGrid>
+      <w:tr>
+        <w:tc>
+          <w:tcPr>
+            <w:tcW w:w="4508" w:type="dxa"/>
+          </w:tcPr>
+          <w:p>
+            <w:pPr>
+              <w:rPr>
+                <w:rFonts w:ascii="Times New Roman" w:hAnsi="Times New Roman" w:cs="Times New Roman"/>
+                <w:b/>
+                <w:bCs/>
+                <w:sz w:val="28"/>
+                <w:szCs w:val="28"/>
+              </w:rPr>
+            </w:pPr>
+            <w:r>
+              <w:rPr>
+                <w:rFonts w:ascii="Times New Roman" w:hAnsi="Times New Roman" w:cs="Times New Roman"/>
+                <w:b/>
+                <w:bCs/>
+                <w:sz w:val="28"/>
+                <w:szCs w:val="28"/>
+              </w:rPr>
+              <w:t>Требования</w:t>
+            </w:r>
+          </w:p>
+        </w:tc>
+        <w:tc>
+          <w:tcPr>
+            <w:tcW w:w="4508" w:type="dxa"/>
+          </w:tcPr>
+          <w:p>
+            <w:pPr>
+              <w:rPr>
+                <w:rFonts w:ascii="Times New Roman" w:hAnsi="Times New Roman" w:cs="Times New Roman"/>
+                <w:b/>
+                <w:bCs/>
+                <w:sz w:val="28"/>
+                <w:szCs w:val="28"/>
+              </w:rPr>
+            </w:pPr>
+            <w:r>
+              <w:rPr>
+                <w:rFonts w:ascii="Times New Roman" w:hAnsi="Times New Roman" w:cs="Times New Roman"/>
+                <w:b/>
+                <w:bCs/>
+                <w:sz w:val="28"/>
+                <w:szCs w:val="28"/>
+              </w:rPr>
+              <w:t>Критерий проверки</w:t>
+            </w:r>
+          </w:p>
+        </w:tc>
+      </w:tr>
+      <w:tr>
+        <w:tc>
+          <w:tcPr>
+            <w:tcW w:w="4508" w:type="dxa"/>
+          </w:tcPr>
+          <w:p>
+            <w:pPr>
+              <w:pStyle w:val="a7"/>
+              <w:ind w:left="34"/>
+              <w:rPr>
+                <w:rFonts w:ascii="Times New Roman" w:hAnsi="Times New Roman" w:cs="Times New Roman"/>
+                <w:b/>
+                <w:bCs/>
+                <w:sz w:val="28"/>
+                <w:szCs w:val="28"/>
+              </w:rPr>
+            </w:pPr>
+            <w:r>
+              <w:rPr>
+                <w:rFonts w:ascii="Times New Roman" w:hAnsi="Times New Roman" w:cs="Times New Roman"/>
+                <w:sz w:val="28"/>
+                <w:szCs w:val="28"/>
+              </w:rPr>
+              <w:t>В</w:t>
+            </w:r>
+            <w:r>
+              <w:rPr>
+                <w:rFonts w:ascii="Times New Roman" w:hAnsi="Times New Roman" w:cs="Times New Roman"/>
+                <w:sz w:val="28"/>
+                <w:szCs w:val="28"/>
+              </w:rPr>
+              <w:t xml:space="preserve">се пароли пользователей должны храниться базе данных в зашифрованном формате в виде </w:t>
+            </w:r>
+            <w:proofErr w:type="spellStart"/>
+            <w:r>
+              <w:rPr>
+                <w:rFonts w:ascii="Times New Roman" w:hAnsi="Times New Roman" w:cs="Times New Roman"/>
+                <w:sz w:val="28"/>
+                <w:szCs w:val="28"/>
+              </w:rPr>
+              <w:t>хеша</w:t>
+            </w:r>
+            <w:proofErr w:type="spellEnd"/>
+          </w:p>
+          <w:p>
+            <w:pPr>
+              <w:rPr>
+                <w:rFonts w:ascii="Times New Roman" w:hAnsi="Times New Roman" w:cs="Times New Roman"/>
+                <w:sz w:val="28"/>
+                <w:szCs w:val="28"/>
+              </w:rPr>
+            </w:pPr>
+          </w:p>
+        </w:tc>
+        <w:tc>
+          <w:tcPr>
+            <w:tcW w:w="4508" w:type="dxa"/>
+          </w:tcPr>
+          <w:p>
+            <w:pPr>
+              <w:rPr>
+                <w:rFonts w:ascii="Times New Roman" w:hAnsi="Times New Roman" w:cs="Times New Roman"/>
+                <w:sz w:val="28"/>
+                <w:szCs w:val="28"/>
+              </w:rPr>
+            </w:pPr>
+            <w:r>
+              <w:rPr>
+                <w:rFonts w:ascii="Times New Roman" w:hAnsi="Times New Roman" w:cs="Times New Roman"/>
+                <w:sz w:val="28"/>
+                <w:szCs w:val="28"/>
+              </w:rPr>
+              <w:t>В базе данных в поле пароля отображается хеш-строка, ввиду чего открытый пароль недоступен для чтения</w:t>
+            </w:r>
+          </w:p>
+        </w:tc>
+      </w:tr>
+      <w:tr>
+        <w:tc>
+          <w:tcPr>
+            <w:tcW w:w="4508" w:type="dxa"/>
+          </w:tcPr>
+          <w:p>
+            <w:pPr>
+              <w:rPr>
+                <w:rFonts w:ascii="Times New Roman" w:hAnsi="Times New Roman" w:cs="Times New Roman"/>
+                <w:sz w:val="28"/>
+                <w:szCs w:val="28"/>
+              </w:rPr>
+            </w:pPr>
+            <w:r>
+              <w:rPr>
+                <w:rFonts w:ascii="Times New Roman" w:hAnsi="Times New Roman" w:cs="Times New Roman"/>
+                <w:sz w:val="28"/>
+                <w:szCs w:val="28"/>
+              </w:rPr>
+              <w:t>Система должна формировать и скачивать отчёты в формате .</w:t>
+            </w:r>
+            <w:proofErr w:type="spellStart"/>
+            <w:r>
+              <w:rPr>
+                <w:rFonts w:ascii="Times New Roman" w:hAnsi="Times New Roman" w:cs="Times New Roman"/>
+                <w:sz w:val="28"/>
+                <w:szCs w:val="28"/>
+              </w:rPr>
+              <w:t>xlsx</w:t>
+            </w:r>
+            <w:proofErr w:type="spellEnd"/>
+          </w:p>
+        </w:tc>
+        <w:tc>
+          <w:tcPr>
+            <w:tcW w:w="4508" w:type="dxa"/>
+          </w:tcPr>
+          <w:p>
+            <w:pPr>
+              <w:rPr>
+                <w:rFonts w:ascii="Times New Roman" w:hAnsi="Times New Roman" w:cs="Times New Roman"/>
+                <w:sz w:val="28"/>
+                <w:szCs w:val="28"/>
+              </w:rPr>
+            </w:pPr>
+            <w:r>
+              <w:rPr>
+                <w:rFonts w:ascii="Times New Roman" w:hAnsi="Times New Roman" w:cs="Times New Roman"/>
+                <w:sz w:val="28"/>
+                <w:szCs w:val="28"/>
+              </w:rPr>
+              <w:t>При нажатии кнопки формирования отчета итоговый файл сохраняется на устройство в формате .</w:t>
+            </w:r>
+            <w:proofErr w:type="spellStart"/>
+            <w:r>
+              <w:rPr>
+                <w:rFonts w:ascii="Times New Roman" w:hAnsi="Times New Roman" w:cs="Times New Roman"/>
+                <w:sz w:val="28"/>
+                <w:szCs w:val="28"/>
+              </w:rPr>
+              <w:t>xlsx</w:t>
+            </w:r>
+            <w:proofErr w:type="spellEnd"/>
+          </w:p>
+        </w:tc>
+      </w:tr>
+      <w:tr>
+        <w:tc>
+          <w:tcPr>
+            <w:tcW w:w="4508" w:type="dxa"/>
+          </w:tcPr>
+          <w:p>
+            <w:pPr>
+              <w:rPr>
+                <w:rFonts w:ascii="Times New Roman" w:hAnsi="Times New Roman" w:cs="Times New Roman"/>
+                <w:sz w:val="28"/>
+                <w:szCs w:val="28"/>
+              </w:rPr>
+            </w:pPr>
+            <w:r>
+              <w:rPr>
+                <w:rFonts w:ascii="Times New Roman" w:hAnsi="Times New Roman" w:cs="Times New Roman"/>
+                <w:sz w:val="28"/>
+                <w:szCs w:val="28"/>
+              </w:rPr>
+              <w:lastRenderedPageBreak/>
+              <w:t>В</w:t>
+            </w:r>
+            <w:r>
+              <w:rPr>
+                <w:rFonts w:ascii="Times New Roman" w:hAnsi="Times New Roman" w:cs="Times New Roman"/>
+                <w:sz w:val="28"/>
+                <w:szCs w:val="28"/>
+              </w:rPr>
+              <w:t xml:space="preserve"> истории заказов должно отображаться не более 50 последних заказов</w:t>
+            </w:r>
+          </w:p>
+        </w:tc>
+        <w:tc>
+          <w:tcPr>
+            <w:tcW w:w="4508" w:type="dxa"/>
+          </w:tcPr>
+          <w:p>
+            <w:pPr>
+              <w:rPr>
+                <w:rFonts w:ascii="Times New Roman" w:hAnsi="Times New Roman" w:cs="Times New Roman"/>
+                <w:sz w:val="28"/>
+                <w:szCs w:val="28"/>
+              </w:rPr>
+            </w:pPr>
+            <w:r>
+              <w:rPr>
+                <w:rFonts w:ascii="Times New Roman" w:hAnsi="Times New Roman" w:cs="Times New Roman"/>
+                <w:sz w:val="28"/>
+                <w:szCs w:val="28"/>
+              </w:rPr>
+              <w:t>В интерфейсе истории заказов личного кабинета списком выводится ровно или менее 50 последних записей</w:t>
+            </w:r>
+          </w:p>
+        </w:tc>
+      </w:tr>
+      <w:tr>
+        <w:tc>
+          <w:tcPr>
+            <w:tcW w:w="4508" w:type="dxa"/>
+          </w:tcPr>
+          <w:p>
+            <w:pPr>
+              <w:rPr>
+                <w:rFonts w:ascii="Times New Roman" w:hAnsi="Times New Roman" w:cs="Times New Roman"/>
+                <w:sz w:val="28"/>
+                <w:szCs w:val="28"/>
+              </w:rPr>
+            </w:pPr>
+            <w:r>
+              <w:rPr>
+                <w:rFonts w:ascii="Times New Roman" w:hAnsi="Times New Roman" w:cs="Times New Roman"/>
+                <w:sz w:val="28"/>
+                <w:szCs w:val="28"/>
+              </w:rPr>
+              <w:t>Э</w:t>
+            </w:r>
+            <w:r>
+              <w:rPr>
+                <w:rFonts w:ascii="Times New Roman" w:hAnsi="Times New Roman" w:cs="Times New Roman"/>
+                <w:sz w:val="28"/>
+                <w:szCs w:val="28"/>
+              </w:rPr>
+              <w:t>кран оператора, кухни и курьера должен обновляться автоматически в течение 3 секунд после оформления заказа клиентом</w:t>
+            </w:r>
+          </w:p>
+        </w:tc>
+        <w:tc>
+          <w:tcPr>
+            <w:tcW w:w="4508" w:type="dxa"/>
+          </w:tcPr>
+          <w:p>
+            <w:pPr>
+              <w:rPr>
+                <w:rFonts w:ascii="Times New Roman" w:hAnsi="Times New Roman" w:cs="Times New Roman"/>
+                <w:sz w:val="28"/>
+                <w:szCs w:val="28"/>
+              </w:rPr>
+            </w:pPr>
+            <w:r>
+              <w:rPr>
+                <w:rFonts w:ascii="Times New Roman" w:hAnsi="Times New Roman" w:cs="Times New Roman"/>
+                <w:sz w:val="28"/>
+                <w:szCs w:val="28"/>
+              </w:rPr>
+              <w:t>На экранах оператора, кухни и курьера появляется запись о новом заказе не позднее 3 секунд после нажатия клиентом кнопки оформления</w:t>
+            </w:r>
+          </w:p>
+        </w:tc>
+      </w:tr>
+      <w:tr>
+        <w:tc>
+          <w:tcPr>
+            <w:tcW w:w="4508" w:type="dxa"/>
+          </w:tcPr>
+          <w:p>
+            <w:pPr>
+              <w:rPr>
+                <w:rFonts w:ascii="Times New Roman" w:hAnsi="Times New Roman" w:cs="Times New Roman"/>
+                <w:sz w:val="28"/>
+                <w:szCs w:val="28"/>
+              </w:rPr>
+            </w:pPr>
+            <w:r>
+              <w:rPr>
+                <w:rFonts w:ascii="Times New Roman" w:hAnsi="Times New Roman" w:cs="Times New Roman"/>
+                <w:sz w:val="28"/>
+                <w:szCs w:val="28"/>
+              </w:rPr>
+              <w:t>С</w:t>
+            </w:r>
+            <w:r>
+              <w:rPr>
+                <w:rFonts w:ascii="Times New Roman" w:hAnsi="Times New Roman" w:cs="Times New Roman"/>
+                <w:sz w:val="28"/>
+                <w:szCs w:val="28"/>
+              </w:rPr>
+              <w:t>истема должна блокировать возможность оформления заказа, если суммарная стоимость всех блюд меньше минимальной стоимости заказа</w:t>
+            </w:r>
+          </w:p>
+        </w:tc>
+        <w:tc>
+          <w:tcPr>
+            <w:tcW w:w="4508" w:type="dxa"/>
+          </w:tcPr>
+          <w:p>
+            <w:pPr>
+              <w:rPr>
+                <w:rFonts w:ascii="Times New Roman" w:hAnsi="Times New Roman" w:cs="Times New Roman"/>
+                <w:sz w:val="28"/>
+                <w:szCs w:val="28"/>
+              </w:rPr>
+            </w:pPr>
+            <w:r>
+              <w:rPr>
+                <w:rFonts w:ascii="Times New Roman" w:hAnsi="Times New Roman" w:cs="Times New Roman"/>
+                <w:sz w:val="28"/>
+                <w:szCs w:val="28"/>
+              </w:rPr>
+              <w:t>При стоимости корзины ниже минимального порога кнопка оформления заказа заблокирована или выводится блокирующее уведомление</w:t>
+            </w:r>
+          </w:p>
+        </w:tc>
+      </w:tr>
+      <w:tr>
+        <w:tc>
+          <w:tcPr>
+            <w:tcW w:w="4508" w:type="dxa"/>
+          </w:tcPr>
+          <w:p>
+            <w:pPr>
+              <w:rPr>
+                <w:rFonts w:ascii="Times New Roman" w:hAnsi="Times New Roman" w:cs="Times New Roman"/>
+                <w:sz w:val="28"/>
+                <w:szCs w:val="28"/>
+              </w:rPr>
+            </w:pPr>
+            <w:r>
+              <w:rPr>
+                <w:rFonts w:ascii="Times New Roman" w:hAnsi="Times New Roman" w:cs="Times New Roman"/>
+                <w:sz w:val="28"/>
+                <w:szCs w:val="28"/>
+              </w:rPr>
+              <w:t>П</w:t>
+            </w:r>
+            <w:r>
+              <w:rPr>
+                <w:rFonts w:ascii="Times New Roman" w:hAnsi="Times New Roman" w:cs="Times New Roman"/>
+                <w:sz w:val="28"/>
+                <w:szCs w:val="28"/>
+              </w:rPr>
+              <w:t xml:space="preserve">ри изменении оператором статуса блюда на «Нет в наличии», данная позиция должна становиться недоступной для выбора </w:t>
+            </w:r>
+            <w:r>
+              <w:rPr>
+                <w:rFonts w:ascii="Times New Roman" w:hAnsi="Times New Roman" w:cs="Times New Roman"/>
+                <w:sz w:val="28"/>
+                <w:szCs w:val="28"/>
+              </w:rPr>
+              <w:t>к</w:t>
+            </w:r>
+            <w:r>
+              <w:rPr>
+                <w:rFonts w:ascii="Times New Roman" w:hAnsi="Times New Roman" w:cs="Times New Roman"/>
+                <w:sz w:val="28"/>
+                <w:szCs w:val="28"/>
+              </w:rPr>
+              <w:t>лиентами на сайте в течение 2 секунд</w:t>
+            </w:r>
+          </w:p>
+        </w:tc>
+        <w:tc>
+          <w:tcPr>
+            <w:tcW w:w="4508" w:type="dxa"/>
+          </w:tcPr>
+          <w:p>
+            <w:pPr>
+              <w:rPr>
+                <w:rFonts w:ascii="Times New Roman" w:hAnsi="Times New Roman" w:cs="Times New Roman"/>
+                <w:sz w:val="28"/>
+                <w:szCs w:val="28"/>
+              </w:rPr>
+            </w:pPr>
+            <w:r>
+              <w:rPr>
+                <w:rFonts w:ascii="Times New Roman" w:hAnsi="Times New Roman" w:cs="Times New Roman"/>
+                <w:sz w:val="28"/>
+                <w:szCs w:val="28"/>
+              </w:rPr>
+              <w:t xml:space="preserve">Заблокированная оператором позиция скрывается или становится </w:t>
+            </w:r>
+            <w:proofErr w:type="spellStart"/>
+            <w:r>
+              <w:rPr>
+                <w:rFonts w:ascii="Times New Roman" w:hAnsi="Times New Roman" w:cs="Times New Roman"/>
+                <w:sz w:val="28"/>
+                <w:szCs w:val="28"/>
+              </w:rPr>
+              <w:t>некликабельной</w:t>
+            </w:r>
+            <w:proofErr w:type="spellEnd"/>
+            <w:r>
+              <w:rPr>
+                <w:rFonts w:ascii="Times New Roman" w:hAnsi="Times New Roman" w:cs="Times New Roman"/>
+                <w:sz w:val="28"/>
+                <w:szCs w:val="28"/>
+              </w:rPr>
+              <w:t xml:space="preserve"> в каталоге на сайте в течение 2 секунд</w:t>
+            </w:r>
+          </w:p>
+        </w:tc>
+      </w:tr>
+      <w:tr>
+        <w:tc>
+          <w:tcPr>
+            <w:tcW w:w="4508" w:type="dxa"/>
+          </w:tcPr>
+          <w:p>
+            <w:pPr>
+              <w:rPr>
+                <w:rFonts w:ascii="Times New Roman" w:hAnsi="Times New Roman" w:cs="Times New Roman"/>
+                <w:sz w:val="28"/>
+                <w:szCs w:val="28"/>
+              </w:rPr>
+            </w:pPr>
+            <w:r>
+              <w:rPr>
+                <w:rFonts w:ascii="Times New Roman" w:hAnsi="Times New Roman" w:cs="Times New Roman"/>
+                <w:sz w:val="28"/>
+                <w:szCs w:val="28"/>
+              </w:rPr>
+              <w:t>С</w:t>
+            </w:r>
+            <w:r>
+              <w:rPr>
+                <w:rFonts w:ascii="Times New Roman" w:hAnsi="Times New Roman" w:cs="Times New Roman"/>
+                <w:sz w:val="28"/>
+                <w:szCs w:val="28"/>
+              </w:rPr>
+              <w:t xml:space="preserve">истема должна отправлять </w:t>
+            </w:r>
+            <w:r>
+              <w:rPr>
+                <w:rFonts w:ascii="Times New Roman" w:hAnsi="Times New Roman" w:cs="Times New Roman"/>
+                <w:sz w:val="28"/>
+                <w:szCs w:val="28"/>
+                <w:lang w:val="en-US"/>
+              </w:rPr>
+              <w:t>PUSH</w:t>
+            </w:r>
+            <w:r>
+              <w:rPr>
+                <w:rFonts w:ascii="Times New Roman" w:hAnsi="Times New Roman" w:cs="Times New Roman"/>
+                <w:sz w:val="28"/>
+                <w:szCs w:val="28"/>
+              </w:rPr>
+              <w:t>-уведомления клиенту при изменении статуса заказа</w:t>
+            </w:r>
+          </w:p>
+        </w:tc>
+        <w:tc>
+          <w:tcPr>
+            <w:tcW w:w="4508" w:type="dxa"/>
+          </w:tcPr>
+          <w:p>
+            <w:pPr>
+              <w:rPr>
+                <w:rFonts w:ascii="Times New Roman" w:hAnsi="Times New Roman" w:cs="Times New Roman"/>
+                <w:sz w:val="28"/>
+                <w:szCs w:val="28"/>
+              </w:rPr>
+            </w:pPr>
+            <w:r>
+              <w:rPr>
+                <w:rFonts w:ascii="Times New Roman" w:hAnsi="Times New Roman" w:cs="Times New Roman"/>
+                <w:sz w:val="28"/>
+                <w:szCs w:val="28"/>
+              </w:rPr>
+              <w:t>При смене статуса заказа на сервере на устройство клиента приходит PUSH-уведомление с новым статусом</w:t>
+            </w:r>
+          </w:p>
+        </w:tc>
+      </w:tr>
+    </w:tbl>
+    <w:p/>
     <w:sectPr>
       <w:pgSz w:w="11906" w:h="16838"/>
       <w:pgMar w:top="1440" w:right="1440" w:bottom="1440" w:left="1440" w:header="708" w:footer="708" w:gutter="0"/>
@@ -4480,7 +4849,6 @@
   <w:style w:type="character" w:default="1" w:styleId="a0">
     <w:name w:val="Default Paragraph Font"/>
     <w:uiPriority w:val="1"/>
-    <w:semiHidden/>
     <w:unhideWhenUsed/>
   </w:style>
   <w:style w:type="table" w:default="1" w:styleId="a1">
@@ -4810,6 +5178,25 @@
       <w14:ligatures w14:val="none"/>
     </w:rPr>
   </w:style>
+  <w:style w:type="table" w:styleId="ad">
+    <w:name w:val="Table Grid"/>
+    <w:basedOn w:val="a1"/>
+    <w:uiPriority w:val="39"/>
+    <w:rsid w:val="008F6094"/>
+    <w:pPr>
+      <w:spacing w:after="0" w:line="240" w:lineRule="auto"/>
+    </w:pPr>
+    <w:tblPr>
+      <w:tblBorders>
+        <w:top w:val="single" w:sz="4" w:space="0" w:color="auto"/>
+        <w:left w:val="single" w:sz="4" w:space="0" w:color="auto"/>
+        <w:bottom w:val="single" w:sz="4" w:space="0" w:color="auto"/>
+        <w:right w:val="single" w:sz="4" w:space="0" w:color="auto"/>
+        <w:insideH w:val="single" w:sz="4" w:space="0" w:color="auto"/>
+        <w:insideV w:val="single" w:sz="4" w:space="0" w:color="auto"/>
+      </w:tblBorders>
+    </w:tblPr>
+  </w:style>
 </w:styles>
 </file>
 
@@ -5126,4 +5513,16 @@
     </a:ext>
   </a:extLst>
 </a:theme>
+</file>
+
+<file path=customXml/item1.xml><?xml version="1.0" encoding="utf-8"?>
+<b:Sources xmlns:b="http://schemas.openxmlformats.org/officeDocument/2006/bibliography" xmlns="http://schemas.openxmlformats.org/officeDocument/2006/bibliography" SelectedStyle="\APASixthEditionOfficeOnline.xsl" StyleName="APA" Version="6"/>
+</file>
+
+<file path=customXml/itemProps1.xml><?xml version="1.0" encoding="utf-8"?>
+<ds:datastoreItem xmlns:ds="http://schemas.openxmlformats.org/officeDocument/2006/customXml" ds:itemID="{0C318491-A96D-4DCF-89BF-A5236A10244D}">
+  <ds:schemaRefs>
+    <ds:schemaRef ds:uri="http://schemas.openxmlformats.org/officeDocument/2006/bibliography"/>
+  </ds:schemaRefs>
+</ds:datastoreItem>
 </file>
--- a/Предварительный анализ.docx
+++ b/Предварительный анализ.docx
@@ -188,6 +188,14 @@
           <w:sz w:val="28"/>
           <w:szCs w:val="28"/>
         </w:rPr>
+        <w:t xml:space="preserve">Я, как гость, </w:t>
+      </w:r>
+      <w:r>
+        <w:rPr>
+          <w:rFonts w:ascii="Times New Roman" w:hAnsi="Times New Roman" w:cs="Times New Roman"/>
+          <w:sz w:val="28"/>
+          <w:szCs w:val="28"/>
+        </w:rPr>
         <w:t>х</w:t>
       </w:r>
       <w:r>
@@ -196,7 +204,23 @@
           <w:sz w:val="28"/>
           <w:szCs w:val="28"/>
         </w:rPr>
-        <w:t>очет видеть, состав меню, фото еды, состав еды, калорийность, чтобы быстро проанализировать и собрать заказ</w:t>
+        <w:t>оч</w:t>
+      </w:r>
+      <w:r>
+        <w:rPr>
+          <w:rFonts w:ascii="Times New Roman" w:hAnsi="Times New Roman" w:cs="Times New Roman"/>
+          <w:sz w:val="28"/>
+          <w:szCs w:val="28"/>
+        </w:rPr>
+        <w:t>у</w:t>
+      </w:r>
+      <w:r>
+        <w:rPr>
+          <w:rFonts w:ascii="Times New Roman" w:hAnsi="Times New Roman" w:cs="Times New Roman"/>
+          <w:sz w:val="28"/>
+          <w:szCs w:val="28"/>
+        </w:rPr>
+        <w:t xml:space="preserve"> видеть, состав меню, фото еды, состав еды, калорийность, чтобы быстро проанализировать и собрать заказ</w:t>
       </w:r>
       <w:r>
         <w:rPr>
@@ -229,15 +253,31 @@
           <w:sz w:val="28"/>
           <w:szCs w:val="28"/>
         </w:rPr>
-        <w:t>х</w:t>
-      </w:r>
-      <w:r>
-        <w:rPr>
-          <w:rFonts w:ascii="Times New Roman" w:hAnsi="Times New Roman" w:cs="Times New Roman"/>
-          <w:sz w:val="28"/>
-          <w:szCs w:val="28"/>
-        </w:rPr>
-        <w:t>очет оплачивать заказ онлайн</w:t>
+        <w:t xml:space="preserve">Я, как гость, </w:t>
+      </w:r>
+      <w:r>
+        <w:rPr>
+          <w:rFonts w:ascii="Times New Roman" w:hAnsi="Times New Roman" w:cs="Times New Roman"/>
+          <w:sz w:val="28"/>
+          <w:szCs w:val="28"/>
+        </w:rPr>
+        <w:t>хоч</w:t>
+      </w:r>
+      <w:r>
+        <w:rPr>
+          <w:rFonts w:ascii="Times New Roman" w:hAnsi="Times New Roman" w:cs="Times New Roman"/>
+          <w:sz w:val="28"/>
+          <w:szCs w:val="28"/>
+        </w:rPr>
+        <w:t>у</w:t>
+      </w:r>
+      <w:r>
+        <w:rPr>
+          <w:rFonts w:ascii="Times New Roman" w:hAnsi="Times New Roman" w:cs="Times New Roman"/>
+          <w:sz w:val="28"/>
+          <w:szCs w:val="28"/>
+        </w:rPr>
+        <w:t xml:space="preserve"> оплачивать заказ онлайн</w:t>
       </w:r>
       <w:r>
         <w:rPr>
@@ -270,15 +310,31 @@
           <w:sz w:val="28"/>
           <w:szCs w:val="28"/>
         </w:rPr>
-        <w:t>х</w:t>
-      </w:r>
-      <w:r>
-        <w:rPr>
-          <w:rFonts w:ascii="Times New Roman" w:hAnsi="Times New Roman" w:cs="Times New Roman"/>
-          <w:sz w:val="28"/>
-          <w:szCs w:val="28"/>
-        </w:rPr>
-        <w:t>очет отслеживать статус заказа в реальном времени</w:t>
+        <w:t xml:space="preserve">Я, как гость, </w:t>
+      </w:r>
+      <w:r>
+        <w:rPr>
+          <w:rFonts w:ascii="Times New Roman" w:hAnsi="Times New Roman" w:cs="Times New Roman"/>
+          <w:sz w:val="28"/>
+          <w:szCs w:val="28"/>
+        </w:rPr>
+        <w:t>хоч</w:t>
+      </w:r>
+      <w:r>
+        <w:rPr>
+          <w:rFonts w:ascii="Times New Roman" w:hAnsi="Times New Roman" w:cs="Times New Roman"/>
+          <w:sz w:val="28"/>
+          <w:szCs w:val="28"/>
+        </w:rPr>
+        <w:t>у</w:t>
+      </w:r>
+      <w:r>
+        <w:rPr>
+          <w:rFonts w:ascii="Times New Roman" w:hAnsi="Times New Roman" w:cs="Times New Roman"/>
+          <w:sz w:val="28"/>
+          <w:szCs w:val="28"/>
+        </w:rPr>
+        <w:t xml:space="preserve"> отслеживать статус заказа в реальном времени</w:t>
       </w:r>
       <w:r>
         <w:rPr>
@@ -311,15 +367,31 @@
           <w:sz w:val="28"/>
           <w:szCs w:val="28"/>
         </w:rPr>
-        <w:t>х</w:t>
-      </w:r>
-      <w:r>
-        <w:rPr>
-          <w:rFonts w:ascii="Times New Roman" w:hAnsi="Times New Roman" w:cs="Times New Roman"/>
-          <w:sz w:val="28"/>
-          <w:szCs w:val="28"/>
-        </w:rPr>
-        <w:t>очет оставлять адрес заказа и писать комментарии</w:t>
+        <w:t xml:space="preserve">Я, как гость, </w:t>
+      </w:r>
+      <w:r>
+        <w:rPr>
+          <w:rFonts w:ascii="Times New Roman" w:hAnsi="Times New Roman" w:cs="Times New Roman"/>
+          <w:sz w:val="28"/>
+          <w:szCs w:val="28"/>
+        </w:rPr>
+        <w:t>хоч</w:t>
+      </w:r>
+      <w:r>
+        <w:rPr>
+          <w:rFonts w:ascii="Times New Roman" w:hAnsi="Times New Roman" w:cs="Times New Roman"/>
+          <w:sz w:val="28"/>
+          <w:szCs w:val="28"/>
+        </w:rPr>
+        <w:t>у</w:t>
+      </w:r>
+      <w:r>
+        <w:rPr>
+          <w:rFonts w:ascii="Times New Roman" w:hAnsi="Times New Roman" w:cs="Times New Roman"/>
+          <w:sz w:val="28"/>
+          <w:szCs w:val="28"/>
+        </w:rPr>
+        <w:t xml:space="preserve"> оставлять адрес заказа и писать комментарии</w:t>
       </w:r>
       <w:r>
         <w:rPr>
@@ -352,15 +424,31 @@
           <w:sz w:val="28"/>
           <w:szCs w:val="28"/>
         </w:rPr>
-        <w:t>х</w:t>
-      </w:r>
-      <w:r>
-        <w:rPr>
-          <w:rFonts w:ascii="Times New Roman" w:hAnsi="Times New Roman" w:cs="Times New Roman"/>
-          <w:sz w:val="28"/>
-          <w:szCs w:val="28"/>
-        </w:rPr>
-        <w:t>очет просматривать историю заказов</w:t>
+        <w:t xml:space="preserve">Я, как гость, </w:t>
+      </w:r>
+      <w:r>
+        <w:rPr>
+          <w:rFonts w:ascii="Times New Roman" w:hAnsi="Times New Roman" w:cs="Times New Roman"/>
+          <w:sz w:val="28"/>
+          <w:szCs w:val="28"/>
+        </w:rPr>
+        <w:t>хоч</w:t>
+      </w:r>
+      <w:r>
+        <w:rPr>
+          <w:rFonts w:ascii="Times New Roman" w:hAnsi="Times New Roman" w:cs="Times New Roman"/>
+          <w:sz w:val="28"/>
+          <w:szCs w:val="28"/>
+        </w:rPr>
+        <w:t>у</w:t>
+      </w:r>
+      <w:r>
+        <w:rPr>
+          <w:rFonts w:ascii="Times New Roman" w:hAnsi="Times New Roman" w:cs="Times New Roman"/>
+          <w:sz w:val="28"/>
+          <w:szCs w:val="28"/>
+        </w:rPr>
+        <w:t xml:space="preserve"> просматривать историю заказов</w:t>
       </w:r>
       <w:r>
         <w:rPr>
@@ -411,14 +499,14 @@
           <w:sz w:val="28"/>
           <w:szCs w:val="28"/>
         </w:rPr>
-        <w:t>х</w:t>
-      </w:r>
-      <w:r>
-        <w:rPr>
-          <w:sz w:val="28"/>
-          <w:szCs w:val="28"/>
-        </w:rPr>
-        <w:t>очет видеть поступающие заказы на одном экране с автоматическим звуковым оповещением, чтобы не пропустить новый заказ</w:t>
+        <w:t>Я, как оператор заказа, хочу</w:t>
+      </w:r>
+      <w:r>
+        <w:rPr>
+          <w:sz w:val="28"/>
+          <w:szCs w:val="28"/>
+        </w:rPr>
+        <w:t xml:space="preserve"> видеть поступающие заказы на одном экране с автоматическим звуковым оповещением, чтобы не пропустить новый заказ</w:t>
       </w:r>
       <w:r>
         <w:rPr>
@@ -448,21 +536,8 @@
           <w:sz w:val="28"/>
           <w:szCs w:val="28"/>
         </w:rPr>
-        <w:t>х</w:t>
-      </w:r>
-      <w:r>
-        <w:rPr>
-          <w:sz w:val="28"/>
-          <w:szCs w:val="28"/>
-        </w:rPr>
-        <w:t>оч</w:t>
-      </w:r>
-      <w:r>
-        <w:rPr>
-          <w:sz w:val="28"/>
-          <w:szCs w:val="28"/>
-        </w:rPr>
-        <w:t>ет</w:t>
+        <w:lastRenderedPageBreak/>
+        <w:t>Я, как оператор заказа, хочу</w:t>
       </w:r>
       <w:r>
         <w:rPr>
@@ -499,31 +574,28 @@
           <w:sz w:val="28"/>
           <w:szCs w:val="28"/>
         </w:rPr>
-        <w:lastRenderedPageBreak/>
-        <w:t>х</w:t>
-      </w:r>
-      <w:r>
-        <w:rPr>
-          <w:sz w:val="28"/>
-          <w:szCs w:val="28"/>
-        </w:rPr>
-        <w:t xml:space="preserve">очет </w:t>
-      </w:r>
-      <w:proofErr w:type="spellStart"/>
-      <w:r>
-        <w:rPr>
-          <w:sz w:val="28"/>
-          <w:szCs w:val="28"/>
-        </w:rPr>
-        <w:t>стопать</w:t>
-      </w:r>
-      <w:proofErr w:type="spellEnd"/>
-      <w:r>
-        <w:rPr>
-          <w:sz w:val="28"/>
-          <w:szCs w:val="28"/>
-        </w:rPr>
-        <w:t xml:space="preserve"> ингредиенты и блюда, чтобы клиенты не заказывали то, чего нет на кухне</w:t>
+        <w:t>Я, как оператор заказа, хочу</w:t>
+      </w:r>
+      <w:r>
+        <w:rPr>
+          <w:sz w:val="28"/>
+          <w:szCs w:val="28"/>
+        </w:rPr>
+        <w:t xml:space="preserve"> </w:t>
+      </w:r>
+      <w:r>
+        <w:rPr>
+          <w:sz w:val="28"/>
+          <w:szCs w:val="28"/>
+        </w:rPr>
+        <w:t>блокировать выдачу ингредиентов</w:t>
+      </w:r>
+      <w:r>
+        <w:rPr>
+          <w:sz w:val="28"/>
+          <w:szCs w:val="28"/>
+        </w:rPr>
+        <w:t xml:space="preserve"> и блюд, чтобы клиенты не заказывали то, чего нет на кухне</w:t>
       </w:r>
       <w:r>
         <w:rPr>
@@ -553,14 +625,14 @@
           <w:sz w:val="28"/>
           <w:szCs w:val="28"/>
         </w:rPr>
-        <w:t>х</w:t>
-      </w:r>
-      <w:r>
-        <w:rPr>
-          <w:sz w:val="28"/>
-          <w:szCs w:val="28"/>
-        </w:rPr>
-        <w:t>очет назначать свободного курьера на готовый заказ</w:t>
+        <w:t>Я, как оператор заказа, хочу</w:t>
+      </w:r>
+      <w:r>
+        <w:rPr>
+          <w:sz w:val="28"/>
+          <w:szCs w:val="28"/>
+        </w:rPr>
+        <w:t xml:space="preserve"> назначать свободного курьера на готовый заказ</w:t>
       </w:r>
       <w:r>
         <w:rPr>
@@ -590,14 +662,14 @@
           <w:sz w:val="28"/>
           <w:szCs w:val="28"/>
         </w:rPr>
-        <w:t>х</w:t>
-      </w:r>
-      <w:r>
-        <w:rPr>
-          <w:sz w:val="28"/>
-          <w:szCs w:val="28"/>
-        </w:rPr>
-        <w:t>очет просматривать аналитику по продажам и времени доставки за период времени, чтобы оценивать эффективность смены</w:t>
+        <w:t>Я, как оператор заказа, хочу</w:t>
+      </w:r>
+      <w:r>
+        <w:rPr>
+          <w:sz w:val="28"/>
+          <w:szCs w:val="28"/>
+        </w:rPr>
+        <w:t xml:space="preserve"> просматривать аналитику по продажам и времени доставки за период времени, чтобы оценивать эффективность смены</w:t>
       </w:r>
       <w:r>
         <w:rPr>
@@ -647,14 +719,21 @@
           <w:sz w:val="28"/>
           <w:szCs w:val="28"/>
         </w:rPr>
-        <w:t>х</w:t>
-      </w:r>
-      <w:r>
-        <w:rPr>
-          <w:sz w:val="28"/>
-          <w:szCs w:val="28"/>
-        </w:rPr>
-        <w:t>очет</w:t>
+        <w:t xml:space="preserve">Я, как </w:t>
+      </w:r>
+      <w:r>
+        <w:rPr>
+          <w:sz w:val="28"/>
+          <w:szCs w:val="28"/>
+        </w:rPr>
+        <w:t>повар</w:t>
+      </w:r>
+      <w:r>
+        <w:rPr>
+          <w:sz w:val="28"/>
+          <w:szCs w:val="28"/>
+        </w:rPr>
+        <w:t>, хочу</w:t>
       </w:r>
       <w:r>
         <w:rPr>
@@ -691,14 +770,28 @@
           <w:sz w:val="28"/>
           <w:szCs w:val="28"/>
         </w:rPr>
-        <w:t>х</w:t>
-      </w:r>
-      <w:r>
-        <w:rPr>
-          <w:sz w:val="28"/>
-          <w:szCs w:val="28"/>
-        </w:rPr>
-        <w:t>очет отмечать готовность заказа</w:t>
+        <w:t xml:space="preserve">Я, как </w:t>
+      </w:r>
+      <w:r>
+        <w:rPr>
+          <w:sz w:val="28"/>
+          <w:szCs w:val="28"/>
+        </w:rPr>
+        <w:t>повар</w:t>
+      </w:r>
+      <w:r>
+        <w:rPr>
+          <w:sz w:val="28"/>
+          <w:szCs w:val="28"/>
+        </w:rPr>
+        <w:t>, хочу</w:t>
+      </w:r>
+      <w:r>
+        <w:rPr>
+          <w:sz w:val="28"/>
+          <w:szCs w:val="28"/>
+        </w:rPr>
+        <w:t xml:space="preserve"> отмечать готовность заказа</w:t>
       </w:r>
       <w:r>
         <w:rPr>
@@ -728,14 +821,28 @@
           <w:sz w:val="28"/>
           <w:szCs w:val="28"/>
         </w:rPr>
-        <w:t>х</w:t>
-      </w:r>
-      <w:r>
-        <w:rPr>
-          <w:sz w:val="28"/>
-          <w:szCs w:val="28"/>
-        </w:rPr>
-        <w:t>очет получать данные о срочных заказах, чтобы не просрочить время доставки</w:t>
+        <w:t xml:space="preserve">Я, как </w:t>
+      </w:r>
+      <w:r>
+        <w:rPr>
+          <w:sz w:val="28"/>
+          <w:szCs w:val="28"/>
+        </w:rPr>
+        <w:t>повар</w:t>
+      </w:r>
+      <w:r>
+        <w:rPr>
+          <w:sz w:val="28"/>
+          <w:szCs w:val="28"/>
+        </w:rPr>
+        <w:t>, хочу</w:t>
+      </w:r>
+      <w:r>
+        <w:rPr>
+          <w:sz w:val="28"/>
+          <w:szCs w:val="28"/>
+        </w:rPr>
+        <w:t xml:space="preserve"> получать данные о срочных заказах, чтобы не просрочить время доставки</w:t>
       </w:r>
       <w:r>
         <w:rPr>
@@ -765,14 +872,28 @@
           <w:sz w:val="28"/>
           <w:szCs w:val="28"/>
         </w:rPr>
-        <w:t>х</w:t>
-      </w:r>
-      <w:r>
-        <w:rPr>
-          <w:sz w:val="28"/>
-          <w:szCs w:val="28"/>
-        </w:rPr>
-        <w:t>очет видеть суммарное количество блюд в очереди, чтоб понимать масштаб работы</w:t>
+        <w:t xml:space="preserve">Я, как </w:t>
+      </w:r>
+      <w:r>
+        <w:rPr>
+          <w:sz w:val="28"/>
+          <w:szCs w:val="28"/>
+        </w:rPr>
+        <w:t>повар</w:t>
+      </w:r>
+      <w:r>
+        <w:rPr>
+          <w:sz w:val="28"/>
+          <w:szCs w:val="28"/>
+        </w:rPr>
+        <w:t>, хочу</w:t>
+      </w:r>
+      <w:r>
+        <w:rPr>
+          <w:sz w:val="28"/>
+          <w:szCs w:val="28"/>
+        </w:rPr>
+        <w:t xml:space="preserve"> видеть суммарное количество блюд в очереди, чтоб понимать масштаб работы</w:t>
       </w:r>
       <w:r>
         <w:rPr>
@@ -802,14 +923,28 @@
           <w:sz w:val="28"/>
           <w:szCs w:val="28"/>
         </w:rPr>
-        <w:t>х</w:t>
-      </w:r>
-      <w:r>
-        <w:rPr>
-          <w:sz w:val="28"/>
-          <w:szCs w:val="28"/>
-        </w:rPr>
-        <w:t>очет отправлять заказ в зону выдачи, чтобы очистить рабочую область заказов</w:t>
+        <w:t xml:space="preserve">Я, как </w:t>
+      </w:r>
+      <w:r>
+        <w:rPr>
+          <w:sz w:val="28"/>
+          <w:szCs w:val="28"/>
+        </w:rPr>
+        <w:t>повар</w:t>
+      </w:r>
+      <w:r>
+        <w:rPr>
+          <w:sz w:val="28"/>
+          <w:szCs w:val="28"/>
+        </w:rPr>
+        <w:t>, хочу</w:t>
+      </w:r>
+      <w:r>
+        <w:rPr>
+          <w:sz w:val="28"/>
+          <w:szCs w:val="28"/>
+        </w:rPr>
+        <w:t xml:space="preserve"> отправлять заказ в зону выдачи, чтобы очистить рабочую область заказов</w:t>
       </w:r>
       <w:r>
         <w:rPr>
@@ -861,15 +996,15 @@
           <w:sz w:val="28"/>
           <w:szCs w:val="28"/>
         </w:rPr>
-        <w:t>х</w:t>
-      </w:r>
-      <w:r>
-        <w:rPr>
-          <w:rFonts w:ascii="Times New Roman" w:hAnsi="Times New Roman" w:cs="Times New Roman"/>
-          <w:sz w:val="28"/>
-          <w:szCs w:val="28"/>
-        </w:rPr>
-        <w:t>очет получать уведомление о заказе</w:t>
+        <w:t>Я, как курьер, хочу</w:t>
+      </w:r>
+      <w:r>
+        <w:rPr>
+          <w:rFonts w:ascii="Times New Roman" w:hAnsi="Times New Roman" w:cs="Times New Roman"/>
+          <w:sz w:val="28"/>
+          <w:szCs w:val="28"/>
+        </w:rPr>
+        <w:t xml:space="preserve"> получать уведомление о заказе</w:t>
       </w:r>
       <w:r>
         <w:rPr>
@@ -902,15 +1037,15 @@
           <w:sz w:val="28"/>
           <w:szCs w:val="28"/>
         </w:rPr>
-        <w:t>х</w:t>
-      </w:r>
-      <w:r>
-        <w:rPr>
-          <w:rFonts w:ascii="Times New Roman" w:hAnsi="Times New Roman" w:cs="Times New Roman"/>
-          <w:sz w:val="28"/>
-          <w:szCs w:val="28"/>
-        </w:rPr>
-        <w:t>очет иметь возможность начинать смену в удобное ему время</w:t>
+        <w:t>Я, как курьер, хочу</w:t>
+      </w:r>
+      <w:r>
+        <w:rPr>
+          <w:rFonts w:ascii="Times New Roman" w:hAnsi="Times New Roman" w:cs="Times New Roman"/>
+          <w:sz w:val="28"/>
+          <w:szCs w:val="28"/>
+        </w:rPr>
+        <w:t xml:space="preserve"> иметь возможность начинать смену в удобное ему время</w:t>
       </w:r>
       <w:r>
         <w:rPr>
@@ -943,15 +1078,15 @@
           <w:sz w:val="28"/>
           <w:szCs w:val="28"/>
         </w:rPr>
-        <w:t>х</w:t>
-      </w:r>
-      <w:r>
-        <w:rPr>
-          <w:rFonts w:ascii="Times New Roman" w:hAnsi="Times New Roman" w:cs="Times New Roman"/>
-          <w:sz w:val="28"/>
-          <w:szCs w:val="28"/>
-        </w:rPr>
-        <w:t>очет иметь возможность ставить смену на паузу, чтоб передохнуть</w:t>
+        <w:t>Я, как курьер, хочу</w:t>
+      </w:r>
+      <w:r>
+        <w:rPr>
+          <w:rFonts w:ascii="Times New Roman" w:hAnsi="Times New Roman" w:cs="Times New Roman"/>
+          <w:sz w:val="28"/>
+          <w:szCs w:val="28"/>
+        </w:rPr>
+        <w:t xml:space="preserve"> иметь возможность ставить смену на паузу, чтоб передохнуть</w:t>
       </w:r>
       <w:r>
         <w:rPr>
@@ -984,15 +1119,16 @@
           <w:sz w:val="28"/>
           <w:szCs w:val="28"/>
         </w:rPr>
-        <w:t>х</w:t>
-      </w:r>
-      <w:r>
-        <w:rPr>
-          <w:rFonts w:ascii="Times New Roman" w:hAnsi="Times New Roman" w:cs="Times New Roman"/>
-          <w:sz w:val="28"/>
-          <w:szCs w:val="28"/>
-        </w:rPr>
-        <w:t>очет видеть количество выполненных заказов и заработок</w:t>
+        <w:lastRenderedPageBreak/>
+        <w:t>Я, как курьер, хочу</w:t>
+      </w:r>
+      <w:r>
+        <w:rPr>
+          <w:rFonts w:ascii="Times New Roman" w:hAnsi="Times New Roman" w:cs="Times New Roman"/>
+          <w:sz w:val="28"/>
+          <w:szCs w:val="28"/>
+        </w:rPr>
+        <w:t xml:space="preserve"> видеть количество выполненных заказов и заработок</w:t>
       </w:r>
       <w:r>
         <w:rPr>
@@ -1025,15 +1161,15 @@
           <w:sz w:val="28"/>
           <w:szCs w:val="28"/>
         </w:rPr>
-        <w:t>х</w:t>
-      </w:r>
-      <w:r>
-        <w:rPr>
-          <w:rFonts w:ascii="Times New Roman" w:hAnsi="Times New Roman" w:cs="Times New Roman"/>
-          <w:sz w:val="28"/>
-          <w:szCs w:val="28"/>
-        </w:rPr>
-        <w:t>очет отслеживать заказ на карте, чтобы понимать, куда его доставлять</w:t>
+        <w:t>Я, как курьер, хочу</w:t>
+      </w:r>
+      <w:r>
+        <w:rPr>
+          <w:rFonts w:ascii="Times New Roman" w:hAnsi="Times New Roman" w:cs="Times New Roman"/>
+          <w:sz w:val="28"/>
+          <w:szCs w:val="28"/>
+        </w:rPr>
+        <w:t xml:space="preserve"> отслеживать заказ на карте, чтобы понимать, куда его доставлять</w:t>
       </w:r>
       <w:r>
         <w:rPr>
@@ -1110,16 +1246,15 @@
           <w:sz w:val="28"/>
           <w:szCs w:val="28"/>
         </w:rPr>
-        <w:lastRenderedPageBreak/>
-        <w:t>х</w:t>
-      </w:r>
-      <w:r>
-        <w:rPr>
-          <w:rFonts w:ascii="Times New Roman" w:hAnsi="Times New Roman" w:cs="Times New Roman"/>
-          <w:sz w:val="28"/>
-          <w:szCs w:val="28"/>
-        </w:rPr>
-        <w:t>очет просматривать отчёт, чтобы корректировать работу доставки</w:t>
+        <w:t>Я, как администратор, хочу</w:t>
+      </w:r>
+      <w:r>
+        <w:rPr>
+          <w:rFonts w:ascii="Times New Roman" w:hAnsi="Times New Roman" w:cs="Times New Roman"/>
+          <w:sz w:val="28"/>
+          <w:szCs w:val="28"/>
+        </w:rPr>
+        <w:t xml:space="preserve"> просматривать отчёт, чтобы корректировать работу доставки</w:t>
       </w:r>
       <w:r>
         <w:rPr>
@@ -1152,15 +1287,7 @@
           <w:sz w:val="28"/>
           <w:szCs w:val="28"/>
         </w:rPr>
-        <w:t>х</w:t>
-      </w:r>
-      <w:r>
-        <w:rPr>
-          <w:rFonts w:ascii="Times New Roman" w:hAnsi="Times New Roman" w:cs="Times New Roman"/>
-          <w:sz w:val="28"/>
-          <w:szCs w:val="28"/>
-        </w:rPr>
-        <w:t>очет</w:t>
+        <w:t>Я, как администратор, хочу</w:t>
       </w:r>
       <w:r>
         <w:rPr>
@@ -1201,15 +1328,15 @@
           <w:sz w:val="28"/>
           <w:szCs w:val="28"/>
         </w:rPr>
-        <w:t>х</w:t>
-      </w:r>
-      <w:r>
-        <w:rPr>
-          <w:rFonts w:ascii="Times New Roman" w:hAnsi="Times New Roman" w:cs="Times New Roman"/>
-          <w:sz w:val="28"/>
-          <w:szCs w:val="28"/>
-        </w:rPr>
-        <w:t>очет создавать, блокировать и изменять учётные записи сотрудников</w:t>
+        <w:t>Я, как администратор, хочу</w:t>
+      </w:r>
+      <w:r>
+        <w:rPr>
+          <w:rFonts w:ascii="Times New Roman" w:hAnsi="Times New Roman" w:cs="Times New Roman"/>
+          <w:sz w:val="28"/>
+          <w:szCs w:val="28"/>
+        </w:rPr>
+        <w:t xml:space="preserve"> создавать, блокировать и изменять учётные записи сотрудников</w:t>
       </w:r>
       <w:r>
         <w:rPr>
@@ -1242,15 +1369,15 @@
           <w:sz w:val="28"/>
           <w:szCs w:val="28"/>
         </w:rPr>
-        <w:t>х</w:t>
-      </w:r>
-      <w:r>
-        <w:rPr>
-          <w:rFonts w:ascii="Times New Roman" w:hAnsi="Times New Roman" w:cs="Times New Roman"/>
-          <w:sz w:val="28"/>
-          <w:szCs w:val="28"/>
-        </w:rPr>
-        <w:t>очет корректировать меню</w:t>
+        <w:t>Я, как администратор, хочу</w:t>
+      </w:r>
+      <w:r>
+        <w:rPr>
+          <w:rFonts w:ascii="Times New Roman" w:hAnsi="Times New Roman" w:cs="Times New Roman"/>
+          <w:sz w:val="28"/>
+          <w:szCs w:val="28"/>
+        </w:rPr>
+        <w:t xml:space="preserve"> корректировать меню</w:t>
       </w:r>
       <w:r>
         <w:rPr>
@@ -1283,15 +1410,15 @@
           <w:sz w:val="28"/>
           <w:szCs w:val="28"/>
         </w:rPr>
-        <w:t>х</w:t>
-      </w:r>
-      <w:r>
-        <w:rPr>
-          <w:rFonts w:ascii="Times New Roman" w:hAnsi="Times New Roman" w:cs="Times New Roman"/>
-          <w:sz w:val="28"/>
-          <w:szCs w:val="28"/>
-        </w:rPr>
-        <w:t>очет настраивать параметры доставки, чтобы доставка была рентабельной.</w:t>
+        <w:t>Я, как администратор, хочу</w:t>
+      </w:r>
+      <w:r>
+        <w:rPr>
+          <w:rFonts w:ascii="Times New Roman" w:hAnsi="Times New Roman" w:cs="Times New Roman"/>
+          <w:sz w:val="28"/>
+          <w:szCs w:val="28"/>
+        </w:rPr>
+        <w:t xml:space="preserve"> настраивать параметры доставки, чтобы доставка была рентабельной.</w:t>
       </w:r>
       <w:r>
         <w:rPr>
@@ -1671,6 +1798,7 @@
           <w:sz w:val="28"/>
           <w:szCs w:val="28"/>
         </w:rPr>
+        <w:lastRenderedPageBreak/>
         <w:t>Необходимые данные</w:t>
       </w:r>
     </w:p>
@@ -1831,7 +1959,6 @@
           <w:sz w:val="28"/>
           <w:szCs w:val="28"/>
         </w:rPr>
-        <w:lastRenderedPageBreak/>
         <w:t>д</w:t>
       </w:r>
       <w:r>
@@ -1979,15 +2106,33 @@
           <w:sz w:val="28"/>
           <w:szCs w:val="28"/>
         </w:rPr>
-        <w:t>у</w:t>
-      </w:r>
-      <w:r>
-        <w:rPr>
-          <w:rFonts w:ascii="Times New Roman" w:hAnsi="Times New Roman" w:cs="Times New Roman"/>
-          <w:sz w:val="28"/>
-          <w:szCs w:val="28"/>
-        </w:rPr>
-        <w:t xml:space="preserve">падок сайта в пиковые часы, </w:t>
+        <w:t>нестабильная работа сайта</w:t>
+      </w:r>
+      <w:r>
+        <w:rPr>
+          <w:rFonts w:ascii="Times New Roman" w:hAnsi="Times New Roman" w:cs="Times New Roman"/>
+          <w:sz w:val="28"/>
+          <w:szCs w:val="28"/>
+        </w:rPr>
+        <w:t xml:space="preserve"> </w:t>
+      </w:r>
+      <w:proofErr w:type="spellStart"/>
+      <w:r>
+        <w:rPr>
+          <w:rFonts w:ascii="Times New Roman" w:hAnsi="Times New Roman" w:cs="Times New Roman"/>
+          <w:sz w:val="28"/>
+          <w:szCs w:val="28"/>
+        </w:rPr>
+        <w:t>сайта</w:t>
+      </w:r>
+      <w:proofErr w:type="spellEnd"/>
+      <w:r>
+        <w:rPr>
+          <w:rFonts w:ascii="Times New Roman" w:hAnsi="Times New Roman" w:cs="Times New Roman"/>
+          <w:sz w:val="28"/>
+          <w:szCs w:val="28"/>
+        </w:rPr>
+        <w:t xml:space="preserve"> в пиковые часы, </w:t>
       </w:r>
       <w:r>
         <w:rPr>
@@ -2291,12 +2436,35 @@
           <w:szCs w:val="28"/>
         </w:rPr>
       </w:pPr>
-      <w:r>
-        <w:rPr>
-          <w:rFonts w:ascii="Times New Roman" w:hAnsi="Times New Roman" w:cs="Times New Roman"/>
-          <w:sz w:val="28"/>
-          <w:szCs w:val="28"/>
-        </w:rPr>
+    </w:p>
+    <w:p>
+      <w:pPr>
+        <w:spacing w:line="240" w:lineRule="auto"/>
+        <w:jc w:val="both"/>
+        <w:rPr>
+          <w:rFonts w:ascii="Times New Roman" w:hAnsi="Times New Roman" w:cs="Times New Roman"/>
+          <w:sz w:val="28"/>
+          <w:szCs w:val="28"/>
+        </w:rPr>
+      </w:pPr>
+    </w:p>
+    <w:p>
+      <w:pPr>
+        <w:spacing w:line="240" w:lineRule="auto"/>
+        <w:jc w:val="both"/>
+        <w:rPr>
+          <w:rFonts w:ascii="Times New Roman" w:hAnsi="Times New Roman" w:cs="Times New Roman"/>
+          <w:sz w:val="28"/>
+          <w:szCs w:val="28"/>
+        </w:rPr>
+      </w:pPr>
+      <w:r>
+        <w:rPr>
+          <w:rFonts w:ascii="Times New Roman" w:hAnsi="Times New Roman" w:cs="Times New Roman"/>
+          <w:sz w:val="28"/>
+          <w:szCs w:val="28"/>
+        </w:rPr>
+        <w:lastRenderedPageBreak/>
         <w:t xml:space="preserve">Таблица 1 </w:t>
       </w:r>
       <w:r>
@@ -2468,7 +2636,31 @@
                 <w:sz w:val="28"/>
                 <w:szCs w:val="28"/>
               </w:rPr>
-              <w:t>Система должна формировать и скачивать отчёты в формате .</w:t>
+              <w:t>Администратор</w:t>
+            </w:r>
+            <w:r>
+              <w:rPr>
+                <w:rFonts w:ascii="Times New Roman" w:hAnsi="Times New Roman" w:cs="Times New Roman"/>
+                <w:sz w:val="28"/>
+                <w:szCs w:val="28"/>
+              </w:rPr>
+              <w:t xml:space="preserve"> долж</w:t>
+            </w:r>
+            <w:r>
+              <w:rPr>
+                <w:rFonts w:ascii="Times New Roman" w:hAnsi="Times New Roman" w:cs="Times New Roman"/>
+                <w:sz w:val="28"/>
+                <w:szCs w:val="28"/>
+              </w:rPr>
+              <w:t>ен</w:t>
+            </w:r>
+            <w:r>
+              <w:rPr>
+                <w:rFonts w:ascii="Times New Roman" w:hAnsi="Times New Roman" w:cs="Times New Roman"/>
+                <w:sz w:val="28"/>
+                <w:szCs w:val="28"/>
+              </w:rPr>
+              <w:t xml:space="preserve"> формировать и скачивать отчёты в формате .</w:t>
             </w:r>
             <w:proofErr w:type="spellStart"/>
             <w:r>
@@ -2534,7 +2726,6 @@
                 <w:sz w:val="28"/>
                 <w:szCs w:val="28"/>
               </w:rPr>
-              <w:lastRenderedPageBreak/>
               <w:t>В</w:t>
             </w:r>
             <w:r>
@@ -2785,32 +2976,23 @@
                 <w:sz w:val="28"/>
                 <w:szCs w:val="28"/>
               </w:rPr>
-              <w:t>С</w:t>
-            </w:r>
-            <w:r>
-              <w:rPr>
-                <w:rFonts w:ascii="Times New Roman" w:hAnsi="Times New Roman" w:cs="Times New Roman"/>
-                <w:sz w:val="28"/>
-                <w:szCs w:val="28"/>
-              </w:rPr>
-              <w:t xml:space="preserve">истема должна отправлять </w:t>
-            </w:r>
-            <w:r>
-              <w:rPr>
-                <w:rFonts w:ascii="Times New Roman" w:hAnsi="Times New Roman" w:cs="Times New Roman"/>
-                <w:sz w:val="28"/>
-                <w:szCs w:val="28"/>
-                <w:lang w:val="en-US"/>
-              </w:rPr>
-              <w:t>PUSH</w:t>
-            </w:r>
-            <w:r>
-              <w:rPr>
-                <w:rFonts w:ascii="Times New Roman" w:hAnsi="Times New Roman" w:cs="Times New Roman"/>
-                <w:sz w:val="28"/>
-                <w:szCs w:val="28"/>
-              </w:rPr>
-              <w:t>-уведомления клиенту при изменении статуса заказа</w:t>
+              <w:t xml:space="preserve">Оператор </w:t>
+            </w:r>
+            <w:r>
+              <w:rPr>
+                <w:rFonts w:ascii="Times New Roman" w:hAnsi="Times New Roman" w:cs="Times New Roman"/>
+                <w:sz w:val="28"/>
+                <w:szCs w:val="28"/>
+              </w:rPr>
+              <w:t>должен</w:t>
+            </w:r>
+            <w:r>
+              <w:rPr>
+                <w:rFonts w:ascii="Times New Roman" w:hAnsi="Times New Roman" w:cs="Times New Roman"/>
+                <w:sz w:val="28"/>
+                <w:szCs w:val="28"/>
+              </w:rPr>
+              <w:t xml:space="preserve"> принять заказ</w:t>
             </w:r>
           </w:p>
         </w:tc>
@@ -2832,7 +3014,1323 @@
                 <w:sz w:val="28"/>
                 <w:szCs w:val="28"/>
               </w:rPr>
-              <w:t>При смене статуса заказа на сервере на устройство клиента приходит PUSH-уведомление с новым статусом</w:t>
+              <w:t xml:space="preserve">В течение </w:t>
+            </w:r>
+            <w:r>
+              <w:rPr>
+                <w:rFonts w:ascii="Times New Roman" w:hAnsi="Times New Roman" w:cs="Times New Roman"/>
+                <w:sz w:val="28"/>
+                <w:szCs w:val="28"/>
+              </w:rPr>
+              <w:t>2</w:t>
+            </w:r>
+            <w:r>
+              <w:rPr>
+                <w:rFonts w:ascii="Times New Roman" w:hAnsi="Times New Roman" w:cs="Times New Roman"/>
+                <w:sz w:val="28"/>
+                <w:szCs w:val="28"/>
+              </w:rPr>
+              <w:t xml:space="preserve"> минут после оформления заказа оператор нажимает кнопку «Принять»</w:t>
+            </w:r>
+            <w:r>
+              <w:rPr>
+                <w:rFonts w:ascii="Times New Roman" w:hAnsi="Times New Roman" w:cs="Times New Roman"/>
+                <w:sz w:val="28"/>
+                <w:szCs w:val="28"/>
+              </w:rPr>
+              <w:t>.</w:t>
+            </w:r>
+            <w:r>
+              <w:rPr>
+                <w:rFonts w:ascii="Times New Roman" w:hAnsi="Times New Roman" w:cs="Times New Roman"/>
+                <w:sz w:val="28"/>
+                <w:szCs w:val="28"/>
+              </w:rPr>
+              <w:t xml:space="preserve"> </w:t>
+            </w:r>
+            <w:r>
+              <w:rPr>
+                <w:rFonts w:ascii="Times New Roman" w:hAnsi="Times New Roman" w:cs="Times New Roman"/>
+                <w:sz w:val="28"/>
+                <w:szCs w:val="28"/>
+              </w:rPr>
+              <w:t>Д</w:t>
+            </w:r>
+            <w:r>
+              <w:rPr>
+                <w:rFonts w:ascii="Times New Roman" w:hAnsi="Times New Roman" w:cs="Times New Roman"/>
+                <w:sz w:val="28"/>
+                <w:szCs w:val="28"/>
+              </w:rPr>
+              <w:t xml:space="preserve">о нажатия заказ находится в статусе «Ожидает принятия» и не отображается на экране повара. Если оператор не принял заказ за </w:t>
+            </w:r>
+            <w:r>
+              <w:rPr>
+                <w:rFonts w:ascii="Times New Roman" w:hAnsi="Times New Roman" w:cs="Times New Roman"/>
+                <w:sz w:val="28"/>
+                <w:szCs w:val="28"/>
+              </w:rPr>
+              <w:t>2</w:t>
+            </w:r>
+            <w:r>
+              <w:rPr>
+                <w:rFonts w:ascii="Times New Roman" w:hAnsi="Times New Roman" w:cs="Times New Roman"/>
+                <w:sz w:val="28"/>
+                <w:szCs w:val="28"/>
+              </w:rPr>
+              <w:t xml:space="preserve"> </w:t>
+            </w:r>
+            <w:r>
+              <w:rPr>
+                <w:rFonts w:ascii="Times New Roman" w:hAnsi="Times New Roman" w:cs="Times New Roman"/>
+                <w:sz w:val="28"/>
+                <w:szCs w:val="28"/>
+              </w:rPr>
+              <w:t>минут</w:t>
+            </w:r>
+            <w:r>
+              <w:rPr>
+                <w:rFonts w:ascii="Times New Roman" w:hAnsi="Times New Roman" w:cs="Times New Roman"/>
+                <w:sz w:val="28"/>
+                <w:szCs w:val="28"/>
+              </w:rPr>
+              <w:t>ы</w:t>
+            </w:r>
+            <w:r>
+              <w:rPr>
+                <w:rFonts w:ascii="Times New Roman" w:hAnsi="Times New Roman" w:cs="Times New Roman"/>
+                <w:sz w:val="28"/>
+                <w:szCs w:val="28"/>
+              </w:rPr>
+              <w:t>, заказ автоматически отменяется, клиент получает PUSH-уведомление об отмене</w:t>
+            </w:r>
+          </w:p>
+        </w:tc>
+      </w:tr>
+      <w:tr>
+        <w:tc>
+          <w:tcPr>
+            <w:tcW w:w="4508" w:type="dxa"/>
+          </w:tcPr>
+          <w:p>
+            <w:pPr>
+              <w:rPr>
+                <w:rFonts w:ascii="Times New Roman" w:hAnsi="Times New Roman" w:cs="Times New Roman"/>
+                <w:sz w:val="28"/>
+                <w:szCs w:val="28"/>
+              </w:rPr>
+            </w:pPr>
+            <w:r>
+              <w:rPr>
+                <w:rFonts w:ascii="Times New Roman" w:hAnsi="Times New Roman" w:cs="Times New Roman"/>
+                <w:sz w:val="28"/>
+                <w:szCs w:val="28"/>
+              </w:rPr>
+              <w:lastRenderedPageBreak/>
+              <w:t>При отмене заказа деньги должны быть возращены клиенту</w:t>
+            </w:r>
+          </w:p>
+        </w:tc>
+        <w:tc>
+          <w:tcPr>
+            <w:tcW w:w="4508" w:type="dxa"/>
+          </w:tcPr>
+          <w:p>
+            <w:pPr>
+              <w:rPr>
+                <w:rFonts w:ascii="Times New Roman" w:hAnsi="Times New Roman" w:cs="Times New Roman"/>
+                <w:sz w:val="28"/>
+                <w:szCs w:val="28"/>
+              </w:rPr>
+            </w:pPr>
+            <w:r>
+              <w:rPr>
+                <w:rFonts w:ascii="Times New Roman" w:hAnsi="Times New Roman" w:cs="Times New Roman"/>
+                <w:sz w:val="28"/>
+                <w:szCs w:val="28"/>
+              </w:rPr>
+              <w:t>При отмене заказа деньги должны быть возвращены клиенту в течении 15 минут</w:t>
+            </w:r>
+          </w:p>
+        </w:tc>
+      </w:tr>
+      <w:tr>
+        <w:tc>
+          <w:tcPr>
+            <w:tcW w:w="4508" w:type="dxa"/>
+          </w:tcPr>
+          <w:p>
+            <w:pPr>
+              <w:rPr>
+                <w:rFonts w:ascii="Times New Roman" w:hAnsi="Times New Roman" w:cs="Times New Roman"/>
+                <w:sz w:val="28"/>
+                <w:szCs w:val="28"/>
+              </w:rPr>
+            </w:pPr>
+            <w:r>
+              <w:rPr>
+                <w:rFonts w:ascii="Times New Roman" w:hAnsi="Times New Roman" w:cs="Times New Roman"/>
+                <w:sz w:val="28"/>
+                <w:szCs w:val="28"/>
+              </w:rPr>
+              <w:t>Заказ не может быть отменён клиентом после принятия</w:t>
+            </w:r>
+          </w:p>
+        </w:tc>
+        <w:tc>
+          <w:tcPr>
+            <w:tcW w:w="4508" w:type="dxa"/>
+          </w:tcPr>
+          <w:p>
+            <w:pPr>
+              <w:rPr>
+                <w:rFonts w:ascii="Times New Roman" w:hAnsi="Times New Roman" w:cs="Times New Roman"/>
+                <w:sz w:val="28"/>
+                <w:szCs w:val="28"/>
+              </w:rPr>
+            </w:pPr>
+            <w:r>
+              <w:rPr>
+                <w:rFonts w:ascii="Times New Roman" w:hAnsi="Times New Roman" w:cs="Times New Roman"/>
+                <w:sz w:val="28"/>
+                <w:szCs w:val="28"/>
+              </w:rPr>
+              <w:t>После нажатия оператором кнопки «Принять» кнопка «Отменить заказ» в личном кабинете клиента становится неактивной</w:t>
+            </w:r>
+            <w:r>
+              <w:rPr>
+                <w:rFonts w:ascii="Times New Roman" w:hAnsi="Times New Roman" w:cs="Times New Roman"/>
+                <w:sz w:val="28"/>
+                <w:szCs w:val="28"/>
+              </w:rPr>
+              <w:t>.</w:t>
+            </w:r>
+            <w:r>
+              <w:rPr>
+                <w:rFonts w:ascii="Times New Roman" w:hAnsi="Times New Roman" w:cs="Times New Roman"/>
+                <w:sz w:val="28"/>
+                <w:szCs w:val="28"/>
+              </w:rPr>
+              <w:t xml:space="preserve"> </w:t>
+            </w:r>
+            <w:r>
+              <w:rPr>
+                <w:rFonts w:ascii="Times New Roman" w:hAnsi="Times New Roman" w:cs="Times New Roman"/>
+                <w:sz w:val="28"/>
+                <w:szCs w:val="28"/>
+              </w:rPr>
+              <w:t>П</w:t>
+            </w:r>
+            <w:r>
+              <w:rPr>
+                <w:rFonts w:ascii="Times New Roman" w:hAnsi="Times New Roman" w:cs="Times New Roman"/>
+                <w:sz w:val="28"/>
+                <w:szCs w:val="28"/>
+              </w:rPr>
+              <w:t>ри попытке отмены выводится сообщение «Заказ уже принят и не может быть отменён»</w:t>
+            </w:r>
+          </w:p>
+        </w:tc>
+      </w:tr>
+      <w:tr>
+        <w:tc>
+          <w:tcPr>
+            <w:tcW w:w="4508" w:type="dxa"/>
+          </w:tcPr>
+          <w:p>
+            <w:pPr>
+              <w:rPr>
+                <w:rFonts w:ascii="Times New Roman" w:hAnsi="Times New Roman" w:cs="Times New Roman"/>
+                <w:sz w:val="28"/>
+                <w:szCs w:val="28"/>
+              </w:rPr>
+            </w:pPr>
+            <w:r>
+              <w:rPr>
+                <w:rFonts w:ascii="Times New Roman" w:hAnsi="Times New Roman" w:cs="Times New Roman"/>
+                <w:sz w:val="28"/>
+                <w:szCs w:val="28"/>
+              </w:rPr>
+              <w:t>После принятия заказа оператором клиент должен видеть, что заказ в работе</w:t>
+            </w:r>
+          </w:p>
+        </w:tc>
+        <w:tc>
+          <w:tcPr>
+            <w:tcW w:w="4508" w:type="dxa"/>
+          </w:tcPr>
+          <w:p>
+            <w:pPr>
+              <w:rPr>
+                <w:rFonts w:ascii="Times New Roman" w:hAnsi="Times New Roman" w:cs="Times New Roman"/>
+                <w:sz w:val="28"/>
+                <w:szCs w:val="28"/>
+              </w:rPr>
+            </w:pPr>
+            <w:r>
+              <w:rPr>
+                <w:rFonts w:ascii="Times New Roman" w:hAnsi="Times New Roman" w:cs="Times New Roman"/>
+                <w:sz w:val="28"/>
+                <w:szCs w:val="28"/>
+              </w:rPr>
+              <w:t>В личном кабинете клиента статус заказа меняется на «В работе» не позднее 3 секунд после нажатия оператором кнопки «Принять»</w:t>
+            </w:r>
+          </w:p>
+        </w:tc>
+      </w:tr>
+      <w:tr>
+        <w:tc>
+          <w:tcPr>
+            <w:tcW w:w="4508" w:type="dxa"/>
+          </w:tcPr>
+          <w:p>
+            <w:pPr>
+              <w:rPr>
+                <w:rFonts w:ascii="Times New Roman" w:hAnsi="Times New Roman" w:cs="Times New Roman"/>
+                <w:sz w:val="28"/>
+                <w:szCs w:val="28"/>
+              </w:rPr>
+            </w:pPr>
+            <w:r>
+              <w:rPr>
+                <w:rFonts w:ascii="Times New Roman" w:hAnsi="Times New Roman" w:cs="Times New Roman"/>
+                <w:sz w:val="28"/>
+                <w:szCs w:val="28"/>
+              </w:rPr>
+              <w:t>После принятия заказа оператор должен передать заказ повару</w:t>
+            </w:r>
+          </w:p>
+        </w:tc>
+        <w:tc>
+          <w:tcPr>
+            <w:tcW w:w="4508" w:type="dxa"/>
+          </w:tcPr>
+          <w:p>
+            <w:pPr>
+              <w:rPr>
+                <w:rFonts w:ascii="Times New Roman" w:hAnsi="Times New Roman" w:cs="Times New Roman"/>
+                <w:sz w:val="28"/>
+                <w:szCs w:val="28"/>
+              </w:rPr>
+            </w:pPr>
+            <w:r>
+              <w:rPr>
+                <w:rFonts w:ascii="Times New Roman" w:hAnsi="Times New Roman" w:cs="Times New Roman"/>
+                <w:sz w:val="28"/>
+                <w:szCs w:val="28"/>
+              </w:rPr>
+              <w:t>После нажатия оператором кнопки «Передать на кухню» заказ появляется на экране повара не позднее 3 секунд</w:t>
+            </w:r>
+            <w:r>
+              <w:rPr>
+                <w:rFonts w:ascii="Times New Roman" w:hAnsi="Times New Roman" w:cs="Times New Roman"/>
+                <w:sz w:val="28"/>
+                <w:szCs w:val="28"/>
+              </w:rPr>
+              <w:t>.</w:t>
+            </w:r>
+            <w:r>
+              <w:rPr>
+                <w:rFonts w:ascii="Times New Roman" w:hAnsi="Times New Roman" w:cs="Times New Roman"/>
+                <w:sz w:val="28"/>
+                <w:szCs w:val="28"/>
+              </w:rPr>
+              <w:t xml:space="preserve"> </w:t>
+            </w:r>
+            <w:r>
+              <w:rPr>
+                <w:rFonts w:ascii="Times New Roman" w:hAnsi="Times New Roman" w:cs="Times New Roman"/>
+                <w:sz w:val="28"/>
+                <w:szCs w:val="28"/>
+              </w:rPr>
+              <w:t>Д</w:t>
+            </w:r>
+            <w:r>
+              <w:rPr>
+                <w:rFonts w:ascii="Times New Roman" w:hAnsi="Times New Roman" w:cs="Times New Roman"/>
+                <w:sz w:val="28"/>
+                <w:szCs w:val="28"/>
+              </w:rPr>
+              <w:t>о этого момента заказ на экране повара отсутствует</w:t>
+            </w:r>
+          </w:p>
+        </w:tc>
+      </w:tr>
+      <w:tr>
+        <w:tc>
+          <w:tcPr>
+            <w:tcW w:w="4508" w:type="dxa"/>
+          </w:tcPr>
+          <w:p>
+            <w:pPr>
+              <w:rPr>
+                <w:rFonts w:ascii="Times New Roman" w:hAnsi="Times New Roman" w:cs="Times New Roman"/>
+                <w:sz w:val="28"/>
+                <w:szCs w:val="28"/>
+              </w:rPr>
+            </w:pPr>
+            <w:r>
+              <w:rPr>
+                <w:rFonts w:ascii="Times New Roman" w:hAnsi="Times New Roman" w:cs="Times New Roman"/>
+                <w:sz w:val="28"/>
+                <w:szCs w:val="28"/>
+              </w:rPr>
+              <w:t>Повар обязан принять заказ</w:t>
+            </w:r>
+          </w:p>
+        </w:tc>
+        <w:tc>
+          <w:tcPr>
+            <w:tcW w:w="4508" w:type="dxa"/>
+          </w:tcPr>
+          <w:p>
+            <w:pPr>
+              <w:rPr>
+                <w:rFonts w:ascii="Times New Roman" w:hAnsi="Times New Roman" w:cs="Times New Roman"/>
+                <w:sz w:val="28"/>
+                <w:szCs w:val="28"/>
+              </w:rPr>
+            </w:pPr>
+            <w:r>
+              <w:rPr>
+                <w:rFonts w:ascii="Times New Roman" w:hAnsi="Times New Roman" w:cs="Times New Roman"/>
+                <w:sz w:val="28"/>
+                <w:szCs w:val="28"/>
+              </w:rPr>
+              <w:t xml:space="preserve">На экране повара заказ находится в статусе «Ожидает принятия»; после нажатия поваром кнопки «Принять» статус </w:t>
+            </w:r>
+            <w:r>
+              <w:rPr>
+                <w:rFonts w:ascii="Times New Roman" w:hAnsi="Times New Roman" w:cs="Times New Roman"/>
+                <w:sz w:val="28"/>
+                <w:szCs w:val="28"/>
+              </w:rPr>
+              <w:t>должен меняться</w:t>
+            </w:r>
+            <w:r>
+              <w:rPr>
+                <w:rFonts w:ascii="Times New Roman" w:hAnsi="Times New Roman" w:cs="Times New Roman"/>
+                <w:sz w:val="28"/>
+                <w:szCs w:val="28"/>
+              </w:rPr>
+              <w:t xml:space="preserve"> на «Готовится»</w:t>
+            </w:r>
+            <w:r>
+              <w:rPr>
+                <w:rFonts w:ascii="Times New Roman" w:hAnsi="Times New Roman" w:cs="Times New Roman"/>
+                <w:sz w:val="28"/>
+                <w:szCs w:val="28"/>
+              </w:rPr>
+              <w:t xml:space="preserve"> в течение 5 секунд.</w:t>
+            </w:r>
+          </w:p>
+        </w:tc>
+      </w:tr>
+      <w:tr>
+        <w:tc>
+          <w:tcPr>
+            <w:tcW w:w="4508" w:type="dxa"/>
+          </w:tcPr>
+          <w:p>
+            <w:pPr>
+              <w:rPr>
+                <w:rFonts w:ascii="Times New Roman" w:hAnsi="Times New Roman" w:cs="Times New Roman"/>
+                <w:sz w:val="28"/>
+                <w:szCs w:val="28"/>
+              </w:rPr>
+            </w:pPr>
+            <w:r>
+              <w:rPr>
+                <w:rFonts w:ascii="Times New Roman" w:hAnsi="Times New Roman" w:cs="Times New Roman"/>
+                <w:sz w:val="28"/>
+                <w:szCs w:val="28"/>
+              </w:rPr>
+              <w:t>Повар должен видеть только принятые заказы</w:t>
+            </w:r>
+            <w:r>
+              <w:rPr>
+                <w:rFonts w:ascii="Times New Roman" w:hAnsi="Times New Roman" w:cs="Times New Roman"/>
+                <w:sz w:val="28"/>
+                <w:szCs w:val="28"/>
+              </w:rPr>
+              <w:t xml:space="preserve"> и ожидающие принятия</w:t>
+            </w:r>
+          </w:p>
+        </w:tc>
+        <w:tc>
+          <w:tcPr>
+            <w:tcW w:w="4508" w:type="dxa"/>
+          </w:tcPr>
+          <w:p>
+            <w:pPr>
+              <w:rPr>
+                <w:rFonts w:ascii="Times New Roman" w:hAnsi="Times New Roman" w:cs="Times New Roman"/>
+                <w:sz w:val="28"/>
+                <w:szCs w:val="28"/>
+              </w:rPr>
+            </w:pPr>
+            <w:r>
+              <w:rPr>
+                <w:rFonts w:ascii="Times New Roman" w:hAnsi="Times New Roman" w:cs="Times New Roman"/>
+                <w:sz w:val="28"/>
+                <w:szCs w:val="28"/>
+              </w:rPr>
+              <w:t>На экране повара отображаются только заказы со статусом «Готовится»</w:t>
+            </w:r>
+            <w:r>
+              <w:rPr>
+                <w:rFonts w:ascii="Times New Roman" w:hAnsi="Times New Roman" w:cs="Times New Roman"/>
+                <w:sz w:val="28"/>
+                <w:szCs w:val="28"/>
+              </w:rPr>
+              <w:t xml:space="preserve">, </w:t>
+            </w:r>
+            <w:r>
+              <w:rPr>
+                <w:rFonts w:ascii="Times New Roman" w:hAnsi="Times New Roman" w:cs="Times New Roman"/>
+                <w:sz w:val="28"/>
+                <w:szCs w:val="28"/>
+              </w:rPr>
+              <w:t>«Готов</w:t>
+            </w:r>
+            <w:r>
+              <w:rPr>
+                <w:rFonts w:ascii="Times New Roman" w:hAnsi="Times New Roman" w:cs="Times New Roman"/>
+                <w:sz w:val="28"/>
+                <w:szCs w:val="28"/>
+              </w:rPr>
+              <w:t xml:space="preserve"> к передаче курьеру</w:t>
+            </w:r>
+            <w:r>
+              <w:rPr>
+                <w:rFonts w:ascii="Times New Roman" w:hAnsi="Times New Roman" w:cs="Times New Roman"/>
+                <w:sz w:val="28"/>
+                <w:szCs w:val="28"/>
+              </w:rPr>
+              <w:t>»</w:t>
+            </w:r>
+            <w:r>
+              <w:rPr>
+                <w:rFonts w:ascii="Times New Roman" w:hAnsi="Times New Roman" w:cs="Times New Roman"/>
+                <w:sz w:val="28"/>
+                <w:szCs w:val="28"/>
+              </w:rPr>
+              <w:t xml:space="preserve"> и «Ожидает принятия»</w:t>
+            </w:r>
+            <w:r>
+              <w:rPr>
+                <w:rFonts w:ascii="Times New Roman" w:hAnsi="Times New Roman" w:cs="Times New Roman"/>
+                <w:sz w:val="28"/>
+                <w:szCs w:val="28"/>
+              </w:rPr>
+              <w:t>.</w:t>
+            </w:r>
+            <w:r>
+              <w:rPr>
+                <w:rFonts w:ascii="Times New Roman" w:hAnsi="Times New Roman" w:cs="Times New Roman"/>
+                <w:sz w:val="28"/>
+                <w:szCs w:val="28"/>
+              </w:rPr>
+              <w:t xml:space="preserve"> </w:t>
+            </w:r>
+            <w:r>
+              <w:rPr>
+                <w:rFonts w:ascii="Times New Roman" w:hAnsi="Times New Roman" w:cs="Times New Roman"/>
+                <w:sz w:val="28"/>
+                <w:szCs w:val="28"/>
+              </w:rPr>
+              <w:t>З</w:t>
+            </w:r>
+            <w:r>
+              <w:rPr>
+                <w:rFonts w:ascii="Times New Roman" w:hAnsi="Times New Roman" w:cs="Times New Roman"/>
+                <w:sz w:val="28"/>
+                <w:szCs w:val="28"/>
+              </w:rPr>
+              <w:t>аказы в статусах «Ожидает передачи на кухню» и «Отменён» на экране повара не отображаются</w:t>
+            </w:r>
+          </w:p>
+        </w:tc>
+      </w:tr>
+      <w:tr>
+        <w:tc>
+          <w:tcPr>
+            <w:tcW w:w="4508" w:type="dxa"/>
+          </w:tcPr>
+          <w:p>
+            <w:pPr>
+              <w:rPr>
+                <w:rFonts w:ascii="Times New Roman" w:hAnsi="Times New Roman" w:cs="Times New Roman"/>
+                <w:sz w:val="28"/>
+                <w:szCs w:val="28"/>
+              </w:rPr>
+            </w:pPr>
+            <w:r>
+              <w:rPr>
+                <w:rFonts w:ascii="Times New Roman" w:hAnsi="Times New Roman" w:cs="Times New Roman"/>
+                <w:sz w:val="28"/>
+                <w:szCs w:val="28"/>
+              </w:rPr>
+              <w:t>После принятия заказа поваром клиенту должно отображаться, что заказ передан на кухню</w:t>
+            </w:r>
+          </w:p>
+        </w:tc>
+        <w:tc>
+          <w:tcPr>
+            <w:tcW w:w="4508" w:type="dxa"/>
+          </w:tcPr>
+          <w:p>
+            <w:pPr>
+              <w:rPr>
+                <w:rFonts w:ascii="Times New Roman" w:hAnsi="Times New Roman" w:cs="Times New Roman"/>
+                <w:sz w:val="28"/>
+                <w:szCs w:val="28"/>
+              </w:rPr>
+            </w:pPr>
+            <w:r>
+              <w:rPr>
+                <w:rFonts w:ascii="Times New Roman" w:hAnsi="Times New Roman" w:cs="Times New Roman"/>
+                <w:sz w:val="28"/>
+                <w:szCs w:val="28"/>
+              </w:rPr>
+              <w:t>В личном кабинете клиента статус заказа меняется на «Передан на кухню» после нажатия поваром кнопки «Принять»</w:t>
+            </w:r>
+          </w:p>
+        </w:tc>
+      </w:tr>
+      <w:tr>
+        <w:tc>
+          <w:tcPr>
+            <w:tcW w:w="4508" w:type="dxa"/>
+          </w:tcPr>
+          <w:p>
+            <w:pPr>
+              <w:rPr>
+                <w:rFonts w:ascii="Times New Roman" w:hAnsi="Times New Roman" w:cs="Times New Roman"/>
+                <w:sz w:val="28"/>
+                <w:szCs w:val="28"/>
+              </w:rPr>
+            </w:pPr>
+            <w:r>
+              <w:rPr>
+                <w:rFonts w:ascii="Times New Roman" w:hAnsi="Times New Roman" w:cs="Times New Roman"/>
+                <w:sz w:val="28"/>
+                <w:szCs w:val="28"/>
+              </w:rPr>
+              <w:t>Если на кухне нет ингредиентов для приготовления блюда, повар обязан отправить оператору сведения о нехватке ингредиентов, после чего оператор должен заблокировать возможность заказа блюда</w:t>
+            </w:r>
+            <w:r>
+              <w:rPr>
+                <w:rFonts w:ascii="Times New Roman" w:hAnsi="Times New Roman" w:cs="Times New Roman"/>
+                <w:sz w:val="28"/>
+                <w:szCs w:val="28"/>
+              </w:rPr>
+              <w:t>.</w:t>
+            </w:r>
+          </w:p>
+        </w:tc>
+        <w:tc>
+          <w:tcPr>
+            <w:tcW w:w="4508" w:type="dxa"/>
+          </w:tcPr>
+          <w:p>
+            <w:pPr>
+              <w:rPr>
+                <w:rFonts w:ascii="Times New Roman" w:hAnsi="Times New Roman" w:cs="Times New Roman"/>
+                <w:sz w:val="28"/>
+                <w:szCs w:val="28"/>
+              </w:rPr>
+            </w:pPr>
+            <w:r>
+              <w:rPr>
+                <w:rFonts w:ascii="Times New Roman" w:hAnsi="Times New Roman" w:cs="Times New Roman"/>
+                <w:sz w:val="28"/>
+                <w:szCs w:val="28"/>
+              </w:rPr>
+              <w:t xml:space="preserve">В системе должен вестись автоматический учёт остатка ингредиентов, и система должна автоматически проверять наличие ингредиентов </w:t>
+            </w:r>
+            <w:r>
+              <w:rPr>
+                <w:rFonts w:ascii="Times New Roman" w:hAnsi="Times New Roman" w:cs="Times New Roman"/>
+                <w:sz w:val="28"/>
+                <w:szCs w:val="28"/>
+              </w:rPr>
+              <w:t>и</w:t>
+            </w:r>
+            <w:r>
+              <w:rPr>
+                <w:rFonts w:ascii="Times New Roman" w:hAnsi="Times New Roman" w:cs="Times New Roman"/>
+                <w:sz w:val="28"/>
+                <w:szCs w:val="28"/>
+              </w:rPr>
+              <w:t xml:space="preserve"> в случае нехватки ингредиентов блокировать блюдо</w:t>
+            </w:r>
+          </w:p>
+        </w:tc>
+      </w:tr>
+      <w:tr>
+        <w:tc>
+          <w:tcPr>
+            <w:tcW w:w="4508" w:type="dxa"/>
+          </w:tcPr>
+          <w:p>
+            <w:pPr>
+              <w:rPr>
+                <w:rFonts w:ascii="Times New Roman" w:hAnsi="Times New Roman" w:cs="Times New Roman"/>
+                <w:sz w:val="28"/>
+                <w:szCs w:val="28"/>
+              </w:rPr>
+            </w:pPr>
+            <w:r>
+              <w:rPr>
+                <w:rFonts w:ascii="Times New Roman" w:hAnsi="Times New Roman" w:cs="Times New Roman"/>
+                <w:sz w:val="28"/>
+                <w:szCs w:val="28"/>
+              </w:rPr>
+              <w:lastRenderedPageBreak/>
+              <w:t xml:space="preserve">Если ингредиенты для блюда закончились после того, как клиент его заказал, </w:t>
+            </w:r>
+            <w:r>
+              <w:rPr>
+                <w:rFonts w:ascii="Times New Roman" w:hAnsi="Times New Roman" w:cs="Times New Roman"/>
+                <w:sz w:val="28"/>
+                <w:szCs w:val="28"/>
+              </w:rPr>
+              <w:t>оператор</w:t>
+            </w:r>
+            <w:r>
+              <w:rPr>
+                <w:rFonts w:ascii="Times New Roman" w:hAnsi="Times New Roman" w:cs="Times New Roman"/>
+                <w:sz w:val="28"/>
+                <w:szCs w:val="28"/>
+              </w:rPr>
+              <w:t xml:space="preserve"> долж</w:t>
+            </w:r>
+            <w:r>
+              <w:rPr>
+                <w:rFonts w:ascii="Times New Roman" w:hAnsi="Times New Roman" w:cs="Times New Roman"/>
+                <w:sz w:val="28"/>
+                <w:szCs w:val="28"/>
+              </w:rPr>
+              <w:t>ен</w:t>
+            </w:r>
+            <w:r>
+              <w:rPr>
+                <w:rFonts w:ascii="Times New Roman" w:hAnsi="Times New Roman" w:cs="Times New Roman"/>
+                <w:sz w:val="28"/>
+                <w:szCs w:val="28"/>
+              </w:rPr>
+              <w:t xml:space="preserve"> уведомить клиента о том, что блюдо не будет доставлено</w:t>
+            </w:r>
+          </w:p>
+        </w:tc>
+        <w:tc>
+          <w:tcPr>
+            <w:tcW w:w="4508" w:type="dxa"/>
+          </w:tcPr>
+          <w:p>
+            <w:pPr>
+              <w:rPr>
+                <w:rFonts w:ascii="Times New Roman" w:hAnsi="Times New Roman" w:cs="Times New Roman"/>
+                <w:sz w:val="28"/>
+                <w:szCs w:val="28"/>
+              </w:rPr>
+            </w:pPr>
+            <w:r>
+              <w:rPr>
+                <w:rFonts w:ascii="Times New Roman" w:hAnsi="Times New Roman" w:cs="Times New Roman"/>
+                <w:sz w:val="28"/>
+                <w:szCs w:val="28"/>
+              </w:rPr>
+              <w:t xml:space="preserve">Сумма </w:t>
+            </w:r>
+            <w:r>
+              <w:rPr>
+                <w:rFonts w:ascii="Times New Roman" w:hAnsi="Times New Roman" w:cs="Times New Roman"/>
+                <w:sz w:val="28"/>
+                <w:szCs w:val="28"/>
+              </w:rPr>
+              <w:t>заказа</w:t>
+            </w:r>
+            <w:r>
+              <w:rPr>
+                <w:rFonts w:ascii="Times New Roman" w:hAnsi="Times New Roman" w:cs="Times New Roman"/>
+                <w:sz w:val="28"/>
+                <w:szCs w:val="28"/>
+              </w:rPr>
+              <w:t xml:space="preserve"> должна уменьшиться на стоимость блюда, которое не получится доставить</w:t>
+            </w:r>
+            <w:r>
+              <w:rPr>
+                <w:rFonts w:ascii="Times New Roman" w:hAnsi="Times New Roman" w:cs="Times New Roman"/>
+                <w:sz w:val="28"/>
+                <w:szCs w:val="28"/>
+              </w:rPr>
+              <w:t>, остальная часть заказа готовится и доставляется. После получения уведомления клиент может отказаться от заказа, заменить блюдо или оставить всё как есть</w:t>
+            </w:r>
+            <w:r>
+              <w:rPr>
+                <w:rFonts w:ascii="Times New Roman" w:hAnsi="Times New Roman" w:cs="Times New Roman"/>
+                <w:sz w:val="28"/>
+                <w:szCs w:val="28"/>
+              </w:rPr>
+              <w:t>.</w:t>
+            </w:r>
+          </w:p>
+          <w:p>
+            <w:pPr>
+              <w:rPr>
+                <w:rFonts w:ascii="Times New Roman" w:hAnsi="Times New Roman" w:cs="Times New Roman"/>
+                <w:sz w:val="28"/>
+                <w:szCs w:val="28"/>
+              </w:rPr>
+            </w:pPr>
+            <w:r>
+              <w:rPr>
+                <w:rFonts w:ascii="Times New Roman" w:hAnsi="Times New Roman" w:cs="Times New Roman"/>
+                <w:sz w:val="28"/>
+                <w:szCs w:val="28"/>
+              </w:rPr>
+              <w:t>В случае если клиент оплатил заказ, а блюдо доставить невозможно, и клиент выбрал оставить всё как есть, оператор обязан вернуть деньги клиенту за недоставленное блюдо в течение 15 минут.</w:t>
+            </w:r>
+          </w:p>
+        </w:tc>
+      </w:tr>
+      <w:tr>
+        <w:tc>
+          <w:tcPr>
+            <w:tcW w:w="4508" w:type="dxa"/>
+          </w:tcPr>
+          <w:p>
+            <w:pPr>
+              <w:rPr>
+                <w:rFonts w:ascii="Times New Roman" w:hAnsi="Times New Roman" w:cs="Times New Roman"/>
+                <w:sz w:val="28"/>
+                <w:szCs w:val="28"/>
+              </w:rPr>
+            </w:pPr>
+            <w:r>
+              <w:rPr>
+                <w:rFonts w:ascii="Times New Roman" w:hAnsi="Times New Roman" w:cs="Times New Roman"/>
+                <w:sz w:val="28"/>
+                <w:szCs w:val="28"/>
+              </w:rPr>
+              <w:t>После приготовления блюда повар должен проинформировать оператора о том, что заказ готов к передаче курьеру</w:t>
+            </w:r>
+          </w:p>
+        </w:tc>
+        <w:tc>
+          <w:tcPr>
+            <w:tcW w:w="4508" w:type="dxa"/>
+          </w:tcPr>
+          <w:p>
+            <w:pPr>
+              <w:rPr>
+                <w:rFonts w:ascii="Times New Roman" w:hAnsi="Times New Roman" w:cs="Times New Roman"/>
+                <w:sz w:val="28"/>
+                <w:szCs w:val="28"/>
+              </w:rPr>
+            </w:pPr>
+            <w:r>
+              <w:rPr>
+                <w:rFonts w:ascii="Times New Roman" w:hAnsi="Times New Roman" w:cs="Times New Roman"/>
+                <w:sz w:val="28"/>
+                <w:szCs w:val="28"/>
+              </w:rPr>
+              <w:t>После нажатия поваром кнопки «Готово» на экране оператора заказ переходит в статус «Готов к передаче курьеру» в личном кабинете клиента статус меняется на «Готов</w:t>
+            </w:r>
+            <w:r>
+              <w:rPr>
+                <w:rFonts w:ascii="Times New Roman" w:hAnsi="Times New Roman" w:cs="Times New Roman"/>
+                <w:sz w:val="28"/>
+                <w:szCs w:val="28"/>
+              </w:rPr>
+              <w:t xml:space="preserve"> к передаче курьеру</w:t>
+            </w:r>
+            <w:r>
+              <w:rPr>
+                <w:rFonts w:ascii="Times New Roman" w:hAnsi="Times New Roman" w:cs="Times New Roman"/>
+                <w:sz w:val="28"/>
+                <w:szCs w:val="28"/>
+              </w:rPr>
+              <w:t>»</w:t>
+            </w:r>
+          </w:p>
+        </w:tc>
+      </w:tr>
+      <w:tr>
+        <w:tc>
+          <w:tcPr>
+            <w:tcW w:w="4508" w:type="dxa"/>
+          </w:tcPr>
+          <w:p>
+            <w:pPr>
+              <w:rPr>
+                <w:rFonts w:ascii="Times New Roman" w:hAnsi="Times New Roman" w:cs="Times New Roman"/>
+                <w:sz w:val="28"/>
+                <w:szCs w:val="28"/>
+              </w:rPr>
+            </w:pPr>
+            <w:r>
+              <w:rPr>
+                <w:rFonts w:ascii="Times New Roman" w:hAnsi="Times New Roman" w:cs="Times New Roman"/>
+                <w:sz w:val="28"/>
+                <w:szCs w:val="28"/>
+              </w:rPr>
+              <w:t>После получения данных о том, что заказ готов к передаче курьеру, оператор должен назначить курьера</w:t>
+            </w:r>
+          </w:p>
+        </w:tc>
+        <w:tc>
+          <w:tcPr>
+            <w:tcW w:w="4508" w:type="dxa"/>
+          </w:tcPr>
+          <w:p>
+            <w:pPr>
+              <w:rPr>
+                <w:rFonts w:ascii="Times New Roman" w:hAnsi="Times New Roman" w:cs="Times New Roman"/>
+                <w:sz w:val="28"/>
+                <w:szCs w:val="28"/>
+              </w:rPr>
+            </w:pPr>
+            <w:r>
+              <w:rPr>
+                <w:rFonts w:ascii="Times New Roman" w:hAnsi="Times New Roman" w:cs="Times New Roman"/>
+                <w:sz w:val="28"/>
+                <w:szCs w:val="28"/>
+              </w:rPr>
+              <w:t>В интерфейсе оператора доступна кнопка «Назначить курьера» только для заказов в статусе «Готов к передаче курьеру»; при нажатии открывается список свободных курьеров (не на паузе, не занятых другим заказом)</w:t>
+            </w:r>
+          </w:p>
+        </w:tc>
+      </w:tr>
+      <w:tr>
+        <w:tc>
+          <w:tcPr>
+            <w:tcW w:w="4508" w:type="dxa"/>
+          </w:tcPr>
+          <w:p>
+            <w:pPr>
+              <w:rPr>
+                <w:rFonts w:ascii="Times New Roman" w:hAnsi="Times New Roman" w:cs="Times New Roman"/>
+                <w:sz w:val="28"/>
+                <w:szCs w:val="28"/>
+              </w:rPr>
+            </w:pPr>
+            <w:r>
+              <w:rPr>
+                <w:rFonts w:ascii="Times New Roman" w:hAnsi="Times New Roman" w:cs="Times New Roman"/>
+                <w:sz w:val="28"/>
+                <w:szCs w:val="28"/>
+              </w:rPr>
+              <w:t>Курьер должен принять заказ</w:t>
+            </w:r>
+          </w:p>
+        </w:tc>
+        <w:tc>
+          <w:tcPr>
+            <w:tcW w:w="4508" w:type="dxa"/>
+          </w:tcPr>
+          <w:p>
+            <w:pPr>
+              <w:rPr>
+                <w:rFonts w:ascii="Times New Roman" w:hAnsi="Times New Roman" w:cs="Times New Roman"/>
+                <w:sz w:val="28"/>
+                <w:szCs w:val="28"/>
+              </w:rPr>
+            </w:pPr>
+            <w:r>
+              <w:rPr>
+                <w:rFonts w:ascii="Times New Roman" w:hAnsi="Times New Roman" w:cs="Times New Roman"/>
+                <w:sz w:val="28"/>
+                <w:szCs w:val="28"/>
+              </w:rPr>
+              <w:t>Курьер получает уведомление о назначенном заказе</w:t>
+            </w:r>
+            <w:r>
+              <w:rPr>
+                <w:rFonts w:ascii="Times New Roman" w:hAnsi="Times New Roman" w:cs="Times New Roman"/>
+                <w:sz w:val="28"/>
+                <w:szCs w:val="28"/>
+              </w:rPr>
+              <w:t xml:space="preserve"> и обязан принять его в течение 1 минуты.</w:t>
+            </w:r>
+            <w:r>
+              <w:rPr>
+                <w:rFonts w:ascii="Times New Roman" w:hAnsi="Times New Roman" w:cs="Times New Roman"/>
+                <w:sz w:val="28"/>
+                <w:szCs w:val="28"/>
+              </w:rPr>
+              <w:t xml:space="preserve"> </w:t>
+            </w:r>
+            <w:r>
+              <w:rPr>
+                <w:rFonts w:ascii="Times New Roman" w:hAnsi="Times New Roman" w:cs="Times New Roman"/>
+                <w:sz w:val="28"/>
+                <w:szCs w:val="28"/>
+              </w:rPr>
+              <w:t>П</w:t>
+            </w:r>
+            <w:r>
+              <w:rPr>
+                <w:rFonts w:ascii="Times New Roman" w:hAnsi="Times New Roman" w:cs="Times New Roman"/>
+                <w:sz w:val="28"/>
+                <w:szCs w:val="28"/>
+              </w:rPr>
+              <w:t xml:space="preserve">осле нажатия кнопки «Принять» статус заказа меняется на «Курьер назначен», при отказе </w:t>
+            </w:r>
+            <w:r>
+              <w:rPr>
+                <w:rFonts w:ascii="Times New Roman" w:hAnsi="Times New Roman" w:cs="Times New Roman"/>
+                <w:sz w:val="28"/>
+                <w:szCs w:val="28"/>
+              </w:rPr>
+              <w:t>–</w:t>
+            </w:r>
+            <w:r>
+              <w:rPr>
+                <w:rFonts w:ascii="Times New Roman" w:hAnsi="Times New Roman" w:cs="Times New Roman"/>
+                <w:sz w:val="28"/>
+                <w:szCs w:val="28"/>
+              </w:rPr>
+              <w:t xml:space="preserve"> заказ возвращается оператору со статусом «Готов к передаче курьеру»</w:t>
+            </w:r>
+            <w:r>
+              <w:rPr>
+                <w:rFonts w:ascii="Times New Roman" w:hAnsi="Times New Roman" w:cs="Times New Roman"/>
+                <w:sz w:val="28"/>
+                <w:szCs w:val="28"/>
+              </w:rPr>
+              <w:t>, а оператору приходит уведомление об отказе.</w:t>
+            </w:r>
+          </w:p>
+        </w:tc>
+      </w:tr>
+      <w:tr>
+        <w:tc>
+          <w:tcPr>
+            <w:tcW w:w="4508" w:type="dxa"/>
+          </w:tcPr>
+          <w:p>
+            <w:pPr>
+              <w:rPr>
+                <w:rFonts w:ascii="Times New Roman" w:hAnsi="Times New Roman" w:cs="Times New Roman"/>
+                <w:sz w:val="28"/>
+                <w:szCs w:val="28"/>
+              </w:rPr>
+            </w:pPr>
+            <w:r>
+              <w:rPr>
+                <w:rFonts w:ascii="Times New Roman" w:hAnsi="Times New Roman" w:cs="Times New Roman"/>
+                <w:sz w:val="28"/>
+                <w:szCs w:val="28"/>
+              </w:rPr>
+              <w:t>После получения заказа курьер должен выслать оператору информацию о том, что заказ получен</w:t>
+            </w:r>
+          </w:p>
+        </w:tc>
+        <w:tc>
+          <w:tcPr>
+            <w:tcW w:w="4508" w:type="dxa"/>
+          </w:tcPr>
+          <w:p>
+            <w:pPr>
+              <w:rPr>
+                <w:rFonts w:ascii="Times New Roman" w:hAnsi="Times New Roman" w:cs="Times New Roman"/>
+                <w:sz w:val="28"/>
+                <w:szCs w:val="28"/>
+              </w:rPr>
+            </w:pPr>
+            <w:r>
+              <w:rPr>
+                <w:rFonts w:ascii="Times New Roman" w:hAnsi="Times New Roman" w:cs="Times New Roman"/>
+                <w:sz w:val="28"/>
+                <w:szCs w:val="28"/>
+              </w:rPr>
+              <w:t>После нажатия курьером кнопки «Забрал заказ» на экране оператора заказ переходит в статус «Передан курьеру»</w:t>
+            </w:r>
+          </w:p>
+        </w:tc>
+      </w:tr>
+      <w:tr>
+        <w:tc>
+          <w:tcPr>
+            <w:tcW w:w="4508" w:type="dxa"/>
+          </w:tcPr>
+          <w:p>
+            <w:pPr>
+              <w:rPr>
+                <w:rFonts w:ascii="Times New Roman" w:hAnsi="Times New Roman" w:cs="Times New Roman"/>
+                <w:sz w:val="28"/>
+                <w:szCs w:val="28"/>
+              </w:rPr>
+            </w:pPr>
+            <w:r>
+              <w:rPr>
+                <w:rFonts w:ascii="Times New Roman" w:hAnsi="Times New Roman" w:cs="Times New Roman"/>
+                <w:sz w:val="28"/>
+                <w:szCs w:val="28"/>
+              </w:rPr>
+              <w:lastRenderedPageBreak/>
+              <w:t>После получения данных от курьера оператор должен выслать клиенту уведомление о том, что заказ передан курьеру</w:t>
+            </w:r>
+          </w:p>
+        </w:tc>
+        <w:tc>
+          <w:tcPr>
+            <w:tcW w:w="4508" w:type="dxa"/>
+          </w:tcPr>
+          <w:p>
+            <w:pPr>
+              <w:rPr>
+                <w:rFonts w:ascii="Times New Roman" w:hAnsi="Times New Roman" w:cs="Times New Roman"/>
+                <w:sz w:val="28"/>
+                <w:szCs w:val="28"/>
+              </w:rPr>
+            </w:pPr>
+            <w:r>
+              <w:rPr>
+                <w:rFonts w:ascii="Times New Roman" w:hAnsi="Times New Roman" w:cs="Times New Roman"/>
+                <w:sz w:val="28"/>
+                <w:szCs w:val="28"/>
+              </w:rPr>
+              <w:t>После получения подтверждени</w:t>
+            </w:r>
+            <w:r>
+              <w:rPr>
+                <w:rFonts w:ascii="Times New Roman" w:hAnsi="Times New Roman" w:cs="Times New Roman"/>
+                <w:sz w:val="28"/>
+                <w:szCs w:val="28"/>
+              </w:rPr>
+              <w:t>я</w:t>
+            </w:r>
+            <w:r>
+              <w:rPr>
+                <w:rFonts w:ascii="Times New Roman" w:hAnsi="Times New Roman" w:cs="Times New Roman"/>
+                <w:sz w:val="28"/>
+                <w:szCs w:val="28"/>
+              </w:rPr>
+              <w:t xml:space="preserve"> от курьера оператор нажимает кнопку «Уведомить клиента»; на устройство клиента приходит PUSH-уведомление со статусом «Передан курьеру»</w:t>
+            </w:r>
+          </w:p>
+        </w:tc>
+      </w:tr>
+      <w:tr>
+        <w:tc>
+          <w:tcPr>
+            <w:tcW w:w="4508" w:type="dxa"/>
+          </w:tcPr>
+          <w:p>
+            <w:pPr>
+              <w:rPr>
+                <w:rFonts w:ascii="Times New Roman" w:hAnsi="Times New Roman" w:cs="Times New Roman"/>
+                <w:sz w:val="28"/>
+                <w:szCs w:val="28"/>
+              </w:rPr>
+            </w:pPr>
+            <w:r>
+              <w:rPr>
+                <w:rFonts w:ascii="Times New Roman" w:hAnsi="Times New Roman" w:cs="Times New Roman"/>
+                <w:sz w:val="28"/>
+                <w:szCs w:val="28"/>
+              </w:rPr>
+              <w:t>Заказ не может быть передан курьеру, пока не готов</w:t>
+            </w:r>
+          </w:p>
+        </w:tc>
+        <w:tc>
+          <w:tcPr>
+            <w:tcW w:w="4508" w:type="dxa"/>
+          </w:tcPr>
+          <w:p>
+            <w:pPr>
+              <w:rPr>
+                <w:rFonts w:ascii="Times New Roman" w:hAnsi="Times New Roman" w:cs="Times New Roman"/>
+                <w:sz w:val="28"/>
+                <w:szCs w:val="28"/>
+              </w:rPr>
+            </w:pPr>
+            <w:r>
+              <w:rPr>
+                <w:rFonts w:ascii="Times New Roman" w:hAnsi="Times New Roman" w:cs="Times New Roman"/>
+                <w:sz w:val="28"/>
+                <w:szCs w:val="28"/>
+              </w:rPr>
+              <w:t>Кнопка «Назначить курьера» в интерфейсе оператора недоступна для заказов в статусах «Ожидает принятия», «В работе», «Передан на кухню», «Готовится»; при попытке назначения выводится блокирующее уведомление «Заказ ещё не готов»</w:t>
+            </w:r>
+          </w:p>
+        </w:tc>
+      </w:tr>
+      <w:tr>
+        <w:tc>
+          <w:tcPr>
+            <w:tcW w:w="4508" w:type="dxa"/>
+          </w:tcPr>
+          <w:p>
+            <w:pPr>
+              <w:rPr>
+                <w:rFonts w:ascii="Times New Roman" w:hAnsi="Times New Roman" w:cs="Times New Roman"/>
+                <w:sz w:val="28"/>
+                <w:szCs w:val="28"/>
+              </w:rPr>
+            </w:pPr>
+            <w:r>
+              <w:rPr>
+                <w:rFonts w:ascii="Times New Roman" w:hAnsi="Times New Roman" w:cs="Times New Roman"/>
+                <w:sz w:val="28"/>
+                <w:szCs w:val="28"/>
+              </w:rPr>
+              <w:t>После доставки заказа по адресу доставки курьер должен отметить, что заказ доставлен</w:t>
+            </w:r>
+          </w:p>
+        </w:tc>
+        <w:tc>
+          <w:tcPr>
+            <w:tcW w:w="4508" w:type="dxa"/>
+          </w:tcPr>
+          <w:p>
+            <w:pPr>
+              <w:rPr>
+                <w:rFonts w:ascii="Times New Roman" w:hAnsi="Times New Roman" w:cs="Times New Roman"/>
+                <w:sz w:val="28"/>
+                <w:szCs w:val="28"/>
+              </w:rPr>
+            </w:pPr>
+            <w:r>
+              <w:rPr>
+                <w:rFonts w:ascii="Times New Roman" w:hAnsi="Times New Roman" w:cs="Times New Roman"/>
+                <w:sz w:val="28"/>
+                <w:szCs w:val="28"/>
+              </w:rPr>
+              <w:t>После нажатия курьером кнопки «Доставлено» статус заказа меняется на «Доставлен»; в личном кабинете клиента статус меняется на «Доставлен» не позднее 3 секунд</w:t>
+            </w:r>
+          </w:p>
+        </w:tc>
+      </w:tr>
+      <w:tr>
+        <w:tc>
+          <w:tcPr>
+            <w:tcW w:w="4508" w:type="dxa"/>
+          </w:tcPr>
+          <w:p>
+            <w:pPr>
+              <w:rPr>
+                <w:rFonts w:ascii="Times New Roman" w:hAnsi="Times New Roman" w:cs="Times New Roman"/>
+                <w:sz w:val="28"/>
+                <w:szCs w:val="28"/>
+              </w:rPr>
+            </w:pPr>
+            <w:r>
+              <w:rPr>
+                <w:rFonts w:ascii="Times New Roman" w:hAnsi="Times New Roman" w:cs="Times New Roman"/>
+                <w:sz w:val="28"/>
+                <w:szCs w:val="28"/>
+              </w:rPr>
+              <w:t>После отметки курьера о доставке пользователь должен видеть, что заказ доставлен</w:t>
+            </w:r>
+          </w:p>
+        </w:tc>
+        <w:tc>
+          <w:tcPr>
+            <w:tcW w:w="4508" w:type="dxa"/>
+          </w:tcPr>
+          <w:p>
+            <w:pPr>
+              <w:rPr>
+                <w:rFonts w:ascii="Times New Roman" w:hAnsi="Times New Roman" w:cs="Times New Roman"/>
+                <w:sz w:val="28"/>
+                <w:szCs w:val="28"/>
+              </w:rPr>
+            </w:pPr>
+            <w:r>
+              <w:rPr>
+                <w:rFonts w:ascii="Times New Roman" w:hAnsi="Times New Roman" w:cs="Times New Roman"/>
+                <w:sz w:val="28"/>
+                <w:szCs w:val="28"/>
+              </w:rPr>
+              <w:t>В личном кабинете клиента статус заказа отображается как «Доставлен»; кнопка «Отменить заказ» недоступна; заказ перемещается в историю заказов</w:t>
+            </w:r>
+          </w:p>
+        </w:tc>
+      </w:tr>
+      <w:tr>
+        <w:tc>
+          <w:tcPr>
+            <w:tcW w:w="4508" w:type="dxa"/>
+          </w:tcPr>
+          <w:p>
+            <w:pPr>
+              <w:rPr>
+                <w:rFonts w:ascii="Times New Roman" w:hAnsi="Times New Roman" w:cs="Times New Roman"/>
+                <w:sz w:val="28"/>
+                <w:szCs w:val="28"/>
+              </w:rPr>
+            </w:pPr>
+            <w:r>
+              <w:rPr>
+                <w:rFonts w:ascii="Times New Roman" w:hAnsi="Times New Roman" w:cs="Times New Roman"/>
+                <w:sz w:val="28"/>
+                <w:szCs w:val="28"/>
+              </w:rPr>
+              <w:t>Заказ должен поступать в аналитику только после того, как он завершён</w:t>
+            </w:r>
+          </w:p>
+        </w:tc>
+        <w:tc>
+          <w:tcPr>
+            <w:tcW w:w="4508" w:type="dxa"/>
+          </w:tcPr>
+          <w:p>
+            <w:pPr>
+              <w:rPr>
+                <w:rFonts w:ascii="Times New Roman" w:hAnsi="Times New Roman" w:cs="Times New Roman"/>
+                <w:sz w:val="28"/>
+                <w:szCs w:val="28"/>
+              </w:rPr>
+            </w:pPr>
+            <w:r>
+              <w:rPr>
+                <w:rFonts w:ascii="Times New Roman" w:hAnsi="Times New Roman" w:cs="Times New Roman"/>
+                <w:sz w:val="28"/>
+                <w:szCs w:val="28"/>
+              </w:rPr>
+              <w:t>В отчёте администратора (формат .</w:t>
+            </w:r>
+            <w:proofErr w:type="spellStart"/>
+            <w:r>
+              <w:rPr>
+                <w:rFonts w:ascii="Times New Roman" w:hAnsi="Times New Roman" w:cs="Times New Roman"/>
+                <w:sz w:val="28"/>
+                <w:szCs w:val="28"/>
+              </w:rPr>
+              <w:t>xlsx</w:t>
+            </w:r>
+            <w:proofErr w:type="spellEnd"/>
+            <w:r>
+              <w:rPr>
+                <w:rFonts w:ascii="Times New Roman" w:hAnsi="Times New Roman" w:cs="Times New Roman"/>
+                <w:sz w:val="28"/>
+                <w:szCs w:val="28"/>
+              </w:rPr>
+              <w:t>) отображаются только заказы со статусом «Доставлен»; заказы в статусах «Отменён», «Ожидает принятия», «В работе», «</w:t>
+            </w:r>
+            <w:proofErr w:type="gramStart"/>
+            <w:r>
+              <w:rPr>
+                <w:rFonts w:ascii="Times New Roman" w:hAnsi="Times New Roman" w:cs="Times New Roman"/>
+                <w:sz w:val="28"/>
+                <w:szCs w:val="28"/>
+              </w:rPr>
+              <w:t>Готовится»  в</w:t>
+            </w:r>
+            <w:proofErr w:type="gramEnd"/>
+            <w:r>
+              <w:rPr>
+                <w:rFonts w:ascii="Times New Roman" w:hAnsi="Times New Roman" w:cs="Times New Roman"/>
+                <w:sz w:val="28"/>
+                <w:szCs w:val="28"/>
+              </w:rPr>
+              <w:t xml:space="preserve"> отчёт не попадают</w:t>
             </w:r>
           </w:p>
         </w:tc>
@@ -4849,6 +6347,7 @@
   <w:style w:type="character" w:default="1" w:styleId="a0">
     <w:name w:val="Default Paragraph Font"/>
     <w:uiPriority w:val="1"/>
+    <w:semiHidden/>
     <w:unhideWhenUsed/>
   </w:style>
   <w:style w:type="table" w:default="1" w:styleId="a1">

--- a/Предварительный анализ.docx
+++ b/Предварительный анализ.docx
@@ -1756,25 +1756,7 @@
           <w:sz w:val="28"/>
           <w:szCs w:val="28"/>
         </w:rPr>
-        <w:t>-</w:t>
-      </w:r>
-      <w:proofErr w:type="spellStart"/>
-      <w:r>
-        <w:rPr>
-          <w:rFonts w:ascii="Times New Roman" w:hAnsi="Times New Roman" w:cs="Times New Roman"/>
-          <w:sz w:val="28"/>
-          <w:szCs w:val="28"/>
-        </w:rPr>
-        <w:t>увеломления</w:t>
-      </w:r>
-      <w:proofErr w:type="spellEnd"/>
-      <w:r>
-        <w:rPr>
-          <w:rFonts w:ascii="Times New Roman" w:hAnsi="Times New Roman" w:cs="Times New Roman"/>
-          <w:sz w:val="28"/>
-          <w:szCs w:val="28"/>
-        </w:rPr>
-        <w:t>.</w:t>
+        <w:t>-увеломления.</w:t>
       </w:r>
     </w:p>
     <w:p>
@@ -2114,25 +2096,7 @@
           <w:sz w:val="28"/>
           <w:szCs w:val="28"/>
         </w:rPr>
-        <w:t xml:space="preserve"> </w:t>
-      </w:r>
-      <w:proofErr w:type="spellStart"/>
-      <w:r>
-        <w:rPr>
-          <w:rFonts w:ascii="Times New Roman" w:hAnsi="Times New Roman" w:cs="Times New Roman"/>
-          <w:sz w:val="28"/>
-          <w:szCs w:val="28"/>
-        </w:rPr>
-        <w:t>сайта</w:t>
-      </w:r>
-      <w:proofErr w:type="spellEnd"/>
-      <w:r>
-        <w:rPr>
-          <w:rFonts w:ascii="Times New Roman" w:hAnsi="Times New Roman" w:cs="Times New Roman"/>
-          <w:sz w:val="28"/>
-          <w:szCs w:val="28"/>
-        </w:rPr>
-        <w:t xml:space="preserve"> в пиковые часы, </w:t>
+        <w:t xml:space="preserve"> сайта в пиковые часы, </w:t>
       </w:r>
       <w:r>
         <w:rPr>
@@ -2571,18 +2535,8 @@
                 <w:sz w:val="28"/>
                 <w:szCs w:val="28"/>
               </w:rPr>
-              <w:t xml:space="preserve">се пароли пользователей должны храниться базе данных в зашифрованном формате в виде </w:t>
-            </w:r>
-            <w:proofErr w:type="spellStart"/>
-            <w:r>
-              <w:rPr>
-                <w:rFonts w:ascii="Times New Roman" w:hAnsi="Times New Roman" w:cs="Times New Roman"/>
-                <w:sz w:val="28"/>
-                <w:szCs w:val="28"/>
-              </w:rPr>
-              <w:t>хеша</w:t>
-            </w:r>
-            <w:proofErr w:type="spellEnd"/>
+              <w:t>се пароли пользователей должны храниться базе данных в зашифрованном формате в виде хеша</w:t>
+            </w:r>
           </w:p>
           <w:p>
             <w:pPr>
@@ -2660,18 +2614,8 @@
                 <w:sz w:val="28"/>
                 <w:szCs w:val="28"/>
               </w:rPr>
-              <w:t xml:space="preserve"> формировать и скачивать отчёты в формате .</w:t>
-            </w:r>
-            <w:proofErr w:type="spellStart"/>
-            <w:r>
-              <w:rPr>
-                <w:rFonts w:ascii="Times New Roman" w:hAnsi="Times New Roman" w:cs="Times New Roman"/>
-                <w:sz w:val="28"/>
-                <w:szCs w:val="28"/>
-              </w:rPr>
-              <w:t>xlsx</w:t>
-            </w:r>
-            <w:proofErr w:type="spellEnd"/>
+              <w:t xml:space="preserve"> формировать и скачивать отчёты в формате .xlsx</w:t>
+            </w:r>
           </w:p>
         </w:tc>
         <w:tc>
@@ -2692,18 +2636,8 @@
                 <w:sz w:val="28"/>
                 <w:szCs w:val="28"/>
               </w:rPr>
-              <w:t>При нажатии кнопки формирования отчета итоговый файл сохраняется на устройство в формате .</w:t>
-            </w:r>
-            <w:proofErr w:type="spellStart"/>
-            <w:r>
-              <w:rPr>
-                <w:rFonts w:ascii="Times New Roman" w:hAnsi="Times New Roman" w:cs="Times New Roman"/>
-                <w:sz w:val="28"/>
-                <w:szCs w:val="28"/>
-              </w:rPr>
-              <w:t>xlsx</w:t>
-            </w:r>
-            <w:proofErr w:type="spellEnd"/>
+              <w:t>При нажатии кнопки формирования отчета итоговый файл сохраняется на устройство в формате .xlsx</w:t>
+            </w:r>
           </w:p>
         </w:tc>
       </w:tr>
@@ -2934,25 +2868,7 @@
                 <w:sz w:val="28"/>
                 <w:szCs w:val="28"/>
               </w:rPr>
-              <w:t xml:space="preserve">Заблокированная оператором позиция скрывается или становится </w:t>
-            </w:r>
-            <w:proofErr w:type="spellStart"/>
-            <w:r>
-              <w:rPr>
-                <w:rFonts w:ascii="Times New Roman" w:hAnsi="Times New Roman" w:cs="Times New Roman"/>
-                <w:sz w:val="28"/>
-                <w:szCs w:val="28"/>
-              </w:rPr>
-              <w:t>некликабельной</w:t>
-            </w:r>
-            <w:proofErr w:type="spellEnd"/>
-            <w:r>
-              <w:rPr>
-                <w:rFonts w:ascii="Times New Roman" w:hAnsi="Times New Roman" w:cs="Times New Roman"/>
-                <w:sz w:val="28"/>
-                <w:szCs w:val="28"/>
-              </w:rPr>
-              <w:t xml:space="preserve"> в каталоге на сайте в течение 2 секунд</w:t>
+              <w:t>Заблокированная оператором позиция скрывается или становится некликабельной в каталоге на сайте в течение 2 секунд</w:t>
             </w:r>
           </w:p>
         </w:tc>
@@ -2992,7 +2908,23 @@
                 <w:sz w:val="28"/>
                 <w:szCs w:val="28"/>
               </w:rPr>
-              <w:t xml:space="preserve"> принять заказ</w:t>
+              <w:t xml:space="preserve"> </w:t>
+            </w:r>
+            <w:r>
+              <w:rPr>
+                <w:rFonts w:ascii="Times New Roman" w:hAnsi="Times New Roman" w:cs="Times New Roman"/>
+                <w:sz w:val="28"/>
+                <w:szCs w:val="28"/>
+              </w:rPr>
+              <w:t>отреагировать на</w:t>
+            </w:r>
+            <w:r>
+              <w:rPr>
+                <w:rFonts w:ascii="Times New Roman" w:hAnsi="Times New Roman" w:cs="Times New Roman"/>
+                <w:sz w:val="28"/>
+                <w:szCs w:val="28"/>
+              </w:rPr>
+              <w:t xml:space="preserve"> заказ</w:t>
             </w:r>
           </w:p>
         </w:tc>
@@ -3593,7 +3525,23 @@
                 <w:sz w:val="28"/>
                 <w:szCs w:val="28"/>
               </w:rPr>
-              <w:t>В личном кабинете клиента статус заказа меняется на «Передан на кухню» после нажатия поваром кнопки «Принять»</w:t>
+              <w:t>В личном кабинете клиента статус заказа меняется на «</w:t>
+            </w:r>
+            <w:r>
+              <w:rPr>
+                <w:rFonts w:ascii="Times New Roman" w:hAnsi="Times New Roman" w:cs="Times New Roman"/>
+                <w:sz w:val="28"/>
+                <w:szCs w:val="28"/>
+              </w:rPr>
+              <w:t>Готовится</w:t>
+            </w:r>
+            <w:r>
+              <w:rPr>
+                <w:rFonts w:ascii="Times New Roman" w:hAnsi="Times New Roman" w:cs="Times New Roman"/>
+                <w:sz w:val="28"/>
+                <w:szCs w:val="28"/>
+              </w:rPr>
+              <w:t>» после нажатия поваром кнопки «Принять»</w:t>
             </w:r>
           </w:p>
         </w:tc>
@@ -3837,7 +3785,23 @@
                 <w:sz w:val="28"/>
                 <w:szCs w:val="28"/>
               </w:rPr>
-              <w:t>После нажатия поваром кнопки «Готово» на экране оператора заказ переходит в статус «Готов к передаче курьеру» в личном кабинете клиента статус меняется на «Готов</w:t>
+              <w:t>После нажатия поваром кнопки «Готово» на экране оператора заказ переходит в статус «Готов к передаче курьеру»</w:t>
+            </w:r>
+            <w:r>
+              <w:rPr>
+                <w:rFonts w:ascii="Times New Roman" w:hAnsi="Times New Roman" w:cs="Times New Roman"/>
+                <w:sz w:val="28"/>
+                <w:szCs w:val="28"/>
+              </w:rPr>
+              <w:t xml:space="preserve">, </w:t>
+            </w:r>
+            <w:r>
+              <w:rPr>
+                <w:rFonts w:ascii="Times New Roman" w:hAnsi="Times New Roman" w:cs="Times New Roman"/>
+                <w:sz w:val="28"/>
+                <w:szCs w:val="28"/>
+              </w:rPr>
+              <w:t>в личном кабинете клиента статус меняется на «Готов</w:t>
             </w:r>
             <w:r>
               <w:rPr>
@@ -3923,7 +3887,23 @@
                 <w:sz w:val="28"/>
                 <w:szCs w:val="28"/>
               </w:rPr>
-              <w:t>Курьер должен принять заказ</w:t>
+              <w:t xml:space="preserve">Курьер должен </w:t>
+            </w:r>
+            <w:r>
+              <w:rPr>
+                <w:rFonts w:ascii="Times New Roman" w:hAnsi="Times New Roman" w:cs="Times New Roman"/>
+                <w:sz w:val="28"/>
+                <w:szCs w:val="28"/>
+              </w:rPr>
+              <w:t>отреагировать на</w:t>
+            </w:r>
+            <w:r>
+              <w:rPr>
+                <w:rFonts w:ascii="Times New Roman" w:hAnsi="Times New Roman" w:cs="Times New Roman"/>
+                <w:sz w:val="28"/>
+                <w:szCs w:val="28"/>
+              </w:rPr>
+              <w:t xml:space="preserve"> заказ</w:t>
             </w:r>
           </w:p>
         </w:tc>
@@ -4248,7 +4228,39 @@
                 <w:sz w:val="28"/>
                 <w:szCs w:val="28"/>
               </w:rPr>
-              <w:t>В личном кабинете клиента статус заказа отображается как «Доставлен»; кнопка «Отменить заказ» недоступна; заказ перемещается в историю заказов</w:t>
+              <w:t>В личном кабинете клиента статус заказа отображается как «Доставлен»</w:t>
+            </w:r>
+            <w:r>
+              <w:rPr>
+                <w:rFonts w:ascii="Times New Roman" w:hAnsi="Times New Roman" w:cs="Times New Roman"/>
+                <w:sz w:val="28"/>
+                <w:szCs w:val="28"/>
+              </w:rPr>
+              <w:t>,</w:t>
+            </w:r>
+            <w:r>
+              <w:rPr>
+                <w:rFonts w:ascii="Times New Roman" w:hAnsi="Times New Roman" w:cs="Times New Roman"/>
+                <w:sz w:val="28"/>
+                <w:szCs w:val="28"/>
+              </w:rPr>
+              <w:t xml:space="preserve"> кнопка «Отменить заказ» недоступна</w:t>
+            </w:r>
+            <w:r>
+              <w:rPr>
+                <w:rFonts w:ascii="Times New Roman" w:hAnsi="Times New Roman" w:cs="Times New Roman"/>
+                <w:sz w:val="28"/>
+                <w:szCs w:val="28"/>
+              </w:rPr>
+              <w:t>,</w:t>
+            </w:r>
+            <w:r>
+              <w:rPr>
+                <w:rFonts w:ascii="Times New Roman" w:hAnsi="Times New Roman" w:cs="Times New Roman"/>
+                <w:sz w:val="28"/>
+                <w:szCs w:val="28"/>
+              </w:rPr>
+              <w:t xml:space="preserve"> заказ перемещается в историю заказов</w:t>
             </w:r>
           </w:p>
         </w:tc>
@@ -4274,6 +4286,14 @@
               </w:rPr>
               <w:t>Заказ должен поступать в аналитику только после того, как он завершён</w:t>
             </w:r>
+            <w:r>
+              <w:rPr>
+                <w:rFonts w:ascii="Times New Roman" w:hAnsi="Times New Roman" w:cs="Times New Roman"/>
+                <w:sz w:val="28"/>
+                <w:szCs w:val="28"/>
+              </w:rPr>
+              <w:t xml:space="preserve"> или отменён</w:t>
+            </w:r>
           </w:p>
         </w:tc>
         <w:tc>
@@ -4294,43 +4314,23 @@
                 <w:sz w:val="28"/>
                 <w:szCs w:val="28"/>
               </w:rPr>
-              <w:t>В отчёте администратора (формат .</w:t>
-            </w:r>
-            <w:proofErr w:type="spellStart"/>
-            <w:r>
-              <w:rPr>
-                <w:rFonts w:ascii="Times New Roman" w:hAnsi="Times New Roman" w:cs="Times New Roman"/>
-                <w:sz w:val="28"/>
-                <w:szCs w:val="28"/>
-              </w:rPr>
-              <w:t>xlsx</w:t>
-            </w:r>
-            <w:proofErr w:type="spellEnd"/>
-            <w:r>
-              <w:rPr>
-                <w:rFonts w:ascii="Times New Roman" w:hAnsi="Times New Roman" w:cs="Times New Roman"/>
-                <w:sz w:val="28"/>
-                <w:szCs w:val="28"/>
-              </w:rPr>
-              <w:t>) отображаются только заказы со статусом «Доставлен»; заказы в статусах «Отменён», «Ожидает принятия», «В работе», «</w:t>
-            </w:r>
-            <w:proofErr w:type="gramStart"/>
-            <w:r>
-              <w:rPr>
-                <w:rFonts w:ascii="Times New Roman" w:hAnsi="Times New Roman" w:cs="Times New Roman"/>
-                <w:sz w:val="28"/>
-                <w:szCs w:val="28"/>
-              </w:rPr>
-              <w:t>Готовится»  в</w:t>
-            </w:r>
-            <w:proofErr w:type="gramEnd"/>
-            <w:r>
-              <w:rPr>
-                <w:rFonts w:ascii="Times New Roman" w:hAnsi="Times New Roman" w:cs="Times New Roman"/>
-                <w:sz w:val="28"/>
-                <w:szCs w:val="28"/>
-              </w:rPr>
-              <w:t xml:space="preserve"> отчёт не попадают</w:t>
+              <w:t>В отчёте администратора (формат .xlsx) отображаются только заказы со статусом «Доставлен»</w:t>
+            </w:r>
+            <w:r>
+              <w:rPr>
+                <w:rFonts w:ascii="Times New Roman" w:hAnsi="Times New Roman" w:cs="Times New Roman"/>
+                <w:sz w:val="28"/>
+                <w:szCs w:val="28"/>
+              </w:rPr>
+              <w:t>, «Отменён».</w:t>
+            </w:r>
+            <w:r>
+              <w:rPr>
+                <w:rFonts w:ascii="Times New Roman" w:hAnsi="Times New Roman" w:cs="Times New Roman"/>
+                <w:sz w:val="28"/>
+                <w:szCs w:val="28"/>
+              </w:rPr>
+              <w:t xml:space="preserve"> заказы в статусах «Ожидает принятия», «В работе», «Готовится»  в отчёт не попадают</w:t>
             </w:r>
           </w:p>
         </w:tc>

--- a/Предварительный анализ.docx
+++ b/Предварительный анализ.docx
@@ -506,7 +506,7 @@
           <w:sz w:val="28"/>
           <w:szCs w:val="28"/>
         </w:rPr>
-        <w:t xml:space="preserve"> видеть поступающие заказы на одном экране с автоматическим звуковым оповещением, чтобы не пропустить новый заказ</w:t>
+        <w:t xml:space="preserve"> видеть поступающие заказы на одном экране с автоматическим оповещением, чтобы не пропустить новый заказ</w:t>
       </w:r>
       <w:r>
         <w:rPr>
@@ -544,7 +544,14 @@
           <w:sz w:val="28"/>
           <w:szCs w:val="28"/>
         </w:rPr>
-        <w:t xml:space="preserve"> менять статус заказа вручную или отменять его с указанием причины</w:t>
+        <w:t xml:space="preserve"> менять статус заказа вручную или отменять ег</w:t>
+      </w:r>
+      <w:r>
+        <w:rPr>
+          <w:sz w:val="28"/>
+          <w:szCs w:val="28"/>
+        </w:rPr>
+        <w:t>о</w:t>
       </w:r>
       <w:r>
         <w:rPr>
@@ -740,7 +747,7 @@
           <w:sz w:val="28"/>
           <w:szCs w:val="28"/>
         </w:rPr>
-        <w:t xml:space="preserve"> видеть состав заказа, составные модификаторы и таймер приготовления на специальном экране</w:t>
+        <w:t xml:space="preserve"> видеть состав заказа</w:t>
       </w:r>
       <w:r>
         <w:rPr>
@@ -1119,7 +1126,6 @@
           <w:sz w:val="28"/>
           <w:szCs w:val="28"/>
         </w:rPr>
-        <w:lastRenderedPageBreak/>
         <w:t>Я, как курьер, хочу</w:t>
       </w:r>
       <w:r>
@@ -1161,6 +1167,7 @@
           <w:sz w:val="28"/>
           <w:szCs w:val="28"/>
         </w:rPr>
+        <w:lastRenderedPageBreak/>
         <w:t>Я, как курьер, хочу</w:t>
       </w:r>
       <w:r>
@@ -1712,17 +1719,16 @@
           <w:rFonts w:ascii="Times New Roman" w:hAnsi="Times New Roman" w:cs="Times New Roman"/>
           <w:sz w:val="28"/>
           <w:szCs w:val="28"/>
-          <w:lang w:val="en-US"/>
-        </w:rPr>
-        <w:t>Geo</w:t>
-      </w:r>
-      <w:r>
-        <w:rPr>
-          <w:rFonts w:ascii="Times New Roman" w:hAnsi="Times New Roman" w:cs="Times New Roman"/>
-          <w:sz w:val="28"/>
-          <w:szCs w:val="28"/>
-        </w:rPr>
-        <w:t>-сервисы;</w:t>
+        </w:rPr>
+        <w:t>картографический сервис</w:t>
+      </w:r>
+      <w:r>
+        <w:rPr>
+          <w:rFonts w:ascii="Times New Roman" w:hAnsi="Times New Roman" w:cs="Times New Roman"/>
+          <w:sz w:val="28"/>
+          <w:szCs w:val="28"/>
+        </w:rPr>
+        <w:t>;</w:t>
       </w:r>
     </w:p>
     <w:p>
@@ -1746,6 +1752,14 @@
           <w:rFonts w:ascii="Times New Roman" w:hAnsi="Times New Roman" w:cs="Times New Roman"/>
           <w:sz w:val="28"/>
           <w:szCs w:val="28"/>
+        </w:rPr>
+        <w:t xml:space="preserve">шлюз отправки </w:t>
+      </w:r>
+      <w:r>
+        <w:rPr>
+          <w:rFonts w:ascii="Times New Roman" w:hAnsi="Times New Roman" w:cs="Times New Roman"/>
+          <w:sz w:val="28"/>
+          <w:szCs w:val="28"/>
           <w:lang w:val="en-US"/>
         </w:rPr>
         <w:t>PUSH</w:t>
@@ -1756,7 +1770,39 @@
           <w:sz w:val="28"/>
           <w:szCs w:val="28"/>
         </w:rPr>
-        <w:t>-увеломления.</w:t>
+        <w:t>-уве</w:t>
+      </w:r>
+      <w:r>
+        <w:rPr>
+          <w:rFonts w:ascii="Times New Roman" w:hAnsi="Times New Roman" w:cs="Times New Roman"/>
+          <w:sz w:val="28"/>
+          <w:szCs w:val="28"/>
+        </w:rPr>
+        <w:t>д</w:t>
+      </w:r>
+      <w:r>
+        <w:rPr>
+          <w:rFonts w:ascii="Times New Roman" w:hAnsi="Times New Roman" w:cs="Times New Roman"/>
+          <w:sz w:val="28"/>
+          <w:szCs w:val="28"/>
+        </w:rPr>
+        <w:t>омлени</w:t>
+      </w:r>
+      <w:r>
+        <w:rPr>
+          <w:rFonts w:ascii="Times New Roman" w:hAnsi="Times New Roman" w:cs="Times New Roman"/>
+          <w:sz w:val="28"/>
+          <w:szCs w:val="28"/>
+        </w:rPr>
+        <w:t>й</w:t>
+      </w:r>
+      <w:r>
+        <w:rPr>
+          <w:rFonts w:ascii="Times New Roman" w:hAnsi="Times New Roman" w:cs="Times New Roman"/>
+          <w:sz w:val="28"/>
+          <w:szCs w:val="28"/>
+        </w:rPr>
+        <w:t>.</w:t>
       </w:r>
     </w:p>
     <w:p>
@@ -1780,7 +1826,6 @@
           <w:sz w:val="28"/>
           <w:szCs w:val="28"/>
         </w:rPr>
-        <w:lastRenderedPageBreak/>
         <w:t>Необходимые данные</w:t>
       </w:r>
     </w:p>
@@ -1826,6 +1871,7 @@
           <w:sz w:val="28"/>
           <w:szCs w:val="28"/>
         </w:rPr>
+        <w:lastRenderedPageBreak/>
         <w:t>д</w:t>
       </w:r>
       <w:r>
@@ -2096,7 +2142,25 @@
           <w:sz w:val="28"/>
           <w:szCs w:val="28"/>
         </w:rPr>
-        <w:t xml:space="preserve"> сайта в пиковые часы, </w:t>
+        <w:t xml:space="preserve"> </w:t>
+      </w:r>
+      <w:proofErr w:type="spellStart"/>
+      <w:r>
+        <w:rPr>
+          <w:rFonts w:ascii="Times New Roman" w:hAnsi="Times New Roman" w:cs="Times New Roman"/>
+          <w:sz w:val="28"/>
+          <w:szCs w:val="28"/>
+        </w:rPr>
+        <w:t>сайта</w:t>
+      </w:r>
+      <w:proofErr w:type="spellEnd"/>
+      <w:r>
+        <w:rPr>
+          <w:rFonts w:ascii="Times New Roman" w:hAnsi="Times New Roman" w:cs="Times New Roman"/>
+          <w:sz w:val="28"/>
+          <w:szCs w:val="28"/>
+        </w:rPr>
+        <w:t xml:space="preserve"> в пиковые часы, </w:t>
       </w:r>
       <w:r>
         <w:rPr>
@@ -2185,7 +2249,7 @@
           <w:sz w:val="28"/>
           <w:szCs w:val="28"/>
         </w:rPr>
-        <w:t>Этнические и правовые ограничения</w:t>
+        <w:t>Этические и правовые ограничения</w:t>
       </w:r>
     </w:p>
     <w:p>
@@ -2428,7 +2492,6 @@
           <w:sz w:val="28"/>
           <w:szCs w:val="28"/>
         </w:rPr>
-        <w:lastRenderedPageBreak/>
         <w:t xml:space="preserve">Таблица 1 </w:t>
       </w:r>
       <w:r>
@@ -2527,6 +2590,7 @@
                 <w:sz w:val="28"/>
                 <w:szCs w:val="28"/>
               </w:rPr>
+              <w:lastRenderedPageBreak/>
               <w:t>В</w:t>
             </w:r>
             <w:r>
@@ -2535,8 +2599,18 @@
                 <w:sz w:val="28"/>
                 <w:szCs w:val="28"/>
               </w:rPr>
-              <w:t>се пароли пользователей должны храниться базе данных в зашифрованном формате в виде хеша</w:t>
-            </w:r>
+              <w:t xml:space="preserve">се пароли пользователей должны храниться базе данных в зашифрованном формате в виде </w:t>
+            </w:r>
+            <w:proofErr w:type="spellStart"/>
+            <w:r>
+              <w:rPr>
+                <w:rFonts w:ascii="Times New Roman" w:hAnsi="Times New Roman" w:cs="Times New Roman"/>
+                <w:sz w:val="28"/>
+                <w:szCs w:val="28"/>
+              </w:rPr>
+              <w:t>хеша</w:t>
+            </w:r>
+            <w:proofErr w:type="spellEnd"/>
           </w:p>
           <w:p>
             <w:pPr>
@@ -2598,6 +2672,14 @@
                 <w:sz w:val="28"/>
                 <w:szCs w:val="28"/>
               </w:rPr>
+              <w:t xml:space="preserve"> и оператор</w:t>
+            </w:r>
+            <w:r>
+              <w:rPr>
+                <w:rFonts w:ascii="Times New Roman" w:hAnsi="Times New Roman" w:cs="Times New Roman"/>
+                <w:sz w:val="28"/>
+                <w:szCs w:val="28"/>
+              </w:rPr>
               <w:t xml:space="preserve"> долж</w:t>
             </w:r>
             <w:r>
@@ -2606,16 +2688,26 @@
                 <w:sz w:val="28"/>
                 <w:szCs w:val="28"/>
               </w:rPr>
-              <w:t>ен</w:t>
-            </w:r>
-            <w:r>
-              <w:rPr>
-                <w:rFonts w:ascii="Times New Roman" w:hAnsi="Times New Roman" w:cs="Times New Roman"/>
-                <w:sz w:val="28"/>
-                <w:szCs w:val="28"/>
-              </w:rPr>
-              <w:t xml:space="preserve"> формировать и скачивать отчёты в формате .xlsx</w:t>
-            </w:r>
+              <w:t>ны иметь возможность</w:t>
+            </w:r>
+            <w:r>
+              <w:rPr>
+                <w:rFonts w:ascii="Times New Roman" w:hAnsi="Times New Roman" w:cs="Times New Roman"/>
+                <w:sz w:val="28"/>
+                <w:szCs w:val="28"/>
+              </w:rPr>
+              <w:t xml:space="preserve"> формировать и скачивать отчёты в формате .</w:t>
+            </w:r>
+            <w:proofErr w:type="spellStart"/>
+            <w:r>
+              <w:rPr>
+                <w:rFonts w:ascii="Times New Roman" w:hAnsi="Times New Roman" w:cs="Times New Roman"/>
+                <w:sz w:val="28"/>
+                <w:szCs w:val="28"/>
+              </w:rPr>
+              <w:t>xlsx</w:t>
+            </w:r>
+            <w:proofErr w:type="spellEnd"/>
           </w:p>
         </w:tc>
         <w:tc>
@@ -2636,8 +2728,18 @@
                 <w:sz w:val="28"/>
                 <w:szCs w:val="28"/>
               </w:rPr>
-              <w:t>При нажатии кнопки формирования отчета итоговый файл сохраняется на устройство в формате .xlsx</w:t>
-            </w:r>
+              <w:t>При нажатии кнопки формирования отчета итоговый файл сохраняется на устройство в формате .</w:t>
+            </w:r>
+            <w:proofErr w:type="spellStart"/>
+            <w:r>
+              <w:rPr>
+                <w:rFonts w:ascii="Times New Roman" w:hAnsi="Times New Roman" w:cs="Times New Roman"/>
+                <w:sz w:val="28"/>
+                <w:szCs w:val="28"/>
+              </w:rPr>
+              <w:t>xlsx</w:t>
+            </w:r>
+            <w:proofErr w:type="spellEnd"/>
           </w:p>
         </w:tc>
       </w:tr>
@@ -2722,7 +2824,31 @@
                 <w:sz w:val="28"/>
                 <w:szCs w:val="28"/>
               </w:rPr>
-              <w:t>кран оператора, кухни и курьера должен обновляться автоматически в течение 3 секунд после оформления заказа клиентом</w:t>
+              <w:t>кран</w:t>
+            </w:r>
+            <w:r>
+              <w:rPr>
+                <w:rFonts w:ascii="Times New Roman" w:hAnsi="Times New Roman" w:cs="Times New Roman"/>
+                <w:sz w:val="28"/>
+                <w:szCs w:val="28"/>
+              </w:rPr>
+              <w:t xml:space="preserve"> оператор, повара, курьера</w:t>
+            </w:r>
+            <w:r>
+              <w:rPr>
+                <w:rFonts w:ascii="Times New Roman" w:hAnsi="Times New Roman" w:cs="Times New Roman"/>
+                <w:sz w:val="28"/>
+                <w:szCs w:val="28"/>
+              </w:rPr>
+              <w:t xml:space="preserve"> должен обновляться автоматически в течение 3 секунд после оформления заказа </w:t>
+            </w:r>
+            <w:r>
+              <w:rPr>
+                <w:rFonts w:ascii="Times New Roman" w:hAnsi="Times New Roman" w:cs="Times New Roman"/>
+                <w:sz w:val="28"/>
+                <w:szCs w:val="28"/>
+              </w:rPr>
+              <w:t>и смены статуса</w:t>
             </w:r>
           </w:p>
         </w:tc>
@@ -2744,7 +2870,31 @@
                 <w:sz w:val="28"/>
                 <w:szCs w:val="28"/>
               </w:rPr>
-              <w:t>На экранах оператора, кухни и курьера появляется запись о новом заказе не позднее 3 секунд после нажатия клиентом кнопки оформления</w:t>
+              <w:t>На экранах оператора</w:t>
+            </w:r>
+            <w:r>
+              <w:rPr>
+                <w:rFonts w:ascii="Times New Roman" w:hAnsi="Times New Roman" w:cs="Times New Roman"/>
+                <w:sz w:val="28"/>
+                <w:szCs w:val="28"/>
+              </w:rPr>
+              <w:t>, повара, курьера</w:t>
+            </w:r>
+            <w:r>
+              <w:rPr>
+                <w:rFonts w:ascii="Times New Roman" w:hAnsi="Times New Roman" w:cs="Times New Roman"/>
+                <w:sz w:val="28"/>
+                <w:szCs w:val="28"/>
+              </w:rPr>
+              <w:t xml:space="preserve"> появляется запись о новом заказе не позднее 3 секунд после </w:t>
+            </w:r>
+            <w:r>
+              <w:rPr>
+                <w:rFonts w:ascii="Times New Roman" w:hAnsi="Times New Roman" w:cs="Times New Roman"/>
+                <w:sz w:val="28"/>
+                <w:szCs w:val="28"/>
+              </w:rPr>
+              <w:t>оформления заказа или смены статуса</w:t>
             </w:r>
           </w:p>
         </w:tc>
@@ -2822,31 +2972,7 @@
                 <w:sz w:val="28"/>
                 <w:szCs w:val="28"/>
               </w:rPr>
-              <w:t>П</w:t>
-            </w:r>
-            <w:r>
-              <w:rPr>
-                <w:rFonts w:ascii="Times New Roman" w:hAnsi="Times New Roman" w:cs="Times New Roman"/>
-                <w:sz w:val="28"/>
-                <w:szCs w:val="28"/>
-              </w:rPr>
-              <w:t xml:space="preserve">ри изменении оператором статуса блюда на «Нет в наличии», данная позиция должна становиться недоступной для выбора </w:t>
-            </w:r>
-            <w:r>
-              <w:rPr>
-                <w:rFonts w:ascii="Times New Roman" w:hAnsi="Times New Roman" w:cs="Times New Roman"/>
-                <w:sz w:val="28"/>
-                <w:szCs w:val="28"/>
-              </w:rPr>
-              <w:t>к</w:t>
-            </w:r>
-            <w:r>
-              <w:rPr>
-                <w:rFonts w:ascii="Times New Roman" w:hAnsi="Times New Roman" w:cs="Times New Roman"/>
-                <w:sz w:val="28"/>
-                <w:szCs w:val="28"/>
-              </w:rPr>
-              <w:t>лиентами на сайте в течение 2 секунд</w:t>
+              <w:t>При экстренном изменении оператором статуса блюда на «Нет в наличии» (в случае брака или порчи сырья), позиция должна становиться недоступной для выбора клиентами.</w:t>
             </w:r>
           </w:p>
         </w:tc>
@@ -2868,7 +2994,25 @@
                 <w:sz w:val="28"/>
                 <w:szCs w:val="28"/>
               </w:rPr>
-              <w:t>Заблокированная оператором позиция скрывается или становится некликабельной в каталоге на сайте в течение 2 секунд</w:t>
+              <w:t xml:space="preserve">Заблокированная оператором позиция скрывается или становится </w:t>
+            </w:r>
+            <w:proofErr w:type="spellStart"/>
+            <w:r>
+              <w:rPr>
+                <w:rFonts w:ascii="Times New Roman" w:hAnsi="Times New Roman" w:cs="Times New Roman"/>
+                <w:sz w:val="28"/>
+                <w:szCs w:val="28"/>
+              </w:rPr>
+              <w:t>некликабельной</w:t>
+            </w:r>
+            <w:proofErr w:type="spellEnd"/>
+            <w:r>
+              <w:rPr>
+                <w:rFonts w:ascii="Times New Roman" w:hAnsi="Times New Roman" w:cs="Times New Roman"/>
+                <w:sz w:val="28"/>
+                <w:szCs w:val="28"/>
+              </w:rPr>
+              <w:t xml:space="preserve"> в каталоге на сайте в течение 2 секунд</w:t>
             </w:r>
           </w:p>
         </w:tc>
@@ -2892,39 +3036,15 @@
                 <w:sz w:val="28"/>
                 <w:szCs w:val="28"/>
               </w:rPr>
-              <w:t xml:space="preserve">Оператор </w:t>
-            </w:r>
-            <w:r>
-              <w:rPr>
-                <w:rFonts w:ascii="Times New Roman" w:hAnsi="Times New Roman" w:cs="Times New Roman"/>
-                <w:sz w:val="28"/>
-                <w:szCs w:val="28"/>
-              </w:rPr>
-              <w:t>должен</w:t>
-            </w:r>
-            <w:r>
-              <w:rPr>
-                <w:rFonts w:ascii="Times New Roman" w:hAnsi="Times New Roman" w:cs="Times New Roman"/>
-                <w:sz w:val="28"/>
-                <w:szCs w:val="28"/>
-              </w:rPr>
-              <w:t xml:space="preserve"> </w:t>
-            </w:r>
-            <w:r>
-              <w:rPr>
-                <w:rFonts w:ascii="Times New Roman" w:hAnsi="Times New Roman" w:cs="Times New Roman"/>
-                <w:sz w:val="28"/>
-                <w:szCs w:val="28"/>
-              </w:rPr>
-              <w:t>отреагировать на</w:t>
-            </w:r>
-            <w:r>
-              <w:rPr>
-                <w:rFonts w:ascii="Times New Roman" w:hAnsi="Times New Roman" w:cs="Times New Roman"/>
-                <w:sz w:val="28"/>
-                <w:szCs w:val="28"/>
-              </w:rPr>
-              <w:t xml:space="preserve"> заказ</w:t>
+              <w:t>Оператор</w:t>
+            </w:r>
+            <w:r>
+              <w:rPr>
+                <w:rFonts w:ascii="Times New Roman" w:hAnsi="Times New Roman" w:cs="Times New Roman"/>
+                <w:sz w:val="28"/>
+                <w:szCs w:val="28"/>
+              </w:rPr>
+              <w:t xml:space="preserve"> должен принять или отклонить заказ в интерфейсе в течение 2 минут после его поступления</w:t>
             </w:r>
           </w:p>
         </w:tc>
@@ -2994,7 +3114,33 @@
                 <w:sz w:val="28"/>
                 <w:szCs w:val="28"/>
               </w:rPr>
-              <w:t xml:space="preserve">о нажатия заказ находится в статусе «Ожидает принятия» и не отображается на экране повара. Если оператор не принял заказ за </w:t>
+              <w:t>о нажатия заказ находится в статусе «Ожидает принятия</w:t>
+            </w:r>
+            <w:r>
+              <w:rPr>
+                <w:rFonts w:ascii="Times New Roman" w:hAnsi="Times New Roman" w:cs="Times New Roman"/>
+                <w:sz w:val="28"/>
+                <w:szCs w:val="28"/>
+              </w:rPr>
+              <w:t xml:space="preserve"> </w:t>
+            </w:r>
+            <w:proofErr w:type="spellStart"/>
+            <w:r>
+              <w:rPr>
+                <w:rFonts w:ascii="Times New Roman" w:hAnsi="Times New Roman" w:cs="Times New Roman"/>
+                <w:sz w:val="28"/>
+                <w:szCs w:val="28"/>
+              </w:rPr>
+              <w:t>операторм</w:t>
+            </w:r>
+            <w:proofErr w:type="spellEnd"/>
+            <w:r>
+              <w:rPr>
+                <w:rFonts w:ascii="Times New Roman" w:hAnsi="Times New Roman" w:cs="Times New Roman"/>
+                <w:sz w:val="28"/>
+                <w:szCs w:val="28"/>
+              </w:rPr>
+              <w:t xml:space="preserve">» и не отображается на экране повара. Если оператор не принял заказ за </w:t>
             </w:r>
             <w:r>
               <w:rPr>
@@ -3058,8 +3204,7 @@
                 <w:sz w:val="28"/>
                 <w:szCs w:val="28"/>
               </w:rPr>
-              <w:lastRenderedPageBreak/>
-              <w:t>При отмене заказа деньги должны быть возращены клиенту</w:t>
+              <w:t>Автоматическая инициация возврата денег при отмене или изменении заказа.</w:t>
             </w:r>
           </w:p>
         </w:tc>
@@ -3081,7 +3226,34 @@
                 <w:sz w:val="28"/>
                 <w:szCs w:val="28"/>
               </w:rPr>
-              <w:t>При отмене заказа деньги должны быть возвращены клиенту в течении 15 минут</w:t>
+              <w:t xml:space="preserve">При смене статуса заказа на «Отменён» ИС автоматически формирует и отправляет API-запрос на отмену транзакции </w:t>
+            </w:r>
+            <w:r>
+              <w:rPr>
+                <w:rFonts w:ascii="Times New Roman" w:hAnsi="Times New Roman" w:cs="Times New Roman"/>
+                <w:sz w:val="28"/>
+                <w:szCs w:val="28"/>
+              </w:rPr>
+              <w:lastRenderedPageBreak/>
+              <w:t>(</w:t>
+            </w:r>
+            <w:proofErr w:type="spellStart"/>
+            <w:r>
+              <w:rPr>
+                <w:rFonts w:ascii="Times New Roman" w:hAnsi="Times New Roman" w:cs="Times New Roman"/>
+                <w:sz w:val="28"/>
+                <w:szCs w:val="28"/>
+              </w:rPr>
+              <w:t>холодирования</w:t>
+            </w:r>
+            <w:proofErr w:type="spellEnd"/>
+            <w:r>
+              <w:rPr>
+                <w:rFonts w:ascii="Times New Roman" w:hAnsi="Times New Roman" w:cs="Times New Roman"/>
+                <w:sz w:val="28"/>
+                <w:szCs w:val="28"/>
+              </w:rPr>
+              <w:t>/списания) в платёжный шлюз в течение 1 минуты</w:t>
             </w:r>
           </w:p>
         </w:tc>
@@ -3105,6 +3277,7 @@
                 <w:sz w:val="28"/>
                 <w:szCs w:val="28"/>
               </w:rPr>
+              <w:lastRenderedPageBreak/>
               <w:t>Заказ не может быть отменён клиентом после принятия</w:t>
             </w:r>
           </w:p>
@@ -3229,7 +3402,7 @@
                 <w:sz w:val="28"/>
                 <w:szCs w:val="28"/>
               </w:rPr>
-              <w:t>После принятия заказа оператор должен передать заказ повару</w:t>
+              <w:t>После принятия заказа оператор должен передать его на кухню</w:t>
             </w:r>
           </w:p>
         </w:tc>
@@ -3251,39 +3424,7 @@
                 <w:sz w:val="28"/>
                 <w:szCs w:val="28"/>
               </w:rPr>
-              <w:t>После нажатия оператором кнопки «Передать на кухню» заказ появляется на экране повара не позднее 3 секунд</w:t>
-            </w:r>
-            <w:r>
-              <w:rPr>
-                <w:rFonts w:ascii="Times New Roman" w:hAnsi="Times New Roman" w:cs="Times New Roman"/>
-                <w:sz w:val="28"/>
-                <w:szCs w:val="28"/>
-              </w:rPr>
-              <w:t>.</w:t>
-            </w:r>
-            <w:r>
-              <w:rPr>
-                <w:rFonts w:ascii="Times New Roman" w:hAnsi="Times New Roman" w:cs="Times New Roman"/>
-                <w:sz w:val="28"/>
-                <w:szCs w:val="28"/>
-              </w:rPr>
-              <w:t xml:space="preserve"> </w:t>
-            </w:r>
-            <w:r>
-              <w:rPr>
-                <w:rFonts w:ascii="Times New Roman" w:hAnsi="Times New Roman" w:cs="Times New Roman"/>
-                <w:sz w:val="28"/>
-                <w:szCs w:val="28"/>
-              </w:rPr>
-              <w:t>Д</w:t>
-            </w:r>
-            <w:r>
-              <w:rPr>
-                <w:rFonts w:ascii="Times New Roman" w:hAnsi="Times New Roman" w:cs="Times New Roman"/>
-                <w:sz w:val="28"/>
-                <w:szCs w:val="28"/>
-              </w:rPr>
-              <w:t>о этого момента заказ на экране повара отсутствует</w:t>
+              <w:t>После нажатия оператором кнопки «Передать на кухню» заказ переходит в статус «Ожидает принятия на кухню» и отображается на экране повара не позднее 3 секунд. До этого момента заказ на экране повара отсутствует</w:t>
             </w:r>
           </w:p>
         </w:tc>
@@ -3307,7 +3448,7 @@
                 <w:sz w:val="28"/>
                 <w:szCs w:val="28"/>
               </w:rPr>
-              <w:t>Повар обязан принять заказ</w:t>
+              <w:t>Повар обязан принять заказ, переданный оператором</w:t>
             </w:r>
           </w:p>
         </w:tc>
@@ -3329,31 +3470,7 @@
                 <w:sz w:val="28"/>
                 <w:szCs w:val="28"/>
               </w:rPr>
-              <w:t xml:space="preserve">На экране повара заказ находится в статусе «Ожидает принятия»; после нажатия поваром кнопки «Принять» статус </w:t>
-            </w:r>
-            <w:r>
-              <w:rPr>
-                <w:rFonts w:ascii="Times New Roman" w:hAnsi="Times New Roman" w:cs="Times New Roman"/>
-                <w:sz w:val="28"/>
-                <w:szCs w:val="28"/>
-              </w:rPr>
-              <w:t>должен меняться</w:t>
-            </w:r>
-            <w:r>
-              <w:rPr>
-                <w:rFonts w:ascii="Times New Roman" w:hAnsi="Times New Roman" w:cs="Times New Roman"/>
-                <w:sz w:val="28"/>
-                <w:szCs w:val="28"/>
-              </w:rPr>
-              <w:t xml:space="preserve"> на «Готовится»</w:t>
-            </w:r>
-            <w:r>
-              <w:rPr>
-                <w:rFonts w:ascii="Times New Roman" w:hAnsi="Times New Roman" w:cs="Times New Roman"/>
-                <w:sz w:val="28"/>
-                <w:szCs w:val="28"/>
-              </w:rPr>
-              <w:t xml:space="preserve"> в течение 5 секунд.</w:t>
+              <w:t>На экране повара поступивший заказ находится в статусе «Ожидает принятия на кухню». После нажатия поваром кнопки «Принять» (или «Начать готовку») статус заказа меняется на «Готовится» в течение 3 секунд</w:t>
             </w:r>
           </w:p>
         </w:tc>
@@ -3377,15 +3494,7 @@
                 <w:sz w:val="28"/>
                 <w:szCs w:val="28"/>
               </w:rPr>
-              <w:t>Повар должен видеть только принятые заказы</w:t>
-            </w:r>
-            <w:r>
-              <w:rPr>
-                <w:rFonts w:ascii="Times New Roman" w:hAnsi="Times New Roman" w:cs="Times New Roman"/>
-                <w:sz w:val="28"/>
-                <w:szCs w:val="28"/>
-              </w:rPr>
-              <w:t xml:space="preserve"> и ожидающие принятия</w:t>
+              <w:t>Повар должен видеть только актуальные для кухни заказы</w:t>
             </w:r>
           </w:p>
         </w:tc>
@@ -3407,79 +3516,7 @@
                 <w:sz w:val="28"/>
                 <w:szCs w:val="28"/>
               </w:rPr>
-              <w:t>На экране повара отображаются только заказы со статусом «Готовится»</w:t>
-            </w:r>
-            <w:r>
-              <w:rPr>
-                <w:rFonts w:ascii="Times New Roman" w:hAnsi="Times New Roman" w:cs="Times New Roman"/>
-                <w:sz w:val="28"/>
-                <w:szCs w:val="28"/>
-              </w:rPr>
-              <w:t xml:space="preserve">, </w:t>
-            </w:r>
-            <w:r>
-              <w:rPr>
-                <w:rFonts w:ascii="Times New Roman" w:hAnsi="Times New Roman" w:cs="Times New Roman"/>
-                <w:sz w:val="28"/>
-                <w:szCs w:val="28"/>
-              </w:rPr>
-              <w:t>«Готов</w:t>
-            </w:r>
-            <w:r>
-              <w:rPr>
-                <w:rFonts w:ascii="Times New Roman" w:hAnsi="Times New Roman" w:cs="Times New Roman"/>
-                <w:sz w:val="28"/>
-                <w:szCs w:val="28"/>
-              </w:rPr>
-              <w:t xml:space="preserve"> к передаче курьеру</w:t>
-            </w:r>
-            <w:r>
-              <w:rPr>
-                <w:rFonts w:ascii="Times New Roman" w:hAnsi="Times New Roman" w:cs="Times New Roman"/>
-                <w:sz w:val="28"/>
-                <w:szCs w:val="28"/>
-              </w:rPr>
-              <w:t>»</w:t>
-            </w:r>
-            <w:r>
-              <w:rPr>
-                <w:rFonts w:ascii="Times New Roman" w:hAnsi="Times New Roman" w:cs="Times New Roman"/>
-                <w:sz w:val="28"/>
-                <w:szCs w:val="28"/>
-              </w:rPr>
-              <w:t xml:space="preserve"> и «Ожидает принятия»</w:t>
-            </w:r>
-            <w:r>
-              <w:rPr>
-                <w:rFonts w:ascii="Times New Roman" w:hAnsi="Times New Roman" w:cs="Times New Roman"/>
-                <w:sz w:val="28"/>
-                <w:szCs w:val="28"/>
-              </w:rPr>
-              <w:t>.</w:t>
-            </w:r>
-            <w:r>
-              <w:rPr>
-                <w:rFonts w:ascii="Times New Roman" w:hAnsi="Times New Roman" w:cs="Times New Roman"/>
-                <w:sz w:val="28"/>
-                <w:szCs w:val="28"/>
-              </w:rPr>
-              <w:t xml:space="preserve"> </w:t>
-            </w:r>
-            <w:r>
-              <w:rPr>
-                <w:rFonts w:ascii="Times New Roman" w:hAnsi="Times New Roman" w:cs="Times New Roman"/>
-                <w:sz w:val="28"/>
-                <w:szCs w:val="28"/>
-              </w:rPr>
-              <w:t>З</w:t>
-            </w:r>
-            <w:r>
-              <w:rPr>
-                <w:rFonts w:ascii="Times New Roman" w:hAnsi="Times New Roman" w:cs="Times New Roman"/>
-                <w:sz w:val="28"/>
-                <w:szCs w:val="28"/>
-              </w:rPr>
-              <w:t>аказы в статусах «Ожидает передачи на кухню» и «Отменён» на экране повара не отображаются</w:t>
+              <w:t>На экране повара отображаются только заказы со статусами «Ожидает принятия на кухню», «Готовится» и «Готов к передаче курьеру». Заказы в статусах «Ожидает принятия оператором», «Отменён» и «Доставлен» на экране повара не отображаются</w:t>
             </w:r>
           </w:p>
         </w:tc>
@@ -3565,15 +3602,16 @@
                 <w:sz w:val="28"/>
                 <w:szCs w:val="28"/>
               </w:rPr>
-              <w:t>Если на кухне нет ингредиентов для приготовления блюда, повар обязан отправить оператору сведения о нехватке ингредиентов, после чего оператор должен заблокировать возможность заказа блюда</w:t>
-            </w:r>
-            <w:r>
-              <w:rPr>
-                <w:rFonts w:ascii="Times New Roman" w:hAnsi="Times New Roman" w:cs="Times New Roman"/>
-                <w:sz w:val="28"/>
-                <w:szCs w:val="28"/>
-              </w:rPr>
-              <w:t>.</w:t>
+              <w:t xml:space="preserve">Система должна автоматически блокировать возможность заказа блюда при отсутствии или </w:t>
+            </w:r>
+            <w:r>
+              <w:rPr>
+                <w:rFonts w:ascii="Times New Roman" w:hAnsi="Times New Roman" w:cs="Times New Roman"/>
+                <w:sz w:val="28"/>
+                <w:szCs w:val="28"/>
+              </w:rPr>
+              <w:lastRenderedPageBreak/>
+              <w:t>недостаточном количестве необходимых ингредиентов на складе кухни.</w:t>
             </w:r>
           </w:p>
         </w:tc>
@@ -3595,23 +3633,17 @@
                 <w:sz w:val="28"/>
                 <w:szCs w:val="28"/>
               </w:rPr>
-              <w:t xml:space="preserve">В системе должен вестись автоматический учёт остатка ингредиентов, и система должна автоматически проверять наличие ингредиентов </w:t>
-            </w:r>
-            <w:r>
-              <w:rPr>
-                <w:rFonts w:ascii="Times New Roman" w:hAnsi="Times New Roman" w:cs="Times New Roman"/>
-                <w:sz w:val="28"/>
-                <w:szCs w:val="28"/>
-              </w:rPr>
-              <w:t>и</w:t>
-            </w:r>
-            <w:r>
-              <w:rPr>
-                <w:rFonts w:ascii="Times New Roman" w:hAnsi="Times New Roman" w:cs="Times New Roman"/>
-                <w:sz w:val="28"/>
-                <w:szCs w:val="28"/>
-              </w:rPr>
-              <w:t xml:space="preserve"> в случае нехватки ингредиентов блокировать блюдо</w:t>
+              <w:lastRenderedPageBreak/>
+              <w:t xml:space="preserve">При получении от системы данных о нулевом или недостаточном остатке хотя бы одного </w:t>
+            </w:r>
+            <w:r>
+              <w:rPr>
+                <w:rFonts w:ascii="Times New Roman" w:hAnsi="Times New Roman" w:cs="Times New Roman"/>
+                <w:sz w:val="28"/>
+                <w:szCs w:val="28"/>
+              </w:rPr>
+              <w:lastRenderedPageBreak/>
+              <w:t>ингредиента из калькуляционной карты блюда, позиция автоматически переходит в статус «Нет в наличии» и становится недоступной для выбора клиентами на сайте в течение 2 секунд.</w:t>
             </w:r>
           </w:p>
         </w:tc>
@@ -3636,39 +3668,7 @@
                 <w:szCs w:val="28"/>
               </w:rPr>
               <w:lastRenderedPageBreak/>
-              <w:t xml:space="preserve">Если ингредиенты для блюда закончились после того, как клиент его заказал, </w:t>
-            </w:r>
-            <w:r>
-              <w:rPr>
-                <w:rFonts w:ascii="Times New Roman" w:hAnsi="Times New Roman" w:cs="Times New Roman"/>
-                <w:sz w:val="28"/>
-                <w:szCs w:val="28"/>
-              </w:rPr>
-              <w:t>оператор</w:t>
-            </w:r>
-            <w:r>
-              <w:rPr>
-                <w:rFonts w:ascii="Times New Roman" w:hAnsi="Times New Roman" w:cs="Times New Roman"/>
-                <w:sz w:val="28"/>
-                <w:szCs w:val="28"/>
-              </w:rPr>
-              <w:t xml:space="preserve"> долж</w:t>
-            </w:r>
-            <w:r>
-              <w:rPr>
-                <w:rFonts w:ascii="Times New Roman" w:hAnsi="Times New Roman" w:cs="Times New Roman"/>
-                <w:sz w:val="28"/>
-                <w:szCs w:val="28"/>
-              </w:rPr>
-              <w:t>ен</w:t>
-            </w:r>
-            <w:r>
-              <w:rPr>
-                <w:rFonts w:ascii="Times New Roman" w:hAnsi="Times New Roman" w:cs="Times New Roman"/>
-                <w:sz w:val="28"/>
-                <w:szCs w:val="28"/>
-              </w:rPr>
-              <w:t xml:space="preserve"> уведомить клиента о том, что блюдо не будет доставлено</w:t>
+              <w:t>В случае списания ингредиента во время оформления заказа клиентом, система должна уведомить пользователя и скорректировать состав заказа до передачи на кухню.</w:t>
             </w:r>
           </w:p>
         </w:tc>
@@ -3690,56 +3690,23 @@
                 <w:sz w:val="28"/>
                 <w:szCs w:val="28"/>
               </w:rPr>
-              <w:t xml:space="preserve">Сумма </w:t>
-            </w:r>
-            <w:r>
-              <w:rPr>
-                <w:rFonts w:ascii="Times New Roman" w:hAnsi="Times New Roman" w:cs="Times New Roman"/>
-                <w:sz w:val="28"/>
-                <w:szCs w:val="28"/>
-              </w:rPr>
-              <w:t>заказа</w:t>
-            </w:r>
-            <w:r>
-              <w:rPr>
-                <w:rFonts w:ascii="Times New Roman" w:hAnsi="Times New Roman" w:cs="Times New Roman"/>
-                <w:sz w:val="28"/>
-                <w:szCs w:val="28"/>
-              </w:rPr>
-              <w:t xml:space="preserve"> должна уменьшиться на стоимость блюда, которое не получится доставить</w:t>
-            </w:r>
-            <w:r>
-              <w:rPr>
-                <w:rFonts w:ascii="Times New Roman" w:hAnsi="Times New Roman" w:cs="Times New Roman"/>
-                <w:sz w:val="28"/>
-                <w:szCs w:val="28"/>
-              </w:rPr>
-              <w:t>, остальная часть заказа готовится и доставляется. После получения уведомления клиент может отказаться от заказа, заменить блюдо или оставить всё как есть</w:t>
-            </w:r>
-            <w:r>
-              <w:rPr>
-                <w:rFonts w:ascii="Times New Roman" w:hAnsi="Times New Roman" w:cs="Times New Roman"/>
-                <w:sz w:val="28"/>
-                <w:szCs w:val="28"/>
-              </w:rPr>
-              <w:t>.</w:t>
-            </w:r>
-          </w:p>
-          <w:p>
-            <w:pPr>
-              <w:rPr>
-                <w:rFonts w:ascii="Times New Roman" w:hAnsi="Times New Roman" w:cs="Times New Roman"/>
-                <w:sz w:val="28"/>
-                <w:szCs w:val="28"/>
-              </w:rPr>
-            </w:pPr>
-            <w:r>
-              <w:rPr>
-                <w:rFonts w:ascii="Times New Roman" w:hAnsi="Times New Roman" w:cs="Times New Roman"/>
-                <w:sz w:val="28"/>
-                <w:szCs w:val="28"/>
-              </w:rPr>
-              <w:t>В случае если клиент оплатил заказ, а блюдо доставить невозможно, и клиент выбрал оставить всё как есть, оператор обязан вернуть деньги клиенту за недоставленное блюдо в течение 15 минут.</w:t>
+              <w:t>При подтверждении пользователем отмены позиции</w:t>
+            </w:r>
+            <w:r>
+              <w:rPr>
+                <w:rFonts w:ascii="Times New Roman" w:hAnsi="Times New Roman" w:cs="Times New Roman"/>
+                <w:sz w:val="28"/>
+                <w:szCs w:val="28"/>
+              </w:rPr>
+              <w:t xml:space="preserve"> или </w:t>
+            </w:r>
+            <w:r>
+              <w:rPr>
+                <w:rFonts w:ascii="Times New Roman" w:hAnsi="Times New Roman" w:cs="Times New Roman"/>
+                <w:sz w:val="28"/>
+                <w:szCs w:val="28"/>
+              </w:rPr>
+              <w:t>заказа из-за отсутствия ингредиента ИС автоматически отправляет API-запрос на полный или частичный возврат  в платёжный шлюз в течение 1 минуты.</w:t>
             </w:r>
           </w:p>
         </w:tc>
@@ -3887,23 +3854,7 @@
                 <w:sz w:val="28"/>
                 <w:szCs w:val="28"/>
               </w:rPr>
-              <w:t xml:space="preserve">Курьер должен </w:t>
-            </w:r>
-            <w:r>
-              <w:rPr>
-                <w:rFonts w:ascii="Times New Roman" w:hAnsi="Times New Roman" w:cs="Times New Roman"/>
-                <w:sz w:val="28"/>
-                <w:szCs w:val="28"/>
-              </w:rPr>
-              <w:t>отреагировать на</w:t>
-            </w:r>
-            <w:r>
-              <w:rPr>
-                <w:rFonts w:ascii="Times New Roman" w:hAnsi="Times New Roman" w:cs="Times New Roman"/>
-                <w:sz w:val="28"/>
-                <w:szCs w:val="28"/>
-              </w:rPr>
-              <w:t xml:space="preserve"> заказ</w:t>
+              <w:t>Курьер должен принять или отклонить заказ в интерфейсе в течение 2 минут после его поступления</w:t>
             </w:r>
           </w:p>
         </w:tc>
@@ -4051,8 +4002,32 @@
                 <w:sz w:val="28"/>
                 <w:szCs w:val="28"/>
               </w:rPr>
+              <w:t>При изменении статуса заказа курьером на «</w:t>
+            </w:r>
+            <w:r>
+              <w:rPr>
+                <w:rFonts w:ascii="Times New Roman" w:hAnsi="Times New Roman" w:cs="Times New Roman"/>
+                <w:sz w:val="28"/>
+                <w:szCs w:val="28"/>
+              </w:rPr>
+              <w:t>Передан курьеру</w:t>
+            </w:r>
+            <w:r>
+              <w:rPr>
+                <w:rFonts w:ascii="Times New Roman" w:hAnsi="Times New Roman" w:cs="Times New Roman"/>
+                <w:sz w:val="28"/>
+                <w:szCs w:val="28"/>
+              </w:rPr>
+              <w:t xml:space="preserve">», </w:t>
+            </w:r>
+            <w:r>
+              <w:rPr>
+                <w:rFonts w:ascii="Times New Roman" w:hAnsi="Times New Roman" w:cs="Times New Roman"/>
+                <w:sz w:val="28"/>
+                <w:szCs w:val="28"/>
+              </w:rPr>
               <w:lastRenderedPageBreak/>
-              <w:t>После получения данных от курьера оператор должен выслать клиенту уведомление о том, что заказ передан курьеру</w:t>
+              <w:t>система должна автоматически уведомлять клиента о передаче заказа в доставку</w:t>
             </w:r>
           </w:p>
         </w:tc>
@@ -4074,23 +4049,17 @@
                 <w:sz w:val="28"/>
                 <w:szCs w:val="28"/>
               </w:rPr>
-              <w:t>После получения подтверждени</w:t>
-            </w:r>
-            <w:r>
-              <w:rPr>
-                <w:rFonts w:ascii="Times New Roman" w:hAnsi="Times New Roman" w:cs="Times New Roman"/>
-                <w:sz w:val="28"/>
-                <w:szCs w:val="28"/>
-              </w:rPr>
-              <w:t>я</w:t>
-            </w:r>
-            <w:r>
-              <w:rPr>
-                <w:rFonts w:ascii="Times New Roman" w:hAnsi="Times New Roman" w:cs="Times New Roman"/>
-                <w:sz w:val="28"/>
-                <w:szCs w:val="28"/>
-              </w:rPr>
-              <w:t xml:space="preserve"> от курьера оператор нажимает кнопку «Уведомить клиента»; на устройство клиента приходит PUSH-уведомление со статусом «Передан курьеру»</w:t>
+              <w:lastRenderedPageBreak/>
+              <w:t xml:space="preserve">После нажатия курьером кнопки «Забрал заказ», статус заказа в </w:t>
+            </w:r>
+            <w:r>
+              <w:rPr>
+                <w:rFonts w:ascii="Times New Roman" w:hAnsi="Times New Roman" w:cs="Times New Roman"/>
+                <w:sz w:val="28"/>
+                <w:szCs w:val="28"/>
+              </w:rPr>
+              <w:lastRenderedPageBreak/>
+              <w:t xml:space="preserve">личном кабинете клиента автоматически меняется на «Передан курьеру» в течение 3 секунд, и клиенту отправляется PUSH-уведомление </w:t>
             </w:r>
           </w:p>
         </w:tc>
@@ -4114,6 +4083,7 @@
                 <w:sz w:val="28"/>
                 <w:szCs w:val="28"/>
               </w:rPr>
+              <w:lastRenderedPageBreak/>
               <w:t>Заказ не может быть передан курьеру, пока не готов</w:t>
             </w:r>
           </w:p>
@@ -4314,7 +4284,25 @@
                 <w:sz w:val="28"/>
                 <w:szCs w:val="28"/>
               </w:rPr>
-              <w:t>В отчёте администратора (формат .xlsx) отображаются только заказы со статусом «Доставлен»</w:t>
+              <w:t>В отчёте администратора (формат .</w:t>
+            </w:r>
+            <w:proofErr w:type="spellStart"/>
+            <w:r>
+              <w:rPr>
+                <w:rFonts w:ascii="Times New Roman" w:hAnsi="Times New Roman" w:cs="Times New Roman"/>
+                <w:sz w:val="28"/>
+                <w:szCs w:val="28"/>
+              </w:rPr>
+              <w:t>xlsx</w:t>
+            </w:r>
+            <w:proofErr w:type="spellEnd"/>
+            <w:r>
+              <w:rPr>
+                <w:rFonts w:ascii="Times New Roman" w:hAnsi="Times New Roman" w:cs="Times New Roman"/>
+                <w:sz w:val="28"/>
+                <w:szCs w:val="28"/>
+              </w:rPr>
+              <w:t>) отображаются только заказы со статусом «Доставлен»</w:t>
             </w:r>
             <w:r>
               <w:rPr>
@@ -4331,6 +4319,461 @@
                 <w:szCs w:val="28"/>
               </w:rPr>
               <w:t xml:space="preserve"> заказы в статусах «Ожидает принятия», «В работе», «Готовится»  в отчёт не попадают</w:t>
+            </w:r>
+          </w:p>
+        </w:tc>
+      </w:tr>
+      <w:tr>
+        <w:tc>
+          <w:tcPr>
+            <w:tcW w:w="4508" w:type="dxa"/>
+          </w:tcPr>
+          <w:p>
+            <w:pPr>
+              <w:rPr>
+                <w:rFonts w:ascii="Times New Roman" w:hAnsi="Times New Roman" w:cs="Times New Roman"/>
+                <w:sz w:val="28"/>
+                <w:szCs w:val="28"/>
+              </w:rPr>
+            </w:pPr>
+            <w:r>
+              <w:rPr>
+                <w:rFonts w:ascii="Times New Roman" w:hAnsi="Times New Roman" w:cs="Times New Roman"/>
+                <w:sz w:val="28"/>
+                <w:szCs w:val="28"/>
+              </w:rPr>
+              <w:t>Повар должен видеть</w:t>
+            </w:r>
+            <w:r>
+              <w:rPr>
+                <w:rFonts w:ascii="Times New Roman" w:hAnsi="Times New Roman" w:cs="Times New Roman"/>
+                <w:sz w:val="28"/>
+                <w:szCs w:val="28"/>
+              </w:rPr>
+              <w:t xml:space="preserve"> срочные и просроченные заказы на экране повара</w:t>
+            </w:r>
+          </w:p>
+        </w:tc>
+        <w:tc>
+          <w:tcPr>
+            <w:tcW w:w="4508" w:type="dxa"/>
+          </w:tcPr>
+          <w:p>
+            <w:pPr>
+              <w:rPr>
+                <w:rFonts w:ascii="Times New Roman" w:hAnsi="Times New Roman" w:cs="Times New Roman"/>
+                <w:sz w:val="28"/>
+                <w:szCs w:val="28"/>
+              </w:rPr>
+            </w:pPr>
+            <w:r>
+              <w:rPr>
+                <w:rFonts w:ascii="Times New Roman" w:hAnsi="Times New Roman" w:cs="Times New Roman"/>
+                <w:sz w:val="28"/>
+                <w:szCs w:val="28"/>
+              </w:rPr>
+              <w:t xml:space="preserve">При превышении планового времени приготовления карточка заказа на экране повара </w:t>
+            </w:r>
+            <w:r>
+              <w:rPr>
+                <w:rFonts w:ascii="Times New Roman" w:hAnsi="Times New Roman" w:cs="Times New Roman"/>
+                <w:sz w:val="28"/>
+                <w:szCs w:val="28"/>
+              </w:rPr>
+              <w:t>должна подсвечиваться</w:t>
+            </w:r>
+            <w:r>
+              <w:rPr>
+                <w:rFonts w:ascii="Times New Roman" w:hAnsi="Times New Roman" w:cs="Times New Roman"/>
+                <w:sz w:val="28"/>
+                <w:szCs w:val="28"/>
+              </w:rPr>
+              <w:t xml:space="preserve"> красным цветом и перемещается в начало списка. В карточке </w:t>
+            </w:r>
+            <w:r>
+              <w:rPr>
+                <w:rFonts w:ascii="Times New Roman" w:hAnsi="Times New Roman" w:cs="Times New Roman"/>
+                <w:sz w:val="28"/>
+                <w:szCs w:val="28"/>
+              </w:rPr>
+              <w:t>должен отображаться</w:t>
+            </w:r>
+            <w:r>
+              <w:rPr>
+                <w:rFonts w:ascii="Times New Roman" w:hAnsi="Times New Roman" w:cs="Times New Roman"/>
+                <w:sz w:val="28"/>
+                <w:szCs w:val="28"/>
+              </w:rPr>
+              <w:t xml:space="preserve"> таймер обратного отсчёта.</w:t>
+            </w:r>
+          </w:p>
+        </w:tc>
+      </w:tr>
+      <w:tr>
+        <w:tc>
+          <w:tcPr>
+            <w:tcW w:w="4508" w:type="dxa"/>
+          </w:tcPr>
+          <w:p>
+            <w:pPr>
+              <w:rPr>
+                <w:rFonts w:ascii="Times New Roman" w:hAnsi="Times New Roman" w:cs="Times New Roman"/>
+                <w:sz w:val="28"/>
+                <w:szCs w:val="28"/>
+              </w:rPr>
+            </w:pPr>
+            <w:r>
+              <w:rPr>
+                <w:rFonts w:ascii="Times New Roman" w:hAnsi="Times New Roman" w:cs="Times New Roman"/>
+                <w:sz w:val="28"/>
+                <w:szCs w:val="28"/>
+              </w:rPr>
+              <w:t>Курьер должен иметь возможность управлять статусом рабочей смены</w:t>
+            </w:r>
+          </w:p>
+        </w:tc>
+        <w:tc>
+          <w:tcPr>
+            <w:tcW w:w="4508" w:type="dxa"/>
+          </w:tcPr>
+          <w:p>
+            <w:pPr>
+              <w:rPr>
+                <w:rFonts w:ascii="Times New Roman" w:hAnsi="Times New Roman" w:cs="Times New Roman"/>
+                <w:sz w:val="28"/>
+                <w:szCs w:val="28"/>
+              </w:rPr>
+            </w:pPr>
+            <w:r>
+              <w:rPr>
+                <w:rFonts w:ascii="Times New Roman" w:hAnsi="Times New Roman" w:cs="Times New Roman"/>
+                <w:sz w:val="28"/>
+                <w:szCs w:val="28"/>
+              </w:rPr>
+              <w:t>Курьер должен иметь возможность начать или завершить смену, а также приостановить смену на экране курьера</w:t>
+            </w:r>
+          </w:p>
+        </w:tc>
+      </w:tr>
+      <w:tr>
+        <w:tc>
+          <w:tcPr>
+            <w:tcW w:w="4508" w:type="dxa"/>
+          </w:tcPr>
+          <w:p>
+            <w:pPr>
+              <w:rPr>
+                <w:rFonts w:ascii="Times New Roman" w:hAnsi="Times New Roman" w:cs="Times New Roman"/>
+                <w:sz w:val="28"/>
+                <w:szCs w:val="28"/>
+              </w:rPr>
+            </w:pPr>
+            <w:r>
+              <w:rPr>
+                <w:rFonts w:ascii="Times New Roman" w:hAnsi="Times New Roman" w:cs="Times New Roman"/>
+                <w:sz w:val="28"/>
+                <w:szCs w:val="28"/>
+              </w:rPr>
+              <w:lastRenderedPageBreak/>
+              <w:t>Курьер должен иметь возможность просматривать историю выполненных заказов и заработок</w:t>
+            </w:r>
+          </w:p>
+        </w:tc>
+        <w:tc>
+          <w:tcPr>
+            <w:tcW w:w="4508" w:type="dxa"/>
+          </w:tcPr>
+          <w:p>
+            <w:pPr>
+              <w:rPr>
+                <w:rFonts w:ascii="Times New Roman" w:hAnsi="Times New Roman" w:cs="Times New Roman"/>
+                <w:sz w:val="28"/>
+                <w:szCs w:val="28"/>
+              </w:rPr>
+            </w:pPr>
+            <w:r>
+              <w:rPr>
+                <w:rFonts w:ascii="Times New Roman" w:hAnsi="Times New Roman" w:cs="Times New Roman"/>
+                <w:sz w:val="28"/>
+                <w:szCs w:val="28"/>
+              </w:rPr>
+              <w:t>В модуле курьера должна быть возможность просмотра истории выполненных заказов и заработка</w:t>
+            </w:r>
+          </w:p>
+        </w:tc>
+      </w:tr>
+      <w:tr>
+        <w:tc>
+          <w:tcPr>
+            <w:tcW w:w="4508" w:type="dxa"/>
+          </w:tcPr>
+          <w:p>
+            <w:pPr>
+              <w:rPr>
+                <w:rFonts w:ascii="Times New Roman" w:hAnsi="Times New Roman" w:cs="Times New Roman"/>
+                <w:sz w:val="28"/>
+                <w:szCs w:val="28"/>
+              </w:rPr>
+            </w:pPr>
+            <w:r>
+              <w:rPr>
+                <w:rFonts w:ascii="Times New Roman" w:hAnsi="Times New Roman" w:cs="Times New Roman"/>
+                <w:sz w:val="28"/>
+                <w:szCs w:val="28"/>
+              </w:rPr>
+              <w:t xml:space="preserve">Курьер должен иметь возможность видеть адрес доставки и отслеживать маршрут с помощью интерактивной карты. </w:t>
+            </w:r>
+          </w:p>
+        </w:tc>
+        <w:tc>
+          <w:tcPr>
+            <w:tcW w:w="4508" w:type="dxa"/>
+          </w:tcPr>
+          <w:p>
+            <w:pPr>
+              <w:rPr>
+                <w:rFonts w:ascii="Times New Roman" w:hAnsi="Times New Roman" w:cs="Times New Roman"/>
+                <w:sz w:val="28"/>
+                <w:szCs w:val="28"/>
+              </w:rPr>
+            </w:pPr>
+            <w:r>
+              <w:rPr>
+                <w:rFonts w:ascii="Times New Roman" w:hAnsi="Times New Roman" w:cs="Times New Roman"/>
+                <w:sz w:val="28"/>
+                <w:szCs w:val="28"/>
+              </w:rPr>
+              <w:t>При выполнении заказа на экране курьера должна отображаться карта, на которой курьер сможет отслеживать адрес доставки и своё местоположение в реальном времени</w:t>
+            </w:r>
+          </w:p>
+        </w:tc>
+      </w:tr>
+      <w:tr>
+        <w:tc>
+          <w:tcPr>
+            <w:tcW w:w="4508" w:type="dxa"/>
+          </w:tcPr>
+          <w:p>
+            <w:pPr>
+              <w:rPr>
+                <w:rFonts w:ascii="Times New Roman" w:hAnsi="Times New Roman" w:cs="Times New Roman"/>
+                <w:sz w:val="28"/>
+                <w:szCs w:val="28"/>
+              </w:rPr>
+            </w:pPr>
+            <w:r>
+              <w:rPr>
+                <w:rFonts w:ascii="Times New Roman" w:hAnsi="Times New Roman" w:cs="Times New Roman"/>
+                <w:sz w:val="28"/>
+                <w:szCs w:val="28"/>
+              </w:rPr>
+              <w:t>Администратор должен иметь возможность управления учётными записями сотрудников</w:t>
+            </w:r>
+          </w:p>
+        </w:tc>
+        <w:tc>
+          <w:tcPr>
+            <w:tcW w:w="4508" w:type="dxa"/>
+          </w:tcPr>
+          <w:p>
+            <w:pPr>
+              <w:rPr>
+                <w:rFonts w:ascii="Times New Roman" w:hAnsi="Times New Roman" w:cs="Times New Roman"/>
+                <w:sz w:val="28"/>
+                <w:szCs w:val="28"/>
+              </w:rPr>
+            </w:pPr>
+            <w:r>
+              <w:rPr>
+                <w:rFonts w:ascii="Times New Roman" w:hAnsi="Times New Roman" w:cs="Times New Roman"/>
+                <w:sz w:val="28"/>
+                <w:szCs w:val="28"/>
+              </w:rPr>
+              <w:t>В модуле администратора должно быть предусмотрено окно, в котором администратор сможет добавлять, удалять и изменять данные сотрудников</w:t>
+            </w:r>
+          </w:p>
+        </w:tc>
+      </w:tr>
+      <w:tr>
+        <w:tc>
+          <w:tcPr>
+            <w:tcW w:w="4508" w:type="dxa"/>
+          </w:tcPr>
+          <w:p>
+            <w:pPr>
+              <w:rPr>
+                <w:rFonts w:ascii="Times New Roman" w:hAnsi="Times New Roman" w:cs="Times New Roman"/>
+                <w:sz w:val="28"/>
+                <w:szCs w:val="28"/>
+              </w:rPr>
+            </w:pPr>
+            <w:r>
+              <w:rPr>
+                <w:rFonts w:ascii="Times New Roman" w:hAnsi="Times New Roman" w:cs="Times New Roman"/>
+                <w:sz w:val="28"/>
+                <w:szCs w:val="28"/>
+              </w:rPr>
+              <w:t>Администратор должен иметь возможность управлять меню</w:t>
+            </w:r>
+          </w:p>
+        </w:tc>
+        <w:tc>
+          <w:tcPr>
+            <w:tcW w:w="4508" w:type="dxa"/>
+          </w:tcPr>
+          <w:p>
+            <w:pPr>
+              <w:rPr>
+                <w:rFonts w:ascii="Times New Roman" w:hAnsi="Times New Roman" w:cs="Times New Roman"/>
+                <w:sz w:val="28"/>
+                <w:szCs w:val="28"/>
+              </w:rPr>
+            </w:pPr>
+            <w:r>
+              <w:rPr>
+                <w:rFonts w:ascii="Times New Roman" w:hAnsi="Times New Roman" w:cs="Times New Roman"/>
+                <w:sz w:val="28"/>
+                <w:szCs w:val="28"/>
+              </w:rPr>
+              <w:t>В модуле администратора должно быть предусмотрено окно, в котором администратор сможет добавлять или удалять блюда из меню, а также изменять данные о блюдах.</w:t>
+            </w:r>
+          </w:p>
+        </w:tc>
+      </w:tr>
+      <w:tr>
+        <w:tc>
+          <w:tcPr>
+            <w:tcW w:w="4508" w:type="dxa"/>
+          </w:tcPr>
+          <w:p>
+            <w:pPr>
+              <w:rPr>
+                <w:rFonts w:ascii="Times New Roman" w:hAnsi="Times New Roman" w:cs="Times New Roman"/>
+                <w:sz w:val="28"/>
+                <w:szCs w:val="28"/>
+              </w:rPr>
+            </w:pPr>
+            <w:r>
+              <w:rPr>
+                <w:rFonts w:ascii="Times New Roman" w:hAnsi="Times New Roman" w:cs="Times New Roman"/>
+                <w:sz w:val="28"/>
+                <w:szCs w:val="28"/>
+              </w:rPr>
+              <w:t>Клиент должен иметь возможность просмотреть блюда в меню и данные об этих блюдах</w:t>
+            </w:r>
+          </w:p>
+        </w:tc>
+        <w:tc>
+          <w:tcPr>
+            <w:tcW w:w="4508" w:type="dxa"/>
+          </w:tcPr>
+          <w:p>
+            <w:pPr>
+              <w:rPr>
+                <w:rFonts w:ascii="Times New Roman" w:hAnsi="Times New Roman" w:cs="Times New Roman"/>
+                <w:sz w:val="28"/>
+                <w:szCs w:val="28"/>
+              </w:rPr>
+            </w:pPr>
+            <w:r>
+              <w:rPr>
+                <w:rFonts w:ascii="Times New Roman" w:hAnsi="Times New Roman" w:cs="Times New Roman"/>
+                <w:sz w:val="28"/>
+                <w:szCs w:val="28"/>
+              </w:rPr>
+              <w:t>В модуле клиента должно быть предусмотрено окно, в котором отображаются блюда. При нажатии на блюдо должен происходить переход к окну блюда, в котором будет вся информация о нём.</w:t>
+            </w:r>
+          </w:p>
+        </w:tc>
+      </w:tr>
+      <w:tr>
+        <w:tc>
+          <w:tcPr>
+            <w:tcW w:w="4508" w:type="dxa"/>
+          </w:tcPr>
+          <w:p>
+            <w:pPr>
+              <w:rPr>
+                <w:rFonts w:ascii="Times New Roman" w:hAnsi="Times New Roman" w:cs="Times New Roman"/>
+                <w:sz w:val="28"/>
+                <w:szCs w:val="28"/>
+              </w:rPr>
+            </w:pPr>
+            <w:r>
+              <w:rPr>
+                <w:rFonts w:ascii="Times New Roman" w:hAnsi="Times New Roman" w:cs="Times New Roman"/>
+                <w:sz w:val="28"/>
+                <w:szCs w:val="28"/>
+              </w:rPr>
+              <w:t>Клиент должен иметь возможность формировать заказ и оплачивать его онлайн</w:t>
+            </w:r>
+          </w:p>
+        </w:tc>
+        <w:tc>
+          <w:tcPr>
+            <w:tcW w:w="4508" w:type="dxa"/>
+          </w:tcPr>
+          <w:p>
+            <w:pPr>
+              <w:rPr>
+                <w:rFonts w:ascii="Times New Roman" w:hAnsi="Times New Roman" w:cs="Times New Roman"/>
+                <w:sz w:val="28"/>
+                <w:szCs w:val="28"/>
+              </w:rPr>
+            </w:pPr>
+            <w:r>
+              <w:rPr>
+                <w:rFonts w:ascii="Times New Roman" w:hAnsi="Times New Roman" w:cs="Times New Roman"/>
+                <w:sz w:val="28"/>
+                <w:szCs w:val="28"/>
+              </w:rPr>
+              <w:t>Клиент должен иметь возможность заносить блюда из меню в заказ, указывать данные заказа и оплачивать заказ онлайн</w:t>
+            </w:r>
+          </w:p>
+        </w:tc>
+      </w:tr>
+      <w:tr>
+        <w:tc>
+          <w:tcPr>
+            <w:tcW w:w="4508" w:type="dxa"/>
+          </w:tcPr>
+          <w:p>
+            <w:pPr>
+              <w:rPr>
+                <w:rFonts w:ascii="Times New Roman" w:hAnsi="Times New Roman" w:cs="Times New Roman"/>
+                <w:sz w:val="28"/>
+                <w:szCs w:val="28"/>
+              </w:rPr>
+            </w:pPr>
+            <w:r>
+              <w:rPr>
+                <w:rFonts w:ascii="Times New Roman" w:hAnsi="Times New Roman" w:cs="Times New Roman"/>
+                <w:sz w:val="28"/>
+                <w:szCs w:val="28"/>
+              </w:rPr>
+              <w:t>Администратор должен иметь возможность настраивать параметры доставки</w:t>
+            </w:r>
+          </w:p>
+        </w:tc>
+        <w:tc>
+          <w:tcPr>
+            <w:tcW w:w="4508" w:type="dxa"/>
+          </w:tcPr>
+          <w:p>
+            <w:pPr>
+              <w:rPr>
+                <w:rFonts w:ascii="Times New Roman" w:hAnsi="Times New Roman" w:cs="Times New Roman"/>
+                <w:sz w:val="28"/>
+                <w:szCs w:val="28"/>
+              </w:rPr>
+            </w:pPr>
+            <w:r>
+              <w:rPr>
+                <w:rFonts w:ascii="Times New Roman" w:hAnsi="Times New Roman" w:cs="Times New Roman"/>
+                <w:sz w:val="28"/>
+                <w:szCs w:val="28"/>
+              </w:rPr>
+              <w:t>Администратор должен иметь возможность изменя минимальную стоимость заказа, чтобы сделать заказ рентабельным</w:t>
             </w:r>
           </w:p>
         </w:tc>
